--- a/06-转换电路/01-模数转换ADC/Sigma-Delta型ADC电路/Sigma-Delta型ADC电路.docx
+++ b/06-转换电路/01-模数转换ADC/Sigma-Delta型ADC电路/Sigma-Delta型ADC电路.docx
@@ -2738,6 +2738,20 @@
     </w:p>
     <w:bookmarkEnd w:id="26"/>
     <w:bookmarkEnd w:id="27"/>
+    <w:p>
+      <w:pPr>
+        <w:spacing w:before="360"/>
+        <w:jc w:val="center"/>
+      </w:pPr>
+      <w:r>
+        <w:rPr>
+          <w:rFonts w:ascii="Times New Roman" w:hAnsi="Times New Roman"/>
+          <w:color w:val="555555"/>
+          <w:sz w:val="21"/>
+        </w:rPr>
+        <w:t>材料收集者：杜文杰</w:t>
+      </w:r>
+    </w:p>
     <w:sectPr>
       <w:headerReference r:id="rId9" w:type="default"/>
       <w:footerReference r:id="rId10" w:type="default"/>

--- a/06-转换电路/01-模数转换ADC/Sigma-Delta型ADC电路/Sigma-Delta型ADC电路.docx
+++ b/06-转换电路/01-模数转换ADC/Sigma-Delta型ADC电路/Sigma-Delta型ADC电路.docx
@@ -1,6 +1,6 @@
 
 <file path=word/document.xml><?xml version="1.0" encoding="utf-8"?>
-<w:document xmlns:w="http://schemas.openxmlformats.org/wordprocessingml/2006/main" xmlns:m="http://schemas.openxmlformats.org/officeDocument/2006/math" xmlns:r="http://schemas.openxmlformats.org/officeDocument/2006/relationships" xmlns:o="urn:schemas-microsoft-com:office:office" xmlns:v="urn:schemas-microsoft-com:vml" xmlns:w10="urn:schemas-microsoft-com:office:word" xmlns:a="http://schemas.openxmlformats.org/drawingml/2006/main" xmlns:pic="http://schemas.openxmlformats.org/drawingml/2006/picture" xmlns:wp="http://schemas.openxmlformats.org/drawingml/2006/wordprocessingDrawing">
+<w:document xmlns:m="http://schemas.openxmlformats.org/officeDocument/2006/math" xmlns:r="http://schemas.openxmlformats.org/officeDocument/2006/relationships" xmlns:w="http://schemas.openxmlformats.org/wordprocessingml/2006/main" xmlns:o="urn:schemas-microsoft-com:office:office" xmlns:v="urn:schemas-microsoft-com:vml" xmlns:w10="urn:schemas-microsoft-com:office:word" xmlns:a="http://schemas.openxmlformats.org/drawingml/2006/main" xmlns:pic="http://schemas.openxmlformats.org/drawingml/2006/picture" xmlns:wp="http://schemas.openxmlformats.org/drawingml/2006/wordprocessingDrawing">
   <w:body>
     <w:bookmarkStart w:id="27" w:name="σ-δ-型-adc-电路"/>
     <w:p>
@@ -8,20 +8,26 @@
         <w:pStyle w:val="Heading1"/>
       </w:pPr>
       <w:r>
+        <w:rPr>
+          <w:rFonts w:eastAsia="黑体"/>
+        </w:rPr>
         <w:t xml:space="preserve">Σ-Δ </w:t>
       </w:r>
       <w:r>
         <w:rPr>
-          <w:rFonts w:hint="eastAsia"/>
+          <w:rFonts w:hint="eastAsia" w:eastAsia="黑体"/>
         </w:rPr>
         <w:t xml:space="preserve">型</w:t>
       </w:r>
       <w:r>
+        <w:rPr>
+          <w:rFonts w:eastAsia="黑体"/>
+        </w:rPr>
         <w:t xml:space="preserve"> ADC </w:t>
       </w:r>
       <w:r>
         <w:rPr>
-          <w:rFonts w:hint="eastAsia"/>
+          <w:rFonts w:hint="eastAsia" w:eastAsia="黑体"/>
         </w:rPr>
         <w:t xml:space="preserve">电路</w:t>
       </w:r>
@@ -33,7 +39,7 @@
       </w:pPr>
       <w:r>
         <w:rPr>
-          <w:rFonts w:hint="eastAsia"/>
+          <w:rFonts w:hint="eastAsia" w:eastAsia="黑体"/>
         </w:rPr>
         <w:t xml:space="preserve">拓扑描述</w:t>
       </w:r>
@@ -44,16 +50,19 @@
       </w:pPr>
       <w:r>
         <w:rPr>
-          <w:rFonts w:hint="eastAsia"/>
+          <w:rFonts w:hint="eastAsia" w:eastAsia="黑体"/>
         </w:rPr>
         <w:t xml:space="preserve">由</w:t>
       </w:r>
       <w:r>
+        <w:rPr>
+          <w:rFonts w:eastAsia="黑体"/>
+        </w:rPr>
         <w:t xml:space="preserve"> </w:t>
       </w:r>
       <w:r>
         <w:rPr>
-          <w:rFonts w:hint="eastAsia"/>
+          <w:rFonts w:hint="eastAsia" w:eastAsia="黑体"/>
           <w:b/>
           <w:bCs/>
         </w:rPr>
@@ -61,17 +70,21 @@
       </w:r>
       <w:r>
         <w:rPr>
+          <w:rFonts w:eastAsia="黑体"/>
           <w:b/>
           <w:bCs/>
         </w:rPr>
         <w:t xml:space="preserve"> D1</w:t>
       </w:r>
       <w:r>
+        <w:rPr>
+          <w:rFonts w:eastAsia="黑体"/>
+        </w:rPr>
         <w:t xml:space="preserve">、</w:t>
       </w:r>
       <w:r>
         <w:rPr>
-          <w:rFonts w:hint="eastAsia"/>
+          <w:rFonts w:hint="eastAsia" w:eastAsia="黑体"/>
           <w:b/>
           <w:bCs/>
         </w:rPr>
@@ -79,16 +92,21 @@
       </w:r>
       <w:r>
         <w:rPr>
+          <w:rFonts w:eastAsia="黑体"/>
           <w:b/>
           <w:bCs/>
         </w:rPr>
         <w:t xml:space="preserve"> A1</w:t>
       </w:r>
       <w:r>
+        <w:rPr>
+          <w:rFonts w:eastAsia="黑体"/>
+        </w:rPr>
         <w:t xml:space="preserve">、</w:t>
       </w:r>
       <w:r>
         <w:rPr>
+          <w:rFonts w:eastAsia="黑体"/>
           <w:b/>
           <w:bCs/>
         </w:rPr>
@@ -96,7 +114,7 @@
       </w:r>
       <w:r>
         <w:rPr>
-          <w:rFonts w:hint="eastAsia"/>
+          <w:rFonts w:hint="eastAsia" w:eastAsia="黑体"/>
           <w:b/>
           <w:bCs/>
         </w:rPr>
@@ -104,16 +122,21 @@
       </w:r>
       <w:r>
         <w:rPr>
+          <w:rFonts w:eastAsia="黑体"/>
           <w:b/>
           <w:bCs/>
         </w:rPr>
         <w:t xml:space="preserve"> Q1</w:t>
       </w:r>
       <w:r>
+        <w:rPr>
+          <w:rFonts w:eastAsia="黑体"/>
+        </w:rPr>
         <w:t xml:space="preserve">、</w:t>
       </w:r>
       <w:r>
         <w:rPr>
+          <w:rFonts w:eastAsia="黑体"/>
           <w:b/>
           <w:bCs/>
         </w:rPr>
@@ -121,7 +144,7 @@
       </w:r>
       <w:r>
         <w:rPr>
-          <w:rFonts w:hint="eastAsia"/>
+          <w:rFonts w:hint="eastAsia" w:eastAsia="黑体"/>
           <w:b/>
           <w:bCs/>
         </w:rPr>
@@ -129,6 +152,7 @@
       </w:r>
       <w:r>
         <w:rPr>
+          <w:rFonts w:eastAsia="黑体"/>
           <w:b/>
           <w:bCs/>
         </w:rPr>
@@ -136,27 +160,33 @@
       </w:r>
       <w:r>
         <w:rPr>
-          <w:rFonts w:hint="eastAsia"/>
+          <w:rFonts w:hint="eastAsia" w:eastAsia="黑体"/>
           <w:b/>
           <w:bCs/>
         </w:rPr>
         <w:t xml:space="preserve">DAC（DAC1）</w:t>
       </w:r>
       <w:r>
+        <w:rPr>
+          <w:rFonts w:eastAsia="黑体"/>
+        </w:rPr>
         <w:t xml:space="preserve"> </w:t>
       </w:r>
       <w:r>
         <w:rPr>
-          <w:rFonts w:hint="eastAsia"/>
+          <w:rFonts w:hint="eastAsia" w:eastAsia="黑体"/>
         </w:rPr>
         <w:t xml:space="preserve">与</w:t>
       </w:r>
       <w:r>
+        <w:rPr>
+          <w:rFonts w:eastAsia="黑体"/>
+        </w:rPr>
         <w:t xml:space="preserve"> </w:t>
       </w:r>
       <w:r>
         <w:rPr>
-          <w:rFonts w:hint="eastAsia"/>
+          <w:rFonts w:hint="eastAsia" w:eastAsia="黑体"/>
           <w:b/>
           <w:bCs/>
         </w:rPr>
@@ -164,32 +194,39 @@
       </w:r>
       <w:r>
         <w:rPr>
+          <w:rFonts w:eastAsia="黑体"/>
           <w:b/>
           <w:bCs/>
         </w:rPr>
         <w:t xml:space="preserve"> DF1</w:t>
       </w:r>
       <w:r>
+        <w:rPr>
+          <w:rFonts w:eastAsia="黑体"/>
+        </w:rPr>
         <w:t xml:space="preserve"> </w:t>
       </w:r>
       <w:r>
         <w:rPr>
-          <w:rFonts w:hint="eastAsia"/>
+          <w:rFonts w:hint="eastAsia" w:eastAsia="黑体"/>
         </w:rPr>
         <w:t xml:space="preserve">组成。电路共有</w:t>
       </w:r>
       <w:r>
+        <w:rPr>
+          <w:rFonts w:eastAsia="黑体"/>
+        </w:rPr>
         <w:t xml:space="preserve"> 6 </w:t>
       </w:r>
       <w:r>
         <w:rPr>
-          <w:rFonts w:hint="eastAsia"/>
+          <w:rFonts w:hint="eastAsia" w:eastAsia="黑体"/>
         </w:rPr>
         <w:t xml:space="preserve">个关键节点：</w:t>
       </w:r>
       <w:r>
         <w:rPr>
-          <w:rFonts w:hint="eastAsia"/>
+          <w:rFonts w:hint="eastAsia" w:eastAsia="黑体"/>
           <w:b/>
           <w:bCs/>
         </w:rPr>
@@ -197,6 +234,7 @@
       </w:r>
       <w:r>
         <w:rPr>
+          <w:rFonts w:eastAsia="黑体"/>
           <w:b/>
           <w:bCs/>
         </w:rPr>
@@ -204,7 +242,7 @@
       </w:r>
       <w:r>
         <w:rPr>
-          <w:rFonts w:hint="eastAsia"/>
+          <w:rFonts w:hint="eastAsia" w:eastAsia="黑体"/>
           <w:b/>
           <w:bCs/>
         </w:rPr>
@@ -212,11 +250,14 @@
       </w:r>
       <w:r>
         <w:rPr>
-          <w:rFonts w:hint="eastAsia"/>
+          <w:rFonts w:hint="eastAsia" w:eastAsia="黑体"/>
         </w:rPr>
         <w:t xml:space="preserve">（模拟输入</w:t>
       </w:r>
       <w:r>
+        <w:rPr>
+          <w:rFonts w:eastAsia="黑体"/>
+        </w:rPr>
         <w:t xml:space="preserve"> </w:t>
       </w:r>
       <m:oMath>
@@ -237,35 +278,44 @@
         </m:sSub>
       </m:oMath>
       <w:r>
+        <w:rPr>
+          <w:rFonts w:eastAsia="黑体"/>
+        </w:rPr>
         <w:t xml:space="preserve"> </w:t>
       </w:r>
       <w:r>
         <w:rPr>
-          <w:rFonts w:hint="eastAsia"/>
+          <w:rFonts w:hint="eastAsia" w:eastAsia="黑体"/>
         </w:rPr>
         <w:t xml:space="preserve">接</w:t>
       </w:r>
       <w:r>
+        <w:rPr>
+          <w:rFonts w:eastAsia="黑体"/>
+        </w:rPr>
         <w:t xml:space="preserve"> D1 </w:t>
       </w:r>
       <w:r>
         <w:rPr>
-          <w:rFonts w:hint="eastAsia"/>
+          <w:rFonts w:hint="eastAsia" w:eastAsia="黑体"/>
         </w:rPr>
         <w:t xml:space="preserve">的同相输入</w:t>
       </w:r>
       <w:r>
+        <w:rPr>
+          <w:rFonts w:eastAsia="黑体"/>
+        </w:rPr>
         <w:t xml:space="preserve"> </w:t>
       </w:r>
       <w:r>
         <w:rPr>
-          <w:rFonts w:hint="eastAsia"/>
+          <w:rFonts w:hint="eastAsia" w:eastAsia="黑体"/>
         </w:rPr>
         <w:t xml:space="preserve">IN+）；</w:t>
       </w:r>
       <w:r>
         <w:rPr>
-          <w:rFonts w:hint="eastAsia"/>
+          <w:rFonts w:hint="eastAsia" w:eastAsia="黑体"/>
           <w:b/>
           <w:bCs/>
         </w:rPr>
@@ -273,6 +323,7 @@
       </w:r>
       <w:r>
         <w:rPr>
+          <w:rFonts w:eastAsia="黑体"/>
           <w:b/>
           <w:bCs/>
         </w:rPr>
@@ -280,7 +331,7 @@
       </w:r>
       <w:r>
         <w:rPr>
-          <w:rFonts w:hint="eastAsia"/>
+          <w:rFonts w:hint="eastAsia" w:eastAsia="黑体"/>
           <w:b/>
           <w:bCs/>
         </w:rPr>
@@ -288,49 +339,61 @@
       </w:r>
       <w:r>
         <w:rPr>
-          <w:rFonts w:hint="eastAsia"/>
+          <w:rFonts w:hint="eastAsia" w:eastAsia="黑体"/>
         </w:rPr>
         <w:t xml:space="preserve">（D1</w:t>
       </w:r>
       <w:r>
+        <w:rPr>
+          <w:rFonts w:eastAsia="黑体"/>
+        </w:rPr>
         <w:t xml:space="preserve"> </w:t>
       </w:r>
       <w:r>
         <w:rPr>
-          <w:rFonts w:hint="eastAsia"/>
+          <w:rFonts w:hint="eastAsia" w:eastAsia="黑体"/>
         </w:rPr>
         <w:t xml:space="preserve">的输出</w:t>
       </w:r>
       <w:r>
+        <w:rPr>
+          <w:rFonts w:eastAsia="黑体"/>
+        </w:rPr>
         <w:t xml:space="preserve"> OUT </w:t>
       </w:r>
       <w:r>
         <w:rPr>
-          <w:rFonts w:hint="eastAsia"/>
+          <w:rFonts w:hint="eastAsia" w:eastAsia="黑体"/>
         </w:rPr>
         <w:t xml:space="preserve">接</w:t>
       </w:r>
       <w:r>
+        <w:rPr>
+          <w:rFonts w:eastAsia="黑体"/>
+        </w:rPr>
         <w:t xml:space="preserve"> A1 </w:t>
       </w:r>
       <w:r>
         <w:rPr>
-          <w:rFonts w:hint="eastAsia"/>
+          <w:rFonts w:hint="eastAsia" w:eastAsia="黑体"/>
         </w:rPr>
         <w:t xml:space="preserve">的反相输入</w:t>
       </w:r>
       <w:r>
+        <w:rPr>
+          <w:rFonts w:eastAsia="黑体"/>
+        </w:rPr>
         <w:t xml:space="preserve"> </w:t>
       </w:r>
       <w:r>
         <w:rPr>
-          <w:rFonts w:hint="eastAsia"/>
+          <w:rFonts w:hint="eastAsia" w:eastAsia="黑体"/>
         </w:rPr>
         <w:t xml:space="preserve">IN−，输入与反馈在此相减得误差）；</w:t>
       </w:r>
       <w:r>
         <w:rPr>
-          <w:rFonts w:hint="eastAsia"/>
+          <w:rFonts w:hint="eastAsia" w:eastAsia="黑体"/>
           <w:b/>
           <w:bCs/>
         </w:rPr>
@@ -338,6 +401,7 @@
       </w:r>
       <w:r>
         <w:rPr>
+          <w:rFonts w:eastAsia="黑体"/>
           <w:b/>
           <w:bCs/>
         </w:rPr>
@@ -345,7 +409,7 @@
       </w:r>
       <w:r>
         <w:rPr>
-          <w:rFonts w:hint="eastAsia"/>
+          <w:rFonts w:hint="eastAsia" w:eastAsia="黑体"/>
           <w:b/>
           <w:bCs/>
         </w:rPr>
@@ -353,49 +417,61 @@
       </w:r>
       <w:r>
         <w:rPr>
-          <w:rFonts w:hint="eastAsia"/>
+          <w:rFonts w:hint="eastAsia" w:eastAsia="黑体"/>
         </w:rPr>
         <w:t xml:space="preserve">（A1</w:t>
       </w:r>
       <w:r>
+        <w:rPr>
+          <w:rFonts w:eastAsia="黑体"/>
+        </w:rPr>
         <w:t xml:space="preserve"> </w:t>
       </w:r>
       <w:r>
         <w:rPr>
-          <w:rFonts w:hint="eastAsia"/>
+          <w:rFonts w:hint="eastAsia" w:eastAsia="黑体"/>
         </w:rPr>
         <w:t xml:space="preserve">的输出</w:t>
       </w:r>
       <w:r>
+        <w:rPr>
+          <w:rFonts w:eastAsia="黑体"/>
+        </w:rPr>
         <w:t xml:space="preserve"> OUT </w:t>
       </w:r>
       <w:r>
         <w:rPr>
-          <w:rFonts w:hint="eastAsia"/>
+          <w:rFonts w:hint="eastAsia" w:eastAsia="黑体"/>
         </w:rPr>
         <w:t xml:space="preserve">接</w:t>
       </w:r>
       <w:r>
+        <w:rPr>
+          <w:rFonts w:eastAsia="黑体"/>
+        </w:rPr>
         <w:t xml:space="preserve"> Q1 </w:t>
       </w:r>
       <w:r>
         <w:rPr>
-          <w:rFonts w:hint="eastAsia"/>
+          <w:rFonts w:hint="eastAsia" w:eastAsia="黑体"/>
         </w:rPr>
         <w:t xml:space="preserve">的同相输入</w:t>
       </w:r>
       <w:r>
+        <w:rPr>
+          <w:rFonts w:eastAsia="黑体"/>
+        </w:rPr>
         <w:t xml:space="preserve"> </w:t>
       </w:r>
       <w:r>
         <w:rPr>
-          <w:rFonts w:hint="eastAsia"/>
+          <w:rFonts w:hint="eastAsia" w:eastAsia="黑体"/>
         </w:rPr>
         <w:t xml:space="preserve">IN+）；</w:t>
       </w:r>
       <w:r>
         <w:rPr>
-          <w:rFonts w:hint="eastAsia"/>
+          <w:rFonts w:hint="eastAsia" w:eastAsia="黑体"/>
           <w:b/>
           <w:bCs/>
         </w:rPr>
@@ -403,6 +479,7 @@
       </w:r>
       <w:r>
         <w:rPr>
+          <w:rFonts w:eastAsia="黑体"/>
           <w:b/>
           <w:bCs/>
         </w:rPr>
@@ -410,7 +487,7 @@
       </w:r>
       <w:r>
         <w:rPr>
-          <w:rFonts w:hint="eastAsia"/>
+          <w:rFonts w:hint="eastAsia" w:eastAsia="黑体"/>
           <w:b/>
           <w:bCs/>
         </w:rPr>
@@ -418,49 +495,61 @@
       </w:r>
       <w:r>
         <w:rPr>
-          <w:rFonts w:hint="eastAsia"/>
+          <w:rFonts w:hint="eastAsia" w:eastAsia="黑体"/>
         </w:rPr>
         <w:t xml:space="preserve">（Q1</w:t>
       </w:r>
       <w:r>
+        <w:rPr>
+          <w:rFonts w:eastAsia="黑体"/>
+        </w:rPr>
         <w:t xml:space="preserve"> </w:t>
       </w:r>
       <w:r>
         <w:rPr>
-          <w:rFonts w:hint="eastAsia"/>
+          <w:rFonts w:hint="eastAsia" w:eastAsia="黑体"/>
         </w:rPr>
         <w:t xml:space="preserve">的输出</w:t>
       </w:r>
       <w:r>
+        <w:rPr>
+          <w:rFonts w:eastAsia="黑体"/>
+        </w:rPr>
         <w:t xml:space="preserve"> OUT </w:t>
       </w:r>
       <w:r>
         <w:rPr>
-          <w:rFonts w:hint="eastAsia"/>
+          <w:rFonts w:hint="eastAsia" w:eastAsia="黑体"/>
         </w:rPr>
         <w:t xml:space="preserve">同时接</w:t>
       </w:r>
       <w:r>
+        <w:rPr>
+          <w:rFonts w:eastAsia="黑体"/>
+        </w:rPr>
         <w:t xml:space="preserve"> DAC1 </w:t>
       </w:r>
       <w:r>
         <w:rPr>
-          <w:rFonts w:hint="eastAsia"/>
+          <w:rFonts w:hint="eastAsia" w:eastAsia="黑体"/>
         </w:rPr>
         <w:t xml:space="preserve">的数字输入与</w:t>
       </w:r>
       <w:r>
+        <w:rPr>
+          <w:rFonts w:eastAsia="黑体"/>
+        </w:rPr>
         <w:t xml:space="preserve"> DF1 </w:t>
       </w:r>
       <w:r>
         <w:rPr>
-          <w:rFonts w:hint="eastAsia"/>
+          <w:rFonts w:hint="eastAsia" w:eastAsia="黑体"/>
         </w:rPr>
         <w:t xml:space="preserve">的输入）；</w:t>
       </w:r>
       <w:r>
         <w:rPr>
-          <w:rFonts w:hint="eastAsia"/>
+          <w:rFonts w:hint="eastAsia" w:eastAsia="黑体"/>
           <w:b/>
           <w:bCs/>
         </w:rPr>
@@ -468,6 +557,7 @@
       </w:r>
       <w:r>
         <w:rPr>
+          <w:rFonts w:eastAsia="黑体"/>
           <w:b/>
           <w:bCs/>
         </w:rPr>
@@ -475,7 +565,7 @@
       </w:r>
       <w:r>
         <w:rPr>
-          <w:rFonts w:hint="eastAsia"/>
+          <w:rFonts w:hint="eastAsia" w:eastAsia="黑体"/>
           <w:b/>
           <w:bCs/>
         </w:rPr>
@@ -483,40 +573,49 @@
       </w:r>
       <w:r>
         <w:rPr>
-          <w:rFonts w:hint="eastAsia"/>
+          <w:rFonts w:hint="eastAsia" w:eastAsia="黑体"/>
         </w:rPr>
         <w:t xml:space="preserve">（DAC1</w:t>
       </w:r>
       <w:r>
+        <w:rPr>
+          <w:rFonts w:eastAsia="黑体"/>
+        </w:rPr>
         <w:t xml:space="preserve"> </w:t>
       </w:r>
       <w:r>
         <w:rPr>
-          <w:rFonts w:hint="eastAsia"/>
+          <w:rFonts w:hint="eastAsia" w:eastAsia="黑体"/>
         </w:rPr>
         <w:t xml:space="preserve">的模拟输出接</w:t>
       </w:r>
       <w:r>
+        <w:rPr>
+          <w:rFonts w:eastAsia="黑体"/>
+        </w:rPr>
         <w:t xml:space="preserve"> D1 </w:t>
       </w:r>
       <w:r>
         <w:rPr>
-          <w:rFonts w:hint="eastAsia"/>
+          <w:rFonts w:hint="eastAsia" w:eastAsia="黑体"/>
         </w:rPr>
         <w:t xml:space="preserve">的反相输入</w:t>
       </w:r>
       <w:r>
+        <w:rPr>
+          <w:rFonts w:eastAsia="黑体"/>
+        </w:rPr>
         <w:t xml:space="preserve"> </w:t>
       </w:r>
       <w:r>
         <w:rPr>
-          <w:rFonts w:hint="eastAsia"/>
+          <w:rFonts w:hint="eastAsia" w:eastAsia="黑体"/>
         </w:rPr>
         <w:t xml:space="preserve">IN−）；</w:t>
       </w:r>
       <w:r>
         <w:rPr>
-          <w:rFonts w:hint="eastAsia"/>
+          <w:rFonts w:hint="eastAsia" w:eastAsia="黑体"/>
           <w:b/>
           <w:bCs/>
         </w:rPr>
@@ -524,6 +623,7 @@
       </w:r>
       <w:r>
         <w:rPr>
+          <w:rFonts w:eastAsia="黑体"/>
           <w:b/>
           <w:bCs/>
         </w:rPr>
@@ -531,7 +631,7 @@
       </w:r>
       <w:r>
         <w:rPr>
-          <w:rFonts w:hint="eastAsia"/>
+          <w:rFonts w:hint="eastAsia" w:eastAsia="黑体"/>
           <w:b/>
           <w:bCs/>
         </w:rPr>
@@ -539,20 +639,26 @@
       </w:r>
       <w:r>
         <w:rPr>
-          <w:rFonts w:hint="eastAsia"/>
+          <w:rFonts w:hint="eastAsia" w:eastAsia="黑体"/>
         </w:rPr>
         <w:t xml:space="preserve">（DF1</w:t>
       </w:r>
       <w:r>
+        <w:rPr>
+          <w:rFonts w:eastAsia="黑体"/>
+        </w:rPr>
         <w:t xml:space="preserve"> </w:t>
       </w:r>
       <w:r>
         <w:rPr>
-          <w:rFonts w:hint="eastAsia"/>
+          <w:rFonts w:hint="eastAsia" w:eastAsia="黑体"/>
         </w:rPr>
         <w:t xml:space="preserve">的输出作为电路数字输出</w:t>
       </w:r>
       <w:r>
+        <w:rPr>
+          <w:rFonts w:eastAsia="黑体"/>
+        </w:rPr>
         <w:t xml:space="preserve"> </w:t>
       </w:r>
       <m:oMath>
@@ -577,7 +683,7 @@
       </m:oMath>
       <w:r>
         <w:rPr>
-          <w:rFonts w:hint="eastAsia"/>
+          <w:rFonts w:hint="eastAsia" w:eastAsia="黑体"/>
         </w:rPr>
         <w:t xml:space="preserve">）。</w:t>
       </w:r>
@@ -586,160 +692,210 @@
       <w:pPr/>
       <w:r>
         <w:rPr>
-          <w:rFonts w:hint="eastAsia"/>
+          <w:rFonts w:hint="eastAsia" w:eastAsia="黑体"/>
         </w:rPr>
         <w:t xml:space="preserve">各管脚连接：</w:t>
       </w:r>
       <w:r>
         <w:rPr>
+          <w:rFonts w:eastAsia="黑体"/>
           <w:b/>
           <w:bCs/>
         </w:rPr>
         <w:t xml:space="preserve">D1</w:t>
       </w:r>
       <w:r>
+        <w:rPr>
+          <w:rFonts w:eastAsia="黑体"/>
+        </w:rPr>
         <w:t xml:space="preserve"> </w:t>
       </w:r>
       <w:r>
         <w:rPr>
-          <w:rFonts w:hint="eastAsia"/>
+          <w:rFonts w:hint="eastAsia" w:eastAsia="黑体"/>
         </w:rPr>
         <w:t xml:space="preserve">的</w:t>
       </w:r>
       <w:r>
+        <w:rPr>
+          <w:rFonts w:eastAsia="黑体"/>
+        </w:rPr>
         <w:t xml:space="preserve"> IN+ </w:t>
       </w:r>
       <w:r>
         <w:rPr>
-          <w:rFonts w:hint="eastAsia"/>
+          <w:rFonts w:hint="eastAsia" w:eastAsia="黑体"/>
         </w:rPr>
         <w:t xml:space="preserve">接节点①、IN−</w:t>
       </w:r>
       <w:r>
+        <w:rPr>
+          <w:rFonts w:eastAsia="黑体"/>
+        </w:rPr>
         <w:t xml:space="preserve"> </w:t>
       </w:r>
       <w:r>
         <w:rPr>
-          <w:rFonts w:hint="eastAsia"/>
+          <w:rFonts w:hint="eastAsia" w:eastAsia="黑体"/>
         </w:rPr>
         <w:t xml:space="preserve">接节点⑤、OUT</w:t>
       </w:r>
       <w:r>
+        <w:rPr>
+          <w:rFonts w:eastAsia="黑体"/>
+        </w:rPr>
         <w:t xml:space="preserve"> </w:t>
       </w:r>
       <w:r>
         <w:rPr>
-          <w:rFonts w:hint="eastAsia"/>
+          <w:rFonts w:hint="eastAsia" w:eastAsia="黑体"/>
         </w:rPr>
         <w:t xml:space="preserve">接节点②、正电源脚</w:t>
       </w:r>
       <w:r>
+        <w:rPr>
+          <w:rFonts w:eastAsia="黑体"/>
+        </w:rPr>
         <w:t xml:space="preserve"> V+ </w:t>
       </w:r>
       <w:r>
         <w:rPr>
-          <w:rFonts w:hint="eastAsia"/>
+          <w:rFonts w:hint="eastAsia" w:eastAsia="黑体"/>
         </w:rPr>
         <w:t xml:space="preserve">接</w:t>
       </w:r>
       <w:r>
+        <w:rPr>
+          <w:rFonts w:eastAsia="黑体"/>
+        </w:rPr>
         <w:t xml:space="preserve"> </w:t>
       </w:r>
       <w:r>
         <w:rPr>
-          <w:rFonts w:hint="eastAsia"/>
+          <w:rFonts w:hint="eastAsia" w:eastAsia="黑体"/>
         </w:rPr>
         <w:t xml:space="preserve">+VCC、负电源脚</w:t>
       </w:r>
       <w:r>
+        <w:rPr>
+          <w:rFonts w:eastAsia="黑体"/>
+        </w:rPr>
         <w:t xml:space="preserve"> V− </w:t>
       </w:r>
       <w:r>
         <w:rPr>
-          <w:rFonts w:hint="eastAsia"/>
+          <w:rFonts w:hint="eastAsia" w:eastAsia="黑体"/>
         </w:rPr>
         <w:t xml:space="preserve">接</w:t>
       </w:r>
       <w:r>
+        <w:rPr>
+          <w:rFonts w:eastAsia="黑体"/>
+        </w:rPr>
         <w:t xml:space="preserve"> </w:t>
       </w:r>
       <w:r>
         <w:rPr>
-          <w:rFonts w:hint="eastAsia"/>
+          <w:rFonts w:hint="eastAsia" w:eastAsia="黑体"/>
         </w:rPr>
         <w:t xml:space="preserve">−VEE（单电源时</w:t>
       </w:r>
       <w:r>
+        <w:rPr>
+          <w:rFonts w:eastAsia="黑体"/>
+        </w:rPr>
         <w:t xml:space="preserve"> V− </w:t>
       </w:r>
       <w:r>
         <w:rPr>
-          <w:rFonts w:hint="eastAsia"/>
+          <w:rFonts w:hint="eastAsia" w:eastAsia="黑体"/>
         </w:rPr>
         <w:t xml:space="preserve">接</w:t>
       </w:r>
       <w:r>
+        <w:rPr>
+          <w:rFonts w:eastAsia="黑体"/>
+        </w:rPr>
         <w:t xml:space="preserve"> </w:t>
       </w:r>
       <w:r>
         <w:rPr>
-          <w:rFonts w:hint="eastAsia"/>
+          <w:rFonts w:hint="eastAsia" w:eastAsia="黑体"/>
         </w:rPr>
         <w:t xml:space="preserve">GND）；</w:t>
       </w:r>
       <w:r>
         <w:rPr>
+          <w:rFonts w:eastAsia="黑体"/>
           <w:b/>
           <w:bCs/>
         </w:rPr>
         <w:t xml:space="preserve">A1</w:t>
       </w:r>
       <w:r>
+        <w:rPr>
+          <w:rFonts w:eastAsia="黑体"/>
+        </w:rPr>
         <w:t xml:space="preserve"> </w:t>
       </w:r>
       <w:r>
         <w:rPr>
-          <w:rFonts w:hint="eastAsia"/>
+          <w:rFonts w:hint="eastAsia" w:eastAsia="黑体"/>
         </w:rPr>
         <w:t xml:space="preserve">的</w:t>
       </w:r>
       <w:r>
+        <w:rPr>
+          <w:rFonts w:eastAsia="黑体"/>
+        </w:rPr>
         <w:t xml:space="preserve"> IN− </w:t>
       </w:r>
       <w:r>
         <w:rPr>
-          <w:rFonts w:hint="eastAsia"/>
+          <w:rFonts w:hint="eastAsia" w:eastAsia="黑体"/>
         </w:rPr>
         <w:t xml:space="preserve">接节点②、IN+</w:t>
       </w:r>
       <w:r>
+        <w:rPr>
+          <w:rFonts w:eastAsia="黑体"/>
+        </w:rPr>
         <w:t xml:space="preserve"> </w:t>
       </w:r>
       <w:r>
         <w:rPr>
-          <w:rFonts w:hint="eastAsia"/>
+          <w:rFonts w:hint="eastAsia" w:eastAsia="黑体"/>
         </w:rPr>
         <w:t xml:space="preserve">接参考地</w:t>
       </w:r>
       <w:r>
+        <w:rPr>
+          <w:rFonts w:eastAsia="黑体"/>
+        </w:rPr>
         <w:t xml:space="preserve"> </w:t>
       </w:r>
       <w:r>
         <w:rPr>
-          <w:rFonts w:hint="eastAsia"/>
+          <w:rFonts w:hint="eastAsia" w:eastAsia="黑体"/>
         </w:rPr>
         <w:t xml:space="preserve">GND（虚地）、OUT</w:t>
       </w:r>
       <w:r>
+        <w:rPr>
+          <w:rFonts w:eastAsia="黑体"/>
+        </w:rPr>
         <w:t xml:space="preserve"> </w:t>
       </w:r>
       <w:r>
         <w:rPr>
-          <w:rFonts w:hint="eastAsia"/>
+          <w:rFonts w:hint="eastAsia" w:eastAsia="黑体"/>
         </w:rPr>
         <w:t xml:space="preserve">接节点③，反馈电容</w:t>
       </w:r>
       <w:r>
+        <w:rPr>
+          <w:rFonts w:eastAsia="黑体"/>
+        </w:rPr>
         <w:t xml:space="preserve"> </w:t>
       </w:r>
       <m:oMath>
@@ -758,178 +914,234 @@
       </m:oMath>
       <w:r>
         <w:rPr>
-          <w:rFonts w:hint="eastAsia"/>
+          <w:rFonts w:hint="eastAsia" w:eastAsia="黑体"/>
         </w:rPr>
         <w:t xml:space="preserve">（或开关电容网络）跨于</w:t>
       </w:r>
       <w:r>
+        <w:rPr>
+          <w:rFonts w:eastAsia="黑体"/>
+        </w:rPr>
         <w:t xml:space="preserve"> </w:t>
       </w:r>
       <w:r>
         <w:rPr>
-          <w:rFonts w:hint="eastAsia"/>
+          <w:rFonts w:hint="eastAsia" w:eastAsia="黑体"/>
         </w:rPr>
         <w:t xml:space="preserve">IN−（节点②）与</w:t>
       </w:r>
       <w:r>
+        <w:rPr>
+          <w:rFonts w:eastAsia="黑体"/>
+        </w:rPr>
         <w:t xml:space="preserve"> </w:t>
       </w:r>
       <w:r>
         <w:rPr>
-          <w:rFonts w:hint="eastAsia"/>
+          <w:rFonts w:hint="eastAsia" w:eastAsia="黑体"/>
         </w:rPr>
         <w:t xml:space="preserve">OUT（节点③）之间、V+</w:t>
       </w:r>
       <w:r>
+        <w:rPr>
+          <w:rFonts w:eastAsia="黑体"/>
+        </w:rPr>
         <w:t xml:space="preserve"> </w:t>
       </w:r>
       <w:r>
         <w:rPr>
-          <w:rFonts w:hint="eastAsia"/>
+          <w:rFonts w:hint="eastAsia" w:eastAsia="黑体"/>
         </w:rPr>
         <w:t xml:space="preserve">接</w:t>
       </w:r>
       <w:r>
+        <w:rPr>
+          <w:rFonts w:eastAsia="黑体"/>
+        </w:rPr>
         <w:t xml:space="preserve"> +VCC、V− </w:t>
       </w:r>
       <w:r>
         <w:rPr>
-          <w:rFonts w:hint="eastAsia"/>
+          <w:rFonts w:hint="eastAsia" w:eastAsia="黑体"/>
         </w:rPr>
         <w:t xml:space="preserve">接</w:t>
       </w:r>
       <w:r>
+        <w:rPr>
+          <w:rFonts w:eastAsia="黑体"/>
+        </w:rPr>
         <w:t xml:space="preserve"> </w:t>
       </w:r>
       <w:r>
         <w:rPr>
-          <w:rFonts w:hint="eastAsia"/>
+          <w:rFonts w:hint="eastAsia" w:eastAsia="黑体"/>
         </w:rPr>
         <w:t xml:space="preserve">−VEE（单电源时</w:t>
       </w:r>
       <w:r>
+        <w:rPr>
+          <w:rFonts w:eastAsia="黑体"/>
+        </w:rPr>
         <w:t xml:space="preserve"> V− </w:t>
       </w:r>
       <w:r>
         <w:rPr>
-          <w:rFonts w:hint="eastAsia"/>
+          <w:rFonts w:hint="eastAsia" w:eastAsia="黑体"/>
         </w:rPr>
         <w:t xml:space="preserve">接</w:t>
       </w:r>
       <w:r>
+        <w:rPr>
+          <w:rFonts w:eastAsia="黑体"/>
+        </w:rPr>
         <w:t xml:space="preserve"> </w:t>
       </w:r>
       <w:r>
         <w:rPr>
-          <w:rFonts w:hint="eastAsia"/>
+          <w:rFonts w:hint="eastAsia" w:eastAsia="黑体"/>
         </w:rPr>
         <w:t xml:space="preserve">GND）；</w:t>
       </w:r>
       <w:r>
         <w:rPr>
+          <w:rFonts w:eastAsia="黑体"/>
           <w:b/>
           <w:bCs/>
         </w:rPr>
         <w:t xml:space="preserve">Q1</w:t>
       </w:r>
       <w:r>
+        <w:rPr>
+          <w:rFonts w:eastAsia="黑体"/>
+        </w:rPr>
         <w:t xml:space="preserve"> </w:t>
       </w:r>
       <w:r>
         <w:rPr>
-          <w:rFonts w:hint="eastAsia"/>
+          <w:rFonts w:hint="eastAsia" w:eastAsia="黑体"/>
         </w:rPr>
         <w:t xml:space="preserve">的</w:t>
       </w:r>
       <w:r>
+        <w:rPr>
+          <w:rFonts w:eastAsia="黑体"/>
+        </w:rPr>
         <w:t xml:space="preserve"> IN+ </w:t>
       </w:r>
       <w:r>
         <w:rPr>
-          <w:rFonts w:hint="eastAsia"/>
+          <w:rFonts w:hint="eastAsia" w:eastAsia="黑体"/>
         </w:rPr>
         <w:t xml:space="preserve">接节点③、IN−</w:t>
       </w:r>
       <w:r>
+        <w:rPr>
+          <w:rFonts w:eastAsia="黑体"/>
+        </w:rPr>
         <w:t xml:space="preserve"> </w:t>
       </w:r>
       <w:r>
         <w:rPr>
-          <w:rFonts w:hint="eastAsia"/>
+          <w:rFonts w:hint="eastAsia" w:eastAsia="黑体"/>
         </w:rPr>
         <w:t xml:space="preserve">接地/比较基准（过零比较）、OUT</w:t>
       </w:r>
       <w:r>
+        <w:rPr>
+          <w:rFonts w:eastAsia="黑体"/>
+        </w:rPr>
         <w:t xml:space="preserve"> </w:t>
       </w:r>
       <w:r>
         <w:rPr>
-          <w:rFonts w:hint="eastAsia"/>
+          <w:rFonts w:hint="eastAsia" w:eastAsia="黑体"/>
         </w:rPr>
         <w:t xml:space="preserve">接节点④、触发端接采样时钟</w:t>
       </w:r>
       <w:r>
+        <w:rPr>
+          <w:rFonts w:eastAsia="黑体"/>
+        </w:rPr>
         <w:t xml:space="preserve"> CLK、V+ </w:t>
       </w:r>
       <w:r>
         <w:rPr>
-          <w:rFonts w:hint="eastAsia"/>
+          <w:rFonts w:hint="eastAsia" w:eastAsia="黑体"/>
         </w:rPr>
         <w:t xml:space="preserve">接</w:t>
       </w:r>
       <w:r>
+        <w:rPr>
+          <w:rFonts w:eastAsia="黑体"/>
+        </w:rPr>
         <w:t xml:space="preserve"> +VCC、V− </w:t>
       </w:r>
       <w:r>
         <w:rPr>
-          <w:rFonts w:hint="eastAsia"/>
+          <w:rFonts w:hint="eastAsia" w:eastAsia="黑体"/>
         </w:rPr>
         <w:t xml:space="preserve">接</w:t>
       </w:r>
       <w:r>
+        <w:rPr>
+          <w:rFonts w:eastAsia="黑体"/>
+        </w:rPr>
         <w:t xml:space="preserve"> </w:t>
       </w:r>
       <w:r>
         <w:rPr>
-          <w:rFonts w:hint="eastAsia"/>
+          <w:rFonts w:hint="eastAsia" w:eastAsia="黑体"/>
         </w:rPr>
         <w:t xml:space="preserve">−VEE（单电源时</w:t>
       </w:r>
       <w:r>
+        <w:rPr>
+          <w:rFonts w:eastAsia="黑体"/>
+        </w:rPr>
         <w:t xml:space="preserve"> V− </w:t>
       </w:r>
       <w:r>
         <w:rPr>
-          <w:rFonts w:hint="eastAsia"/>
+          <w:rFonts w:hint="eastAsia" w:eastAsia="黑体"/>
         </w:rPr>
         <w:t xml:space="preserve">接</w:t>
       </w:r>
       <w:r>
+        <w:rPr>
+          <w:rFonts w:eastAsia="黑体"/>
+        </w:rPr>
         <w:t xml:space="preserve"> </w:t>
       </w:r>
       <w:r>
         <w:rPr>
-          <w:rFonts w:hint="eastAsia"/>
+          <w:rFonts w:hint="eastAsia" w:eastAsia="黑体"/>
         </w:rPr>
         <w:t xml:space="preserve">GND）；</w:t>
       </w:r>
       <w:r>
         <w:rPr>
+          <w:rFonts w:eastAsia="黑体"/>
           <w:b/>
           <w:bCs/>
         </w:rPr>
         <w:t xml:space="preserve">DAC1</w:t>
       </w:r>
       <w:r>
+        <w:rPr>
+          <w:rFonts w:eastAsia="黑体"/>
+        </w:rPr>
         <w:t xml:space="preserve"> </w:t>
       </w:r>
       <w:r>
         <w:rPr>
-          <w:rFonts w:hint="eastAsia"/>
+          <w:rFonts w:hint="eastAsia" w:eastAsia="黑体"/>
         </w:rPr>
         <w:t xml:space="preserve">的数字输入接节点④、参考端接</w:t>
       </w:r>
       <w:r>
+        <w:rPr>
+          <w:rFonts w:eastAsia="黑体"/>
+        </w:rPr>
         <w:t xml:space="preserve"> </w:t>
       </w:r>
       <m:oMath>
@@ -954,32 +1166,39 @@
       </m:oMath>
       <w:r>
         <w:rPr>
-          <w:rFonts w:hint="eastAsia"/>
+          <w:rFonts w:hint="eastAsia" w:eastAsia="黑体"/>
         </w:rPr>
         <w:t xml:space="preserve">、模拟输出接节点⑤；</w:t>
       </w:r>
       <w:r>
         <w:rPr>
+          <w:rFonts w:eastAsia="黑体"/>
           <w:b/>
           <w:bCs/>
         </w:rPr>
         <w:t xml:space="preserve">DF1</w:t>
       </w:r>
       <w:r>
+        <w:rPr>
+          <w:rFonts w:eastAsia="黑体"/>
+        </w:rPr>
         <w:t xml:space="preserve"> </w:t>
       </w:r>
       <w:r>
         <w:rPr>
-          <w:rFonts w:hint="eastAsia"/>
+          <w:rFonts w:hint="eastAsia" w:eastAsia="黑体"/>
         </w:rPr>
         <w:t xml:space="preserve">的输入端接节点④、时钟端接</w:t>
       </w:r>
       <w:r>
+        <w:rPr>
+          <w:rFonts w:eastAsia="黑体"/>
+        </w:rPr>
         <w:t xml:space="preserve"> </w:t>
       </w:r>
       <w:r>
         <w:rPr>
-          <w:rFonts w:hint="eastAsia"/>
+          <w:rFonts w:hint="eastAsia" w:eastAsia="黑体"/>
         </w:rPr>
         <w:t xml:space="preserve">CLK、输出端接节点⑥。</w:t>
       </w:r>
@@ -988,43 +1207,55 @@
       <w:pPr/>
       <w:r>
         <w:rPr>
-          <w:rFonts w:hint="eastAsia"/>
+          <w:rFonts w:hint="eastAsia" w:eastAsia="黑体"/>
         </w:rPr>
         <w:t xml:space="preserve">由此构成”前端差分相减→积分器累加→1</w:t>
       </w:r>
       <w:r>
+        <w:rPr>
+          <w:rFonts w:eastAsia="黑体"/>
+        </w:rPr>
         <w:t xml:space="preserve"> </w:t>
       </w:r>
       <w:r>
         <w:rPr>
-          <w:rFonts w:hint="eastAsia"/>
+          <w:rFonts w:hint="eastAsia" w:eastAsia="黑体"/>
         </w:rPr>
         <w:t xml:space="preserve">位量化→1</w:t>
       </w:r>
       <w:r>
+        <w:rPr>
+          <w:rFonts w:eastAsia="黑体"/>
+        </w:rPr>
         <w:t xml:space="preserve"> </w:t>
       </w:r>
       <w:r>
         <w:rPr>
-          <w:rFonts w:hint="eastAsia"/>
+          <w:rFonts w:hint="eastAsia" w:eastAsia="黑体"/>
         </w:rPr>
         <w:t xml:space="preserve">位</w:t>
       </w:r>
       <w:r>
+        <w:rPr>
+          <w:rFonts w:eastAsia="黑体"/>
+        </w:rPr>
         <w:t xml:space="preserve"> DAC </w:t>
       </w:r>
       <w:r>
         <w:rPr>
-          <w:rFonts w:hint="eastAsia"/>
+          <w:rFonts w:hint="eastAsia" w:eastAsia="黑体"/>
         </w:rPr>
         <w:t xml:space="preserve">反馈、数字抽取滤波输出”的过采样</w:t>
       </w:r>
       <w:r>
+        <w:rPr>
+          <w:rFonts w:eastAsia="黑体"/>
+        </w:rPr>
         <w:t xml:space="preserve"> Σ-Δ </w:t>
       </w:r>
       <w:r>
         <w:rPr>
-          <w:rFonts w:hint="eastAsia"/>
+          <w:rFonts w:hint="eastAsia" w:eastAsia="黑体"/>
         </w:rPr>
         <w:t xml:space="preserve">闭环调制组态，依靠过采样与噪声整形获得高精度转换。</w:t>
       </w:r>
@@ -1037,7 +1268,7 @@
       </w:pPr>
       <w:r>
         <w:rPr>
-          <w:rFonts w:hint="eastAsia"/>
+          <w:rFonts w:hint="eastAsia" w:eastAsia="黑体"/>
         </w:rPr>
         <w:t xml:space="preserve">工作原理</w:t>
       </w:r>
@@ -1048,16 +1279,19 @@
       </w:pPr>
       <w:r>
         <w:rPr>
-          <w:rFonts w:hint="eastAsia"/>
+          <w:rFonts w:hint="eastAsia" w:eastAsia="黑体"/>
         </w:rPr>
         <w:t xml:space="preserve">模拟输入与量化反馈信号的误差经积分器积累后被</w:t>
       </w:r>
       <w:r>
+        <w:rPr>
+          <w:rFonts w:eastAsia="黑体"/>
+        </w:rPr>
         <w:t xml:space="preserve"> 1 </w:t>
       </w:r>
       <w:r>
         <w:rPr>
-          <w:rFonts w:hint="eastAsia"/>
+          <w:rFonts w:hint="eastAsia" w:eastAsia="黑体"/>
         </w:rPr>
         <w:t xml:space="preserve">位量化器以远高于奈奎斯特的频率采样，量化噪声被整形推到高频；数字抽取滤波器压低高频噪声并降采样，输出高分辨率数字码。</w:t>
       </w:r>
@@ -1070,7 +1304,7 @@
       </w:pPr>
       <w:r>
         <w:rPr>
-          <w:rFonts w:hint="eastAsia"/>
+          <w:rFonts w:hint="eastAsia" w:eastAsia="黑体"/>
         </w:rPr>
         <w:t xml:space="preserve">关键计算公式</w:t>
       </w:r>
@@ -1084,7 +1318,7 @@
       </w:pPr>
       <w:r>
         <w:rPr>
-          <w:rFonts w:hint="eastAsia"/>
+          <w:rFonts w:hint="eastAsia" w:eastAsia="黑体"/>
         </w:rPr>
         <w:t xml:space="preserve">信噪比（一阶噪声整形，仅过采样、未计噪声整形阶数时按此项近似）：</w:t>
       </w:r>
@@ -1211,7 +1445,7 @@
       </w:pPr>
       <w:r>
         <w:rPr>
-          <w:rFonts w:hint="eastAsia"/>
+          <w:rFonts w:hint="eastAsia" w:eastAsia="黑体"/>
         </w:rPr>
         <w:t xml:space="preserve">二阶噪声整形信噪比改善：</w:t>
       </w:r>
@@ -1319,47 +1553,59 @@
       </w:pPr>
       <w:r>
         <w:rPr>
-          <w:rFonts w:hint="eastAsia"/>
+          <w:rFonts w:hint="eastAsia" w:eastAsia="黑体"/>
         </w:rPr>
         <w:t xml:space="preserve">说明：上式为</w:t>
       </w:r>
       <w:r>
+        <w:rPr>
+          <w:rFonts w:eastAsia="黑体"/>
+        </w:rPr>
         <w:t xml:space="preserve"> </w:t>
       </w:r>
       <w:r>
         <w:rPr>
-          <w:rFonts w:hint="eastAsia"/>
+          <w:rFonts w:hint="eastAsia" w:eastAsia="黑体"/>
           <w:b/>
           <w:bCs/>
         </w:rPr>
         <w:t xml:space="preserve">一阶噪声整形</w:t>
       </w:r>
       <w:r>
+        <w:rPr>
+          <w:rFonts w:eastAsia="黑体"/>
+        </w:rPr>
         <w:t xml:space="preserve"> </w:t>
       </w:r>
       <w:r>
         <w:rPr>
-          <w:rFonts w:hint="eastAsia"/>
+          <w:rFonts w:hint="eastAsia" w:eastAsia="黑体"/>
         </w:rPr>
         <w:t xml:space="preserve">的信噪比近似；下式为</w:t>
       </w:r>
       <w:r>
+        <w:rPr>
+          <w:rFonts w:eastAsia="黑体"/>
+        </w:rPr>
         <w:t xml:space="preserve"> </w:t>
       </w:r>
       <w:r>
         <w:rPr>
-          <w:rFonts w:hint="eastAsia"/>
+          <w:rFonts w:hint="eastAsia" w:eastAsia="黑体"/>
           <w:b/>
           <w:bCs/>
         </w:rPr>
         <w:t xml:space="preserve">二阶噪声整形</w:t>
       </w:r>
       <w:r>
+        <w:rPr>
+          <w:rFonts w:eastAsia="黑体"/>
+        </w:rPr>
         <w:t xml:space="preserve"> </w:t>
       </w:r>
       <w:r>
         <w:rPr>
-          <w:rFonts w:hint="eastAsia"/>
+          <w:rFonts w:hint="eastAsia" w:eastAsia="黑体"/>
         </w:rPr>
         <w:t xml:space="preserve">的表达式。噪声整形阶数越高，</w:t>
       </w:r>
@@ -1375,15 +1621,21 @@
         </m:r>
       </m:oMath>
       <w:r>
+        <w:rPr>
+          <w:rFonts w:eastAsia="黑体"/>
+        </w:rPr>
         <w:t xml:space="preserve"> </w:t>
       </w:r>
       <w:r>
         <w:rPr>
-          <w:rFonts w:hint="eastAsia"/>
+          <w:rFonts w:hint="eastAsia" w:eastAsia="黑体"/>
         </w:rPr>
         <w:t xml:space="preserve">项系数越大（一阶为</w:t>
       </w:r>
       <w:r>
+        <w:rPr>
+          <w:rFonts w:eastAsia="黑体"/>
+        </w:rPr>
         <w:t xml:space="preserve"> </w:t>
       </w:r>
       <m:oMath>
@@ -1408,11 +1660,14 @@
       </m:oMath>
       <w:r>
         <w:rPr>
-          <w:rFonts w:hint="eastAsia"/>
+          <w:rFonts w:hint="eastAsia" w:eastAsia="黑体"/>
         </w:rPr>
         <w:t xml:space="preserve">、二阶为</w:t>
       </w:r>
       <w:r>
+        <w:rPr>
+          <w:rFonts w:eastAsia="黑体"/>
+        </w:rPr>
         <w:t xml:space="preserve"> </w:t>
       </w:r>
       <m:oMath>
@@ -1437,7 +1692,7 @@
       </m:oMath>
       <w:r>
         <w:rPr>
-          <w:rFonts w:hint="eastAsia"/>
+          <w:rFonts w:hint="eastAsia" w:eastAsia="黑体"/>
         </w:rPr>
         <w:t xml:space="preserve">），低频带内量化噪声抑制越强，但调制器稳定性要求更高，切勿混用。</w:t>
       </w:r>
@@ -1451,7 +1706,7 @@
       </w:pPr>
       <w:r>
         <w:rPr>
-          <w:rFonts w:hint="eastAsia"/>
+          <w:rFonts w:hint="eastAsia" w:eastAsia="黑体"/>
         </w:rPr>
         <w:t xml:space="preserve">过采样率：</w:t>
       </w:r>
@@ -1529,7 +1784,7 @@
       </w:pPr>
       <w:r>
         <w:rPr>
-          <w:rFonts w:hint="eastAsia"/>
+          <w:rFonts w:hint="eastAsia" w:eastAsia="黑体"/>
         </w:rPr>
         <w:t xml:space="preserve">量化噪声功率（无整形）：</w:t>
       </w:r>
@@ -1623,7 +1878,7 @@
             </w:pPr>
             <w:r>
               <w:rPr>
-                <w:rFonts w:hint="eastAsia"/>
+                <w:rFonts w:hint="eastAsia" w:eastAsia="黑体"/>
               </w:rPr>
               <w:t xml:space="preserve">符号</w:t>
             </w:r>
@@ -1637,7 +1892,7 @@
             </w:pPr>
             <w:r>
               <w:rPr>
-                <w:rFonts w:hint="eastAsia"/>
+                <w:rFonts w:hint="eastAsia" w:eastAsia="黑体"/>
               </w:rPr>
               <w:t xml:space="preserve">含义</w:t>
             </w:r>
@@ -1651,7 +1906,7 @@
             </w:pPr>
             <w:r>
               <w:rPr>
-                <w:rFonts w:hint="eastAsia"/>
+                <w:rFonts w:hint="eastAsia" w:eastAsia="黑体"/>
               </w:rPr>
               <w:t xml:space="preserve">单位</w:t>
             </w:r>
@@ -1671,6 +1926,9 @@
               </m:r>
             </m:oMath>
             <w:r>
+              <w:rPr>
+                <w:rFonts w:eastAsia="黑体"/>
+              </w:rPr>
               <w:t xml:space="preserve">​</w:t>
             </w:r>
           </w:p>
@@ -1683,16 +1941,19 @@
             </w:pPr>
             <w:r>
               <w:rPr>
-                <w:rFonts w:hint="eastAsia"/>
+                <w:rFonts w:hint="eastAsia" w:eastAsia="黑体"/>
               </w:rPr>
               <w:t xml:space="preserve">量化位数（调制器通常为</w:t>
             </w:r>
             <w:r>
+              <w:rPr>
+                <w:rFonts w:eastAsia="黑体"/>
+              </w:rPr>
               <w:t xml:space="preserve"> 1 </w:t>
             </w:r>
             <w:r>
               <w:rPr>
-                <w:rFonts w:hint="eastAsia"/>
+                <w:rFonts w:hint="eastAsia" w:eastAsia="黑体"/>
               </w:rPr>
               <w:t xml:space="preserve">bit）</w:t>
             </w:r>
@@ -1705,6 +1966,9 @@
               <w:pStyle w:val="Compact"/>
             </w:pPr>
             <w:r>
+              <w:rPr>
+                <w:rFonts w:eastAsia="黑体"/>
+              </w:rPr>
               <w:t xml:space="preserve">bit</w:t>
             </w:r>
           </w:p>
@@ -1729,6 +1993,9 @@
               </m:r>
             </m:oMath>
             <w:r>
+              <w:rPr>
+                <w:rFonts w:eastAsia="黑体"/>
+              </w:rPr>
               <w:t xml:space="preserve">​</w:t>
             </w:r>
           </w:p>
@@ -1741,7 +2008,7 @@
             </w:pPr>
             <w:r>
               <w:rPr>
-                <w:rFonts w:hint="eastAsia"/>
+                <w:rFonts w:hint="eastAsia" w:eastAsia="黑体"/>
               </w:rPr>
               <w:t xml:space="preserve">过采样率</w:t>
             </w:r>
@@ -1754,6 +2021,9 @@
               <w:pStyle w:val="Compact"/>
             </w:pPr>
             <w:r>
+              <w:rPr>
+                <w:rFonts w:eastAsia="黑体"/>
+              </w:rPr>
               <w:t xml:space="preserve">—</w:t>
             </w:r>
           </w:p>
@@ -1781,6 +2051,9 @@
               </m:sSub>
             </m:oMath>
             <w:r>
+              <w:rPr>
+                <w:rFonts w:eastAsia="黑体"/>
+              </w:rPr>
               <w:t xml:space="preserve">​</w:t>
             </w:r>
           </w:p>
@@ -1793,7 +2066,7 @@
             </w:pPr>
             <w:r>
               <w:rPr>
-                <w:rFonts w:hint="eastAsia"/>
+                <w:rFonts w:hint="eastAsia" w:eastAsia="黑体"/>
               </w:rPr>
               <w:t xml:space="preserve">调制器采样频率</w:t>
             </w:r>
@@ -1806,6 +2079,9 @@
               <w:pStyle w:val="Compact"/>
             </w:pPr>
             <w:r>
+              <w:rPr>
+                <w:rFonts w:eastAsia="黑体"/>
+              </w:rPr>
               <w:t xml:space="preserve">Hz</w:t>
             </w:r>
           </w:p>
@@ -1833,6 +2109,9 @@
               </m:sSub>
             </m:oMath>
             <w:r>
+              <w:rPr>
+                <w:rFonts w:eastAsia="黑体"/>
+              </w:rPr>
               <w:t xml:space="preserve">​</w:t>
             </w:r>
           </w:p>
@@ -1845,7 +2124,7 @@
             </w:pPr>
             <w:r>
               <w:rPr>
-                <w:rFonts w:hint="eastAsia"/>
+                <w:rFonts w:hint="eastAsia" w:eastAsia="黑体"/>
               </w:rPr>
               <w:t xml:space="preserve">信号带宽</w:t>
             </w:r>
@@ -1858,6 +2137,9 @@
               <w:pStyle w:val="Compact"/>
             </w:pPr>
             <w:r>
+              <w:rPr>
+                <w:rFonts w:eastAsia="黑体"/>
+              </w:rPr>
               <w:t xml:space="preserve">Hz</w:t>
             </w:r>
           </w:p>
@@ -1885,6 +2167,9 @@
               </m:sSub>
             </m:oMath>
             <w:r>
+              <w:rPr>
+                <w:rFonts w:eastAsia="黑体"/>
+              </w:rPr>
               <w:t xml:space="preserve">​</w:t>
             </w:r>
           </w:p>
@@ -1897,7 +2182,7 @@
             </w:pPr>
             <w:r>
               <w:rPr>
-                <w:rFonts w:hint="eastAsia"/>
+                <w:rFonts w:hint="eastAsia" w:eastAsia="黑体"/>
               </w:rPr>
               <w:t xml:space="preserve">量化噪声功率</w:t>
             </w:r>
@@ -1910,6 +2195,9 @@
               <w:pStyle w:val="Compact"/>
             </w:pPr>
             <w:r>
+              <w:rPr>
+                <w:rFonts w:eastAsia="黑体"/>
+              </w:rPr>
               <w:t xml:space="preserve">V²</w:t>
             </w:r>
           </w:p>
@@ -1931,6 +2219,9 @@
               </m:r>
             </m:oMath>
             <w:r>
+              <w:rPr>
+                <w:rFonts w:eastAsia="黑体"/>
+              </w:rPr>
               <w:t xml:space="preserve">​</w:t>
             </w:r>
           </w:p>
@@ -1943,7 +2234,7 @@
             </w:pPr>
             <w:r>
               <w:rPr>
-                <w:rFonts w:hint="eastAsia"/>
+                <w:rFonts w:hint="eastAsia" w:eastAsia="黑体"/>
               </w:rPr>
               <w:t xml:space="preserve">量化台阶</w:t>
             </w:r>
@@ -1956,6 +2247,9 @@
               <w:pStyle w:val="Compact"/>
             </w:pPr>
             <w:r>
+              <w:rPr>
+                <w:rFonts w:eastAsia="黑体"/>
+              </w:rPr>
               <w:t xml:space="preserve">V</w:t>
             </w:r>
           </w:p>
@@ -1970,7 +2264,7 @@
       </w:pPr>
       <w:r>
         <w:rPr>
-          <w:rFonts w:hint="eastAsia"/>
+          <w:rFonts w:hint="eastAsia" w:eastAsia="黑体"/>
         </w:rPr>
         <w:t xml:space="preserve">元件调整影响</w:t>
       </w:r>
@@ -1985,7 +2279,7 @@
       </w:pPr>
       <w:r>
         <w:rPr>
-          <w:rFonts w:hint="eastAsia"/>
+          <w:rFonts w:hint="eastAsia" w:eastAsia="黑体"/>
           <w:b/>
           <w:bCs/>
         </w:rPr>
@@ -1993,6 +2287,7 @@
       </w:r>
       <w:r>
         <w:rPr>
+          <w:rFonts w:eastAsia="黑体"/>
           <w:b/>
           <w:bCs/>
         </w:rPr>
@@ -2000,7 +2295,7 @@
       </w:r>
       <w:r>
         <w:rPr>
-          <w:rFonts w:hint="eastAsia"/>
+          <w:rFonts w:hint="eastAsia" w:eastAsia="黑体"/>
           <w:b/>
           <w:bCs/>
         </w:rPr>
@@ -2008,6 +2303,7 @@
       </w:r>
       <w:r>
         <w:rPr>
+          <w:rFonts w:eastAsia="黑体"/>
           <w:b/>
           <w:bCs/>
         </w:rPr>
@@ -2015,34 +2311,46 @@
       </w:r>
       <w:r>
         <w:rPr>
-          <w:rFonts w:hint="eastAsia"/>
+          <w:rFonts w:hint="eastAsia" w:eastAsia="黑体"/>
           <w:b/>
           <w:bCs/>
         </w:rPr>
         <w:t xml:space="preserve">倍）</w:t>
       </w:r>
       <w:r>
+        <w:rPr>
+          <w:rFonts w:eastAsia="黑体"/>
+        </w:rPr>
         <w:t xml:space="preserve"> </w:t>
       </w:r>
       <w:r>
+        <w:rPr>
+          <w:rFonts w:eastAsia="黑体"/>
+        </w:rPr>
         <w:t xml:space="preserve">→ </w:t>
       </w:r>
       <w:r>
         <w:rPr>
-          <w:rFonts w:hint="eastAsia"/>
+          <w:rFonts w:hint="eastAsia" w:eastAsia="黑体"/>
         </w:rPr>
         <w:t xml:space="preserve">一阶系统</w:t>
       </w:r>
       <w:r>
+        <w:rPr>
+          <w:rFonts w:eastAsia="黑体"/>
+        </w:rPr>
         <w:t xml:space="preserve"> SNR </w:t>
       </w:r>
       <w:r>
         <w:rPr>
-          <w:rFonts w:hint="eastAsia"/>
+          <w:rFonts w:hint="eastAsia" w:eastAsia="黑体"/>
         </w:rPr>
         <w:t xml:space="preserve">提升约</w:t>
       </w:r>
       <w:r>
+        <w:rPr>
+          <w:rFonts w:eastAsia="黑体"/>
+        </w:rPr>
         <w:t xml:space="preserve"> </w:t>
       </w:r>
       <m:oMath>
@@ -2069,11 +2377,14 @@
         </m:r>
       </m:oMath>
       <w:r>
+        <w:rPr>
+          <w:rFonts w:eastAsia="黑体"/>
+        </w:rPr>
         <w:t xml:space="preserve"> </w:t>
       </w:r>
       <w:r>
         <w:rPr>
-          <w:rFonts w:hint="eastAsia"/>
+          <w:rFonts w:hint="eastAsia" w:eastAsia="黑体"/>
         </w:rPr>
         <w:t xml:space="preserve">dB，有效位数增加。</w:t>
       </w:r>
@@ -2088,21 +2399,27 @@
       </w:pPr>
       <w:r>
         <w:rPr>
-          <w:rFonts w:hint="eastAsia"/>
+          <w:rFonts w:hint="eastAsia" w:eastAsia="黑体"/>
           <w:b/>
           <w:bCs/>
         </w:rPr>
         <w:t xml:space="preserve">调制器阶数提高</w:t>
       </w:r>
       <w:r>
+        <w:rPr>
+          <w:rFonts w:eastAsia="黑体"/>
+        </w:rPr>
         <w:t xml:space="preserve"> </w:t>
       </w:r>
       <w:r>
+        <w:rPr>
+          <w:rFonts w:eastAsia="黑体"/>
+        </w:rPr>
         <w:t xml:space="preserve">→ </w:t>
       </w:r>
       <w:r>
         <w:rPr>
-          <w:rFonts w:hint="eastAsia"/>
+          <w:rFonts w:hint="eastAsia" w:eastAsia="黑体"/>
         </w:rPr>
         <w:t xml:space="preserve">噪声整形斜率更陡，低频噪声更低，但稳定性更差。</w:t>
       </w:r>
@@ -2117,21 +2434,27 @@
       </w:pPr>
       <w:r>
         <w:rPr>
-          <w:rFonts w:hint="eastAsia"/>
+          <w:rFonts w:hint="eastAsia" w:eastAsia="黑体"/>
           <w:b/>
           <w:bCs/>
         </w:rPr>
         <w:t xml:space="preserve">积分器时间常数或增益不当</w:t>
       </w:r>
       <w:r>
+        <w:rPr>
+          <w:rFonts w:eastAsia="黑体"/>
+        </w:rPr>
         <w:t xml:space="preserve"> </w:t>
       </w:r>
       <w:r>
+        <w:rPr>
+          <w:rFonts w:eastAsia="黑体"/>
+        </w:rPr>
         <w:t xml:space="preserve">→ </w:t>
       </w:r>
       <w:r>
         <w:rPr>
-          <w:rFonts w:hint="eastAsia"/>
+          <w:rFonts w:hint="eastAsia" w:eastAsia="黑体"/>
         </w:rPr>
         <w:t xml:space="preserve">调制器可能失稳或量化噪声卸载变差。</w:t>
       </w:r>
@@ -2146,7 +2469,7 @@
       </w:pPr>
       <w:r>
         <w:rPr>
-          <w:rFonts w:hint="eastAsia"/>
+          <w:rFonts w:hint="eastAsia" w:eastAsia="黑体"/>
         </w:rPr>
         <w:t xml:space="preserve">抽取滤波器通带越窄，有效带宽越小、抗混叠越好，但群延迟增大。</w:t>
       </w:r>
@@ -2159,7 +2482,7 @@
       </w:pPr>
       <w:r>
         <w:rPr>
-          <w:rFonts w:hint="eastAsia"/>
+          <w:rFonts w:hint="eastAsia" w:eastAsia="黑体"/>
         </w:rPr>
         <w:t xml:space="preserve">典型参数示例</w:t>
       </w:r>
@@ -2174,16 +2497,19 @@
       </w:pPr>
       <w:r>
         <w:rPr>
-          <w:rFonts w:hint="eastAsia"/>
+          <w:rFonts w:hint="eastAsia" w:eastAsia="黑体"/>
         </w:rPr>
         <w:t xml:space="preserve">取</w:t>
       </w:r>
       <w:r>
+        <w:rPr>
+          <w:rFonts w:eastAsia="黑体"/>
+        </w:rPr>
         <w:t xml:space="preserve"> 16 </w:t>
       </w:r>
       <w:r>
         <w:rPr>
-          <w:rFonts w:hint="eastAsia"/>
+          <w:rFonts w:hint="eastAsia" w:eastAsia="黑体"/>
         </w:rPr>
         <w:t xml:space="preserve">位目标、</w:t>
       </w:r>
@@ -2209,7 +2535,7 @@
       </m:oMath>
       <w:r>
         <w:rPr>
-          <w:rFonts w:hint="eastAsia"/>
+          <w:rFonts w:hint="eastAsia" w:eastAsia="黑体"/>
         </w:rPr>
         <w:t xml:space="preserve">、一阶调制器：</w:t>
       </w:r>
@@ -2329,7 +2655,7 @@
       </w:pPr>
       <w:r>
         <w:rPr>
-          <w:rFonts w:hint="eastAsia"/>
+          <w:rFonts w:hint="eastAsia" w:eastAsia="黑体"/>
         </w:rPr>
         <w:t xml:space="preserve">实际由二阶整形叠加：</w:t>
       </w:r>
@@ -2455,16 +2781,19 @@
       </m:oMath>
       <w:r>
         <w:rPr>
-          <w:rFonts w:hint="eastAsia"/>
+          <w:rFonts w:hint="eastAsia" w:eastAsia="黑体"/>
         </w:rPr>
         <w:t xml:space="preserve">，可支撑约</w:t>
       </w:r>
       <w:r>
+        <w:rPr>
+          <w:rFonts w:eastAsia="黑体"/>
+        </w:rPr>
         <w:t xml:space="preserve"> 19 </w:t>
       </w:r>
       <w:r>
         <w:rPr>
-          <w:rFonts w:hint="eastAsia"/>
+          <w:rFonts w:hint="eastAsia" w:eastAsia="黑体"/>
         </w:rPr>
         <w:t xml:space="preserve">位。</w:t>
       </w:r>
@@ -2477,7 +2806,7 @@
       </w:pPr>
       <w:r>
         <w:rPr>
-          <w:rFonts w:hint="eastAsia"/>
+          <w:rFonts w:hint="eastAsia" w:eastAsia="黑体"/>
         </w:rPr>
         <w:t xml:space="preserve">常见器件型号</w:t>
       </w:r>
@@ -2492,16 +2821,19 @@
       </w:pPr>
       <w:r>
         <w:rPr>
-          <w:rFonts w:hint="eastAsia"/>
+          <w:rFonts w:hint="eastAsia" w:eastAsia="黑体"/>
         </w:rPr>
         <w:t xml:space="preserve">ADS1256（24</w:t>
       </w:r>
       <w:r>
+        <w:rPr>
+          <w:rFonts w:eastAsia="黑体"/>
+        </w:rPr>
         <w:t xml:space="preserve"> </w:t>
       </w:r>
       <w:r>
         <w:rPr>
-          <w:rFonts w:hint="eastAsia"/>
+          <w:rFonts w:hint="eastAsia" w:eastAsia="黑体"/>
         </w:rPr>
         <w:t xml:space="preserve">位，精密测量）、AD7175-2、AD7124-8。</w:t>
       </w:r>
@@ -2516,16 +2848,19 @@
       </w:pPr>
       <w:r>
         <w:rPr>
-          <w:rFonts w:hint="eastAsia"/>
+          <w:rFonts w:hint="eastAsia" w:eastAsia="黑体"/>
         </w:rPr>
         <w:t xml:space="preserve">音频</w:t>
       </w:r>
       <w:r>
+        <w:rPr>
+          <w:rFonts w:eastAsia="黑体"/>
+        </w:rPr>
         <w:t xml:space="preserve"> </w:t>
       </w:r>
       <w:r>
         <w:rPr>
-          <w:rFonts w:hint="eastAsia"/>
+          <w:rFonts w:hint="eastAsia" w:eastAsia="黑体"/>
         </w:rPr>
         <w:t xml:space="preserve">Σ-Δ：CS4272、PCM1802、AK5394。</w:t>
       </w:r>
@@ -2540,34 +2875,43 @@
       </w:pPr>
       <w:r>
         <w:rPr>
-          <w:rFonts w:hint="eastAsia"/>
+          <w:rFonts w:hint="eastAsia" w:eastAsia="黑体"/>
         </w:rPr>
         <w:t xml:space="preserve">集成</w:t>
       </w:r>
       <w:r>
+        <w:rPr>
+          <w:rFonts w:eastAsia="黑体"/>
+        </w:rPr>
         <w:t xml:space="preserve"> MCU </w:t>
       </w:r>
       <w:r>
         <w:rPr>
-          <w:rFonts w:hint="eastAsia"/>
+          <w:rFonts w:hint="eastAsia" w:eastAsia="黑体"/>
         </w:rPr>
         <w:t xml:space="preserve">片内</w:t>
       </w:r>
       <w:r>
+        <w:rPr>
+          <w:rFonts w:eastAsia="黑体"/>
+        </w:rPr>
         <w:t xml:space="preserve"> Σ-Δ </w:t>
       </w:r>
       <w:r>
         <w:rPr>
-          <w:rFonts w:hint="eastAsia"/>
+          <w:rFonts w:hint="eastAsia" w:eastAsia="黑体"/>
         </w:rPr>
         <w:t xml:space="preserve">ADC（如</w:t>
       </w:r>
       <w:r>
+        <w:rPr>
+          <w:rFonts w:eastAsia="黑体"/>
+        </w:rPr>
         <w:t xml:space="preserve"> STM32、CC26xx </w:t>
       </w:r>
       <w:r>
         <w:rPr>
-          <w:rFonts w:hint="eastAsia"/>
+          <w:rFonts w:hint="eastAsia" w:eastAsia="黑体"/>
         </w:rPr>
         <w:t xml:space="preserve">系列）。</w:t>
       </w:r>
@@ -2580,7 +2924,7 @@
       </w:pPr>
       <w:r>
         <w:rPr>
-          <w:rFonts w:hint="eastAsia"/>
+          <w:rFonts w:hint="eastAsia" w:eastAsia="黑体"/>
         </w:rPr>
         <w:t xml:space="preserve">注意事项</w:t>
       </w:r>
@@ -2595,7 +2939,7 @@
       </w:pPr>
       <w:r>
         <w:rPr>
-          <w:rFonts w:hint="eastAsia"/>
+          <w:rFonts w:hint="eastAsia" w:eastAsia="黑体"/>
         </w:rPr>
         <w:t xml:space="preserve">前端需抗混叠滤波与合适的参考电压，参考噪声直接影响精度。</w:t>
       </w:r>
@@ -2610,7 +2954,7 @@
       </w:pPr>
       <w:r>
         <w:rPr>
-          <w:rFonts w:hint="eastAsia"/>
+          <w:rFonts w:hint="eastAsia" w:eastAsia="黑体"/>
         </w:rPr>
         <w:t xml:space="preserve">抽取滤波器带来群延迟，不适合要求即时响应的多路复用快速切换。</w:t>
       </w:r>
@@ -2625,7 +2969,7 @@
       </w:pPr>
       <w:r>
         <w:rPr>
-          <w:rFonts w:hint="eastAsia"/>
+          <w:rFonts w:hint="eastAsia" w:eastAsia="黑体"/>
         </w:rPr>
         <w:t xml:space="preserve">调制器输入需低噪声、低失调驱动，电源与基准去耦充分。</w:t>
       </w:r>
@@ -2639,11 +2983,14 @@
         </w:numPr>
       </w:pPr>
       <w:r>
+        <w:rPr>
+          <w:rFonts w:eastAsia="黑体"/>
+        </w:rPr>
         <w:t xml:space="preserve">1 </w:t>
       </w:r>
       <w:r>
         <w:rPr>
-          <w:rFonts w:hint="eastAsia"/>
+          <w:rFonts w:hint="eastAsia" w:eastAsia="黑体"/>
         </w:rPr>
         <w:t xml:space="preserve">位量化对积分器线性度要求高，版图需注意电荷注入与抖动。</w:t>
       </w:r>
@@ -2656,7 +3003,7 @@
       </w:pPr>
       <w:r>
         <w:rPr>
-          <w:rFonts w:hint="eastAsia"/>
+          <w:rFonts w:hint="eastAsia" w:eastAsia="黑体"/>
         </w:rPr>
         <w:t xml:space="preserve">参考资料</w:t>
       </w:r>
@@ -2670,6 +3017,9 @@
         </w:numPr>
       </w:pPr>
       <w:r>
+        <w:rPr>
+          <w:rFonts w:eastAsia="黑体"/>
+        </w:rPr>
         <w:t xml:space="preserve">Wikipedia: Delta-sigma modulation。</w:t>
       </w:r>
     </w:p>
@@ -2682,29 +3032,38 @@
         </w:numPr>
       </w:pPr>
       <w:r>
+        <w:rPr>
+          <w:rFonts w:eastAsia="黑体"/>
+        </w:rPr>
         <w:t xml:space="preserve">TI </w:t>
       </w:r>
       <w:r>
         <w:rPr>
-          <w:rFonts w:hint="eastAsia"/>
+          <w:rFonts w:hint="eastAsia" w:eastAsia="黑体"/>
         </w:rPr>
         <w:t xml:space="preserve">应用笔记：ΔΣ</w:t>
       </w:r>
       <w:r>
+        <w:rPr>
+          <w:rFonts w:eastAsia="黑体"/>
+        </w:rPr>
         <w:t xml:space="preserve"> ADC </w:t>
       </w:r>
       <w:r>
         <w:rPr>
-          <w:rFonts w:hint="eastAsia"/>
+          <w:rFonts w:hint="eastAsia" w:eastAsia="黑体"/>
         </w:rPr>
         <w:t xml:space="preserve">原理（如</w:t>
       </w:r>
       <w:r>
+        <w:rPr>
+          <w:rFonts w:eastAsia="黑体"/>
+        </w:rPr>
         <w:t xml:space="preserve"> Understanding delta-sigma data </w:t>
       </w:r>
       <w:r>
         <w:rPr>
-          <w:rFonts w:hint="eastAsia"/>
+          <w:rFonts w:hint="eastAsia" w:eastAsia="黑体"/>
         </w:rPr>
         <w:t xml:space="preserve">converters）。</w:t>
       </w:r>
@@ -2718,20 +3077,26 @@
         </w:numPr>
       </w:pPr>
       <w:r>
+        <w:rPr>
+          <w:rFonts w:eastAsia="黑体"/>
+        </w:rPr>
         <w:t xml:space="preserve">ADI </w:t>
       </w:r>
       <w:r>
         <w:rPr>
-          <w:rFonts w:hint="eastAsia"/>
+          <w:rFonts w:hint="eastAsia" w:eastAsia="黑体"/>
         </w:rPr>
         <w:t xml:space="preserve">文档：AD7175-2</w:t>
       </w:r>
       <w:r>
+        <w:rPr>
+          <w:rFonts w:eastAsia="黑体"/>
+        </w:rPr>
         <w:t xml:space="preserve"> </w:t>
       </w:r>
       <w:r>
         <w:rPr>
-          <w:rFonts w:hint="eastAsia"/>
+          <w:rFonts w:hint="eastAsia" w:eastAsia="黑体"/>
         </w:rPr>
         <w:t xml:space="preserve">数据手册。</w:t>
       </w:r>
@@ -2745,11 +3110,11 @@
       </w:pPr>
       <w:r>
         <w:rPr>
-          <w:rFonts w:ascii="Times New Roman" w:hAnsi="Times New Roman"/>
+          <w:rFonts w:ascii="Times New Roman" w:hAnsi="Times New Roman" w:eastAsia="黑体"/>
           <w:color w:val="555555"/>
           <w:sz w:val="21"/>
         </w:rPr>
-        <w:t>材料收集者：杜文杰</w:t>
+        <w:t>材料收集者：杜文杰，WX手机：19519196569，QQ:3478827729</w:t>
       </w:r>
     </w:p>
     <w:sectPr>
@@ -2769,7 +3134,7 @@
 </file>
 
 <file path=word/footer1.xml><?xml version="1.0" encoding="utf-8"?>
-<w:ftr xmlns:m="http://schemas.openxmlformats.org/officeDocument/2006/math" xmlns:mc="http://schemas.openxmlformats.org/markup-compatibility/2006" xmlns:mo="http://schemas.microsoft.com/office/mac/office/2008/main" xmlns:mv="urn:schemas-microsoft-com:mac:vml" xmlns:o="urn:schemas-microsoft-com:office:office" xmlns:r="http://schemas.openxmlformats.org/officeDocument/2006/relationships" xmlns:v="urn:schemas-microsoft-com:vml" xmlns:w10="urn:schemas-microsoft-com:office:word" xmlns:w14="http://schemas.microsoft.com/office/word/2010/wordml" xmlns:w="http://schemas.openxmlformats.org/wordprocessingml/2006/main" xmlns:wne="http://schemas.microsoft.com/office/word/2006/wordml" xmlns:wp14="http://schemas.microsoft.com/office/word/2010/wordprocessingDrawing" xmlns:wp="http://schemas.openxmlformats.org/drawingml/2006/wordprocessingDrawing" xmlns:wpc="http://schemas.microsoft.com/office/word/2010/wordprocessingCanvas" xmlns:wpg="http://schemas.microsoft.com/office/word/2010/wordprocessingGroup" xmlns:wpi="http://schemas.microsoft.com/office/word/2010/wordprocessingInk" xmlns:wps="http://schemas.microsoft.com/office/word/2010/wordprocessingShape" mc:Ignorable="w14 wp14">
+<w:ftr xmlns:mc="http://schemas.openxmlformats.org/markup-compatibility/2006" xmlns:w="http://schemas.openxmlformats.org/wordprocessingml/2006/main" xmlns:m="http://schemas.openxmlformats.org/officeDocument/2006/math" xmlns:mo="http://schemas.microsoft.com/office/mac/office/2008/main" xmlns:mv="urn:schemas-microsoft-com:mac:vml" xmlns:o="urn:schemas-microsoft-com:office:office" xmlns:r="http://schemas.openxmlformats.org/officeDocument/2006/relationships" xmlns:v="urn:schemas-microsoft-com:vml" xmlns:w10="urn:schemas-microsoft-com:office:word" xmlns:w14="http://schemas.microsoft.com/office/word/2010/wordml" xmlns:wne="http://schemas.microsoft.com/office/word/2006/wordml" xmlns:wp14="http://schemas.microsoft.com/office/word/2010/wordprocessingDrawing" xmlns:wp="http://schemas.openxmlformats.org/drawingml/2006/wordprocessingDrawing" xmlns:wpc="http://schemas.microsoft.com/office/word/2010/wordprocessingCanvas" xmlns:wpg="http://schemas.microsoft.com/office/word/2010/wordprocessingGroup" xmlns:wpi="http://schemas.microsoft.com/office/word/2010/wordprocessingInk" xmlns:wps="http://schemas.microsoft.com/office/word/2010/wordprocessingShape" mc:Ignorable="w14 wp14">
   <w:p>
     <w:pPr>
       <w:pStyle w:val="Footer"/>
@@ -2777,12 +3142,14 @@
     </w:pPr>
     <w:r>
       <w:rPr>
+        <w:rFonts w:eastAsia="黑体"/>
         <w:sz w:val="18"/>
       </w:rPr>
       <w:t xml:space="preserve">第 </w:t>
     </w:r>
     <w:r>
       <w:rPr>
+        <w:rFonts w:eastAsia="黑体"/>
         <w:sz w:val="18"/>
       </w:rPr>
       <w:fldChar w:fldCharType="begin"/>
@@ -2791,6 +3158,7 @@
     </w:r>
     <w:r>
       <w:rPr>
+        <w:rFonts w:eastAsia="黑体"/>
         <w:sz w:val="18"/>
       </w:rPr>
       <w:t xml:space="preserve"> 页</w:t>
@@ -2804,6 +3172,9 @@
   <w:footnote w:type="continuationSeparator" w:id="0">
     <w:p>
       <w:r>
+        <w:rPr>
+          <w:rFonts w:eastAsia="黑体"/>
+        </w:rPr>
         <w:continuationSeparator/>
       </w:r>
     </w:p>
@@ -2811,6 +3182,9 @@
   <w:footnote w:type="separator" w:id="-1">
     <w:p>
       <w:r>
+        <w:rPr>
+          <w:rFonts w:eastAsia="黑体"/>
+        </w:rPr>
         <w:separator/>
       </w:r>
     </w:p>
@@ -2819,7 +3193,7 @@
 </file>
 
 <file path=word/header1.xml><?xml version="1.0" encoding="utf-8"?>
-<w:hdr xmlns:m="http://schemas.openxmlformats.org/officeDocument/2006/math" xmlns:mc="http://schemas.openxmlformats.org/markup-compatibility/2006" xmlns:mo="http://schemas.microsoft.com/office/mac/office/2008/main" xmlns:mv="urn:schemas-microsoft-com:mac:vml" xmlns:o="urn:schemas-microsoft-com:office:office" xmlns:r="http://schemas.openxmlformats.org/officeDocument/2006/relationships" xmlns:v="urn:schemas-microsoft-com:vml" xmlns:w10="urn:schemas-microsoft-com:office:word" xmlns:w14="http://schemas.microsoft.com/office/word/2010/wordml" xmlns:w="http://schemas.openxmlformats.org/wordprocessingml/2006/main" xmlns:wne="http://schemas.microsoft.com/office/word/2006/wordml" xmlns:wp14="http://schemas.microsoft.com/office/word/2010/wordprocessingDrawing" xmlns:wp="http://schemas.openxmlformats.org/drawingml/2006/wordprocessingDrawing" xmlns:wpc="http://schemas.microsoft.com/office/word/2010/wordprocessingCanvas" xmlns:wpg="http://schemas.microsoft.com/office/word/2010/wordprocessingGroup" xmlns:wpi="http://schemas.microsoft.com/office/word/2010/wordprocessingInk" xmlns:wps="http://schemas.microsoft.com/office/word/2010/wordprocessingShape" mc:Ignorable="w14 wp14">
+<w:hdr xmlns:mc="http://schemas.openxmlformats.org/markup-compatibility/2006" xmlns:w="http://schemas.openxmlformats.org/wordprocessingml/2006/main" xmlns:m="http://schemas.openxmlformats.org/officeDocument/2006/math" xmlns:mo="http://schemas.microsoft.com/office/mac/office/2008/main" xmlns:mv="urn:schemas-microsoft-com:mac:vml" xmlns:o="urn:schemas-microsoft-com:office:office" xmlns:r="http://schemas.openxmlformats.org/officeDocument/2006/relationships" xmlns:v="urn:schemas-microsoft-com:vml" xmlns:w10="urn:schemas-microsoft-com:office:word" xmlns:w14="http://schemas.microsoft.com/office/word/2010/wordml" xmlns:wne="http://schemas.microsoft.com/office/word/2006/wordml" xmlns:wp14="http://schemas.microsoft.com/office/word/2010/wordprocessingDrawing" xmlns:wp="http://schemas.openxmlformats.org/drawingml/2006/wordprocessingDrawing" xmlns:wpc="http://schemas.microsoft.com/office/word/2010/wordprocessingCanvas" xmlns:wpg="http://schemas.microsoft.com/office/word/2010/wordprocessingGroup" xmlns:wpi="http://schemas.microsoft.com/office/word/2010/wordprocessingInk" xmlns:wps="http://schemas.microsoft.com/office/word/2010/wordprocessingShape" mc:Ignorable="w14 wp14">
   <w:p>
     <w:pPr>
       <w:pStyle w:val="Header"/>
@@ -2827,7 +3201,7 @@
     </w:pPr>
     <w:r>
       <w:rPr>
-        <w:rFonts w:ascii="Times New Roman" w:hAnsi="Times New Roman"/>
+        <w:rFonts w:ascii="Times New Roman" w:hAnsi="Times New Roman" w:eastAsia="黑体"/>
         <w:sz w:val="18"/>
         <w:rFonts w:eastAsia="黑体"/>
         <w:rFonts w:eastAsia="黑体"/>
@@ -2839,7 +3213,7 @@
 </file>
 
 <file path=word/numbering.xml><?xml version="1.0" encoding="utf-8"?>
-<w:numbering xmlns:m="http://schemas.openxmlformats.org/officeDocument/2006/math" xmlns:mc="http://schemas.openxmlformats.org/markup-compatibility/2006" xmlns:mo="http://schemas.microsoft.com/office/mac/office/2008/main" xmlns:mv="urn:schemas-microsoft-com:mac:vml" xmlns:o="urn:schemas-microsoft-com:office:office" xmlns:r="http://schemas.openxmlformats.org/officeDocument/2006/relationships" xmlns:v="urn:schemas-microsoft-com:vml" xmlns:w="http://schemas.openxmlformats.org/wordprocessingml/2006/main" xmlns:w10="urn:schemas-microsoft-com:office:word" xmlns:w14="http://schemas.microsoft.com/office/word/2010/wordml" xmlns:wne="http://schemas.microsoft.com/office/word/2006/wordml" xmlns:wp="http://schemas.openxmlformats.org/drawingml/2006/wordprocessingDrawing" xmlns:wp14="http://schemas.microsoft.com/office/word/2010/wordprocessingDrawing" xmlns:wpc="http://schemas.microsoft.com/office/word/2010/wordprocessingCanvas" xmlns:wpg="http://schemas.microsoft.com/office/word/2010/wordprocessingGroup" xmlns:wpi="http://schemas.microsoft.com/office/word/2010/wordprocessingInk" xmlns:wps="http://schemas.microsoft.com/office/word/2010/wordprocessingShape" mc:Ignorable="w14 wp14">
+<w:numbering xmlns:mc="http://schemas.openxmlformats.org/markup-compatibility/2006" xmlns:w="http://schemas.openxmlformats.org/wordprocessingml/2006/main" xmlns:m="http://schemas.openxmlformats.org/officeDocument/2006/math" xmlns:mo="http://schemas.microsoft.com/office/mac/office/2008/main" xmlns:mv="urn:schemas-microsoft-com:mac:vml" xmlns:o="urn:schemas-microsoft-com:office:office" xmlns:r="http://schemas.openxmlformats.org/officeDocument/2006/relationships" xmlns:v="urn:schemas-microsoft-com:vml" xmlns:w10="urn:schemas-microsoft-com:office:word" xmlns:w14="http://schemas.microsoft.com/office/word/2010/wordml" xmlns:wne="http://schemas.microsoft.com/office/word/2006/wordml" xmlns:wp="http://schemas.openxmlformats.org/drawingml/2006/wordprocessingDrawing" xmlns:wp14="http://schemas.microsoft.com/office/word/2010/wordprocessingDrawing" xmlns:wpc="http://schemas.microsoft.com/office/word/2010/wordprocessingCanvas" xmlns:wpg="http://schemas.microsoft.com/office/word/2010/wordprocessingGroup" xmlns:wpi="http://schemas.microsoft.com/office/word/2010/wordprocessingInk" xmlns:wps="http://schemas.microsoft.com/office/word/2010/wordprocessingShape" mc:Ignorable="w14 wp14">
   <w:abstractNum w:abstractNumId="0">
     <w:nsid w:val="FFFFFF7C"/>
     <w:multiLevelType w:val="singleLevel"/>
@@ -2926,7 +3300,7 @@
         <w:ind w:hanging="360" w:left="1440"/>
       </w:pPr>
       <w:rPr>
-        <w:rFonts w:ascii="Symbol" w:hAnsi="Symbol" w:hint="default"/>
+        <w:rFonts w:ascii="Symbol" w:hAnsi="Symbol" w:hint="default" w:eastAsia="黑体"/>
       </w:rPr>
     </w:lvl>
   </w:abstractNum>
@@ -2947,7 +3321,7 @@
         <w:ind w:hanging="360" w:left="1080"/>
       </w:pPr>
       <w:rPr>
-        <w:rFonts w:ascii="Symbol" w:hAnsi="Symbol" w:hint="default"/>
+        <w:rFonts w:ascii="Symbol" w:hAnsi="Symbol" w:hint="default" w:eastAsia="黑体"/>
       </w:rPr>
     </w:lvl>
   </w:abstractNum>
@@ -2968,7 +3342,7 @@
         <w:ind w:hanging="360" w:left="720"/>
       </w:pPr>
       <w:rPr>
-        <w:rFonts w:ascii="Symbol" w:hAnsi="Symbol" w:hint="default"/>
+        <w:rFonts w:ascii="Symbol" w:hAnsi="Symbol" w:hint="default" w:eastAsia="黑体"/>
       </w:rPr>
     </w:lvl>
   </w:abstractNum>
@@ -3007,7 +3381,7 @@
         <w:ind w:hanging="360" w:left="360"/>
       </w:pPr>
       <w:rPr>
-        <w:rFonts w:ascii="Symbol" w:hAnsi="Symbol" w:hint="default"/>
+        <w:rFonts w:ascii="Symbol" w:hAnsi="Symbol" w:hint="default" w:eastAsia="黑体"/>
       </w:rPr>
     </w:lvl>
   </w:abstractNum>
@@ -3098,7 +3472,7 @@
         <w:ind w:left="720" w:hanging="360"/>
       </w:pPr>
       <w:rPr>
-        <w:rFonts w:ascii="Symbol" w:hAnsi="Symbol" w:cs="Symbol" w:hint="default"/>
+        <w:rFonts w:ascii="Symbol" w:hAnsi="Symbol" w:cs="Symbol" w:hint="default" w:eastAsia="黑体"/>
       </w:rPr>
     </w:lvl>
     <w:lvl w:ilvl="1">
@@ -3109,7 +3483,7 @@
         <w:ind w:left="1440" w:hanging="360"/>
       </w:pPr>
       <w:rPr>
-        <w:rFonts w:ascii="Courier New" w:hAnsi="Courier New" w:cs="Courier New" w:hint="default"/>
+        <w:rFonts w:ascii="Courier New" w:hAnsi="Courier New" w:cs="Courier New" w:hint="default" w:eastAsia="黑体"/>
       </w:rPr>
     </w:lvl>
     <w:lvl w:ilvl="2">
@@ -3120,7 +3494,7 @@
         <w:ind w:left="2160" w:hanging="360"/>
       </w:pPr>
       <w:rPr>
-        <w:rFonts w:ascii="Wingdings" w:hAnsi="Wingdings" w:cs="Wingdings" w:hint="default"/>
+        <w:rFonts w:ascii="Wingdings" w:hAnsi="Wingdings" w:cs="Wingdings" w:hint="default" w:eastAsia="黑体"/>
       </w:rPr>
     </w:lvl>
     <w:lvl w:ilvl="3">
@@ -3131,7 +3505,7 @@
         <w:ind w:left="2880" w:hanging="360"/>
       </w:pPr>
       <w:rPr>
-        <w:rFonts w:ascii="Symbol" w:hAnsi="Symbol" w:cs="Symbol" w:hint="default"/>
+        <w:rFonts w:ascii="Symbol" w:hAnsi="Symbol" w:cs="Symbol" w:hint="default" w:eastAsia="黑体"/>
       </w:rPr>
     </w:lvl>
     <w:lvl w:ilvl="4">
@@ -3142,7 +3516,7 @@
         <w:ind w:left="3600" w:hanging="360"/>
       </w:pPr>
       <w:rPr>
-        <w:rFonts w:ascii="Courier New" w:hAnsi="Courier New" w:cs="Courier New" w:hint="default"/>
+        <w:rFonts w:ascii="Courier New" w:hAnsi="Courier New" w:cs="Courier New" w:hint="default" w:eastAsia="黑体"/>
       </w:rPr>
     </w:lvl>
     <w:lvl w:ilvl="5">
@@ -3153,7 +3527,7 @@
         <w:ind w:left="4320" w:hanging="360"/>
       </w:pPr>
       <w:rPr>
-        <w:rFonts w:ascii="Wingdings" w:hAnsi="Wingdings" w:cs="Wingdings" w:hint="default"/>
+        <w:rFonts w:ascii="Wingdings" w:hAnsi="Wingdings" w:cs="Wingdings" w:hint="default" w:eastAsia="黑体"/>
       </w:rPr>
     </w:lvl>
     <w:lvl w:ilvl="6">
@@ -3164,7 +3538,7 @@
         <w:ind w:left="5040" w:hanging="360"/>
       </w:pPr>
       <w:rPr>
-        <w:rFonts w:ascii="Symbol" w:hAnsi="Symbol" w:cs="Symbol" w:hint="default"/>
+        <w:rFonts w:ascii="Symbol" w:hAnsi="Symbol" w:cs="Symbol" w:hint="default" w:eastAsia="黑体"/>
       </w:rPr>
     </w:lvl>
     <w:lvl w:ilvl="7">
@@ -3175,7 +3549,7 @@
         <w:ind w:left="5760" w:hanging="360"/>
       </w:pPr>
       <w:rPr>
-        <w:rFonts w:ascii="Courier New" w:hAnsi="Courier New" w:cs="Courier New" w:hint="default"/>
+        <w:rFonts w:ascii="Courier New" w:hAnsi="Courier New" w:cs="Courier New" w:hint="default" w:eastAsia="黑体"/>
       </w:rPr>
     </w:lvl>
     <w:lvl w:ilvl="8">
@@ -3186,7 +3560,7 @@
         <w:ind w:left="6480" w:hanging="360"/>
       </w:pPr>
       <w:rPr>
-        <w:rFonts w:ascii="Wingdings" w:hAnsi="Wingdings" w:cs="Wingdings" w:hint="default"/>
+        <w:rFonts w:ascii="Wingdings" w:hAnsi="Wingdings" w:cs="Wingdings" w:hint="default" w:eastAsia="黑体"/>
       </w:rPr>
     </w:lvl>
   </w:abstractNum>
@@ -3245,11 +3619,11 @@
 </file>
 
 <file path=word/styles.xml><?xml version="1.0" encoding="utf-8"?>
-<w:styles xmlns:mc="http://schemas.openxmlformats.org/markup-compatibility/2006" xmlns:r="http://schemas.openxmlformats.org/officeDocument/2006/relationships" xmlns:w="http://schemas.openxmlformats.org/wordprocessingml/2006/main" xmlns:w14="http://schemas.microsoft.com/office/word/2010/wordml" mc:Ignorable="w14">
+<w:styles xmlns:mc="http://schemas.openxmlformats.org/markup-compatibility/2006" xmlns:w="http://schemas.openxmlformats.org/wordprocessingml/2006/main" xmlns:r="http://schemas.openxmlformats.org/officeDocument/2006/relationships" xmlns:w14="http://schemas.microsoft.com/office/word/2010/wordml" mc:Ignorable="w14">
   <w:docDefaults>
     <w:rPrDefault>
       <w:rPr>
-        <w:rFonts w:asciiTheme="minorHAnsi" w:cstheme="minorBidi" w:eastAsiaTheme="minorEastAsia" w:hAnsiTheme="minorHAnsi"/>
+        <w:rFonts w:asciiTheme="minorHAnsi" w:cstheme="minorBidi" w:hAnsiTheme="minorHAnsi" w:eastAsia="黑体"/>
         <w:sz w:val="22"/>
         <w:szCs w:val="22"/>
         <w:lang w:bidi="ar-SA" w:eastAsia="en-US" w:val="en-US"/>
@@ -3471,7 +3845,7 @@
       <w:outlineLvl w:val="0"/>
     </w:pPr>
     <w:rPr>
-      <w:rFonts w:ascii="Times New Roman" w:asciiTheme="majorHAnsi" w:cstheme="majorBidi" w:eastAsia="黑体" w:eastAsiaTheme="majorEastAsia" w:hAnsi="Times New Roman" w:hAnsiTheme="majorHAnsi"/>
+      <w:rFonts w:ascii="Times New Roman" w:asciiTheme="majorHAnsi" w:cstheme="majorBidi" w:eastAsia="黑体" w:hAnsi="Times New Roman" w:hAnsiTheme="majorHAnsi"/>
       <w:b/>
       <w:bCs/>
       <w:color w:val="1F3864"/>
@@ -3495,7 +3869,7 @@
       <w:outlineLvl w:val="1"/>
     </w:pPr>
     <w:rPr>
-      <w:rFonts w:ascii="Times New Roman" w:asciiTheme="majorHAnsi" w:cstheme="majorBidi" w:eastAsia="黑体" w:eastAsiaTheme="majorEastAsia" w:hAnsi="Times New Roman" w:hAnsiTheme="majorHAnsi"/>
+      <w:rFonts w:ascii="Times New Roman" w:asciiTheme="majorHAnsi" w:cstheme="majorBidi" w:eastAsia="黑体" w:hAnsi="Times New Roman" w:hAnsiTheme="majorHAnsi"/>
       <w:b/>
       <w:bCs/>
       <w:color w:val="2E4E7E"/>
@@ -3519,7 +3893,7 @@
       <w:outlineLvl w:val="2"/>
     </w:pPr>
     <w:rPr>
-      <w:rFonts w:ascii="Times New Roman" w:asciiTheme="majorHAnsi" w:cstheme="majorBidi" w:eastAsia="黑体" w:eastAsiaTheme="majorEastAsia" w:hAnsi="Times New Roman" w:hAnsiTheme="majorHAnsi"/>
+      <w:rFonts w:ascii="Times New Roman" w:asciiTheme="majorHAnsi" w:cstheme="majorBidi" w:eastAsia="黑体" w:hAnsi="Times New Roman" w:hAnsiTheme="majorHAnsi"/>
       <w:b/>
       <w:bCs/>
       <w:color w:val="2E4E7E"/>
@@ -3543,7 +3917,7 @@
       <w:outlineLvl w:val="3"/>
     </w:pPr>
     <w:rPr>
-      <w:rFonts w:ascii="Times New Roman" w:asciiTheme="majorHAnsi" w:cstheme="majorBidi" w:eastAsia="黑体" w:eastAsiaTheme="majorEastAsia" w:hAnsi="Times New Roman" w:hAnsiTheme="majorHAnsi"/>
+      <w:rFonts w:ascii="Times New Roman" w:asciiTheme="majorHAnsi" w:cstheme="majorBidi" w:eastAsia="黑体" w:hAnsi="Times New Roman" w:hAnsiTheme="majorHAnsi"/>
       <w:b/>
       <w:bCs/>
       <w:i/>
@@ -3569,7 +3943,7 @@
       <w:outlineLvl w:val="4"/>
     </w:pPr>
     <w:rPr>
-      <w:rFonts w:ascii="Times New Roman" w:asciiTheme="majorHAnsi" w:cstheme="majorBidi" w:eastAsia="黑体" w:eastAsiaTheme="majorEastAsia" w:hAnsi="Times New Roman" w:hAnsiTheme="majorHAnsi"/>
+      <w:rFonts w:ascii="Times New Roman" w:asciiTheme="majorHAnsi" w:cstheme="majorBidi" w:eastAsia="黑体" w:hAnsi="Times New Roman" w:hAnsiTheme="majorHAnsi"/>
       <w:b/>
       <w:color w:val="333333"/>
       <w:sz w:val="22"/>
@@ -3592,7 +3966,7 @@
       <w:outlineLvl w:val="5"/>
     </w:pPr>
     <w:rPr>
-      <w:rFonts w:asciiTheme="majorHAnsi" w:cstheme="majorBidi" w:eastAsiaTheme="majorEastAsia" w:hAnsiTheme="majorHAnsi"/>
+      <w:rFonts w:asciiTheme="majorHAnsi" w:cstheme="majorBidi" w:hAnsiTheme="majorHAnsi" w:eastAsia="黑体"/>
       <w:i/>
       <w:iCs/>
       <w:color w:themeColor="accent1" w:themeShade="7F" w:val="243F60"/>
@@ -3615,7 +3989,7 @@
       <w:outlineLvl w:val="6"/>
     </w:pPr>
     <w:rPr>
-      <w:rFonts w:asciiTheme="majorHAnsi" w:cstheme="majorBidi" w:eastAsiaTheme="majorEastAsia" w:hAnsiTheme="majorHAnsi"/>
+      <w:rFonts w:asciiTheme="majorHAnsi" w:cstheme="majorBidi" w:hAnsiTheme="majorHAnsi" w:eastAsia="黑体"/>
       <w:i/>
       <w:iCs/>
       <w:color w:themeColor="text1" w:themeTint="BF" w:val="404040"/>
@@ -3638,7 +4012,7 @@
       <w:outlineLvl w:val="7"/>
     </w:pPr>
     <w:rPr>
-      <w:rFonts w:asciiTheme="majorHAnsi" w:cstheme="majorBidi" w:eastAsiaTheme="majorEastAsia" w:hAnsiTheme="majorHAnsi"/>
+      <w:rFonts w:asciiTheme="majorHAnsi" w:cstheme="majorBidi" w:hAnsiTheme="majorHAnsi" w:eastAsia="黑体"/>
       <w:color w:themeColor="accent1" w:val="4F81BD"/>
       <w:sz w:val="20"/>
       <w:szCs w:val="20"/>
@@ -3661,7 +4035,7 @@
       <w:outlineLvl w:val="8"/>
     </w:pPr>
     <w:rPr>
-      <w:rFonts w:asciiTheme="majorHAnsi" w:cstheme="majorBidi" w:eastAsiaTheme="majorEastAsia" w:hAnsiTheme="majorHAnsi"/>
+      <w:rFonts w:asciiTheme="majorHAnsi" w:cstheme="majorBidi" w:hAnsiTheme="majorHAnsi" w:eastAsia="黑体"/>
       <w:i/>
       <w:iCs/>
       <w:color w:themeColor="text1" w:themeTint="BF" w:val="404040"/>
@@ -3712,7 +4086,7 @@
     <w:uiPriority w:val="9"/>
     <w:rsid w:val="00FC693F"/>
     <w:rPr>
-      <w:rFonts w:asciiTheme="majorHAnsi" w:cstheme="majorBidi" w:eastAsiaTheme="majorEastAsia" w:hAnsiTheme="majorHAnsi"/>
+      <w:rFonts w:asciiTheme="majorHAnsi" w:cstheme="majorBidi" w:hAnsiTheme="majorHAnsi" w:eastAsia="黑体"/>
       <w:b/>
       <w:bCs/>
       <w:color w:themeColor="accent1" w:themeShade="BF" w:val="365F91"/>
@@ -3727,7 +4101,7 @@
     <w:uiPriority w:val="9"/>
     <w:rsid w:val="00FC693F"/>
     <w:rPr>
-      <w:rFonts w:asciiTheme="majorHAnsi" w:cstheme="majorBidi" w:eastAsiaTheme="majorEastAsia" w:hAnsiTheme="majorHAnsi"/>
+      <w:rFonts w:asciiTheme="majorHAnsi" w:cstheme="majorBidi" w:hAnsiTheme="majorHAnsi" w:eastAsia="黑体"/>
       <w:b/>
       <w:bCs/>
       <w:color w:themeColor="accent1" w:val="4F81BD"/>
@@ -3742,7 +4116,7 @@
     <w:uiPriority w:val="9"/>
     <w:rsid w:val="00FC693F"/>
     <w:rPr>
-      <w:rFonts w:asciiTheme="majorHAnsi" w:cstheme="majorBidi" w:eastAsiaTheme="majorEastAsia" w:hAnsiTheme="majorHAnsi"/>
+      <w:rFonts w:asciiTheme="majorHAnsi" w:cstheme="majorBidi" w:hAnsiTheme="majorHAnsi" w:eastAsia="黑体"/>
       <w:b/>
       <w:bCs/>
       <w:color w:themeColor="accent1" w:val="4F81BD"/>
@@ -3765,7 +4139,7 @@
       <w:contextualSpacing/>
     </w:pPr>
     <w:rPr>
-      <w:rFonts w:ascii="Times New Roman" w:asciiTheme="majorHAnsi" w:cstheme="majorBidi" w:eastAsia="黑体" w:eastAsiaTheme="majorEastAsia" w:hAnsi="Times New Roman" w:hAnsiTheme="majorHAnsi"/>
+      <w:rFonts w:ascii="Times New Roman" w:asciiTheme="majorHAnsi" w:cstheme="majorBidi" w:eastAsia="黑体" w:hAnsi="Times New Roman" w:hAnsiTheme="majorHAnsi"/>
       <w:b/>
       <w:color w:val="1F3864"/>
       <w:spacing w:val="5"/>
@@ -3781,7 +4155,7 @@
     <w:uiPriority w:val="10"/>
     <w:rsid w:val="00FC693F"/>
     <w:rPr>
-      <w:rFonts w:asciiTheme="majorHAnsi" w:cstheme="majorBidi" w:eastAsiaTheme="majorEastAsia" w:hAnsiTheme="majorHAnsi"/>
+      <w:rFonts w:asciiTheme="majorHAnsi" w:cstheme="majorBidi" w:hAnsiTheme="majorHAnsi" w:eastAsia="黑体"/>
       <w:color w:themeColor="text2" w:themeShade="BF" w:val="17365D"/>
       <w:spacing w:val="5"/>
       <w:kern w:val="28"/>
@@ -3803,7 +4177,7 @@
       </w:numPr>
     </w:pPr>
     <w:rPr>
-      <w:rFonts w:asciiTheme="majorHAnsi" w:cstheme="majorBidi" w:eastAsiaTheme="majorEastAsia" w:hAnsiTheme="majorHAnsi"/>
+      <w:rFonts w:asciiTheme="majorHAnsi" w:cstheme="majorBidi" w:hAnsiTheme="majorHAnsi" w:eastAsia="黑体"/>
       <w:i/>
       <w:iCs/>
       <w:color w:themeColor="accent1" w:val="4F81BD"/>
@@ -3819,7 +4193,7 @@
     <w:uiPriority w:val="11"/>
     <w:rsid w:val="00FC693F"/>
     <w:rPr>
-      <w:rFonts w:asciiTheme="majorHAnsi" w:cstheme="majorBidi" w:eastAsiaTheme="majorEastAsia" w:hAnsiTheme="majorHAnsi"/>
+      <w:rFonts w:asciiTheme="majorHAnsi" w:cstheme="majorBidi" w:hAnsiTheme="majorHAnsi" w:eastAsia="黑体"/>
       <w:i/>
       <w:iCs/>
       <w:color w:themeColor="accent1" w:val="4F81BD"/>
@@ -3886,6 +4260,7 @@
       <w:spacing w:after="120"/>
     </w:pPr>
     <w:rPr>
+      <w:rFonts w:eastAsia="黑体"/>
       <w:sz w:val="16"/>
       <w:szCs w:val="16"/>
     </w:rPr>
@@ -3897,6 +4272,7 @@
     <w:uiPriority w:val="99"/>
     <w:rsid w:val="00AA1D8D"/>
     <w:rPr>
+      <w:rFonts w:eastAsia="黑体"/>
       <w:sz w:val="16"/>
       <w:szCs w:val="16"/>
     </w:rPr>
@@ -4066,7 +4442,7 @@
       </w:tabs>
     </w:pPr>
     <w:rPr>
-      <w:rFonts w:ascii="Courier" w:hAnsi="Courier"/>
+      <w:rFonts w:ascii="Courier" w:hAnsi="Courier" w:eastAsia="黑体"/>
       <w:sz w:val="20"/>
       <w:szCs w:val="20"/>
     </w:rPr>
@@ -4078,7 +4454,7 @@
     <w:uiPriority w:val="99"/>
     <w:rsid w:val="0029639D"/>
     <w:rPr>
-      <w:rFonts w:ascii="Courier" w:hAnsi="Courier"/>
+      <w:rFonts w:ascii="Courier" w:hAnsi="Courier" w:eastAsia="黑体"/>
       <w:sz w:val="20"/>
       <w:szCs w:val="20"/>
     </w:rPr>
@@ -4114,6 +4490,7 @@
     <w:uiPriority w:val="29"/>
     <w:rsid w:val="00FC693F"/>
     <w:rPr>
+      <w:rFonts w:eastAsia="黑体"/>
       <w:i/>
       <w:iCs/>
       <w:color w:themeColor="text1" w:val="000000"/>
@@ -4127,7 +4504,7 @@
     <w:semiHidden/>
     <w:rsid w:val="00FC693F"/>
     <w:rPr>
-      <w:rFonts w:asciiTheme="majorHAnsi" w:cstheme="majorBidi" w:eastAsiaTheme="majorEastAsia" w:hAnsiTheme="majorHAnsi"/>
+      <w:rFonts w:asciiTheme="majorHAnsi" w:cstheme="majorBidi" w:hAnsiTheme="majorHAnsi" w:eastAsia="黑体"/>
       <w:b/>
       <w:bCs/>
       <w:i/>
@@ -4143,7 +4520,7 @@
     <w:semiHidden/>
     <w:rsid w:val="00FC693F"/>
     <w:rPr>
-      <w:rFonts w:asciiTheme="majorHAnsi" w:cstheme="majorBidi" w:eastAsiaTheme="majorEastAsia" w:hAnsiTheme="majorHAnsi"/>
+      <w:rFonts w:asciiTheme="majorHAnsi" w:cstheme="majorBidi" w:hAnsiTheme="majorHAnsi" w:eastAsia="黑体"/>
       <w:color w:themeColor="accent1" w:themeShade="7F" w:val="243F60"/>
     </w:rPr>
   </w:style>
@@ -4155,7 +4532,7 @@
     <w:semiHidden/>
     <w:rsid w:val="00FC693F"/>
     <w:rPr>
-      <w:rFonts w:asciiTheme="majorHAnsi" w:cstheme="majorBidi" w:eastAsiaTheme="majorEastAsia" w:hAnsiTheme="majorHAnsi"/>
+      <w:rFonts w:asciiTheme="majorHAnsi" w:cstheme="majorBidi" w:hAnsiTheme="majorHAnsi" w:eastAsia="黑体"/>
       <w:i/>
       <w:iCs/>
       <w:color w:themeColor="accent1" w:themeShade="7F" w:val="243F60"/>
@@ -4169,7 +4546,7 @@
     <w:semiHidden/>
     <w:rsid w:val="00FC693F"/>
     <w:rPr>
-      <w:rFonts w:asciiTheme="majorHAnsi" w:cstheme="majorBidi" w:eastAsiaTheme="majorEastAsia" w:hAnsiTheme="majorHAnsi"/>
+      <w:rFonts w:asciiTheme="majorHAnsi" w:cstheme="majorBidi" w:hAnsiTheme="majorHAnsi" w:eastAsia="黑体"/>
       <w:i/>
       <w:iCs/>
       <w:color w:themeColor="text1" w:themeTint="BF" w:val="404040"/>
@@ -4183,7 +4560,7 @@
     <w:semiHidden/>
     <w:rsid w:val="00FC693F"/>
     <w:rPr>
-      <w:rFonts w:asciiTheme="majorHAnsi" w:cstheme="majorBidi" w:eastAsiaTheme="majorEastAsia" w:hAnsiTheme="majorHAnsi"/>
+      <w:rFonts w:asciiTheme="majorHAnsi" w:cstheme="majorBidi" w:hAnsiTheme="majorHAnsi" w:eastAsia="黑体"/>
       <w:color w:themeColor="accent1" w:val="4F81BD"/>
       <w:sz w:val="20"/>
       <w:szCs w:val="20"/>
@@ -4197,7 +4574,7 @@
     <w:semiHidden/>
     <w:rsid w:val="00FC693F"/>
     <w:rPr>
-      <w:rFonts w:asciiTheme="majorHAnsi" w:cstheme="majorBidi" w:eastAsiaTheme="majorEastAsia" w:hAnsiTheme="majorHAnsi"/>
+      <w:rFonts w:asciiTheme="majorHAnsi" w:cstheme="majorBidi" w:hAnsiTheme="majorHAnsi" w:eastAsia="黑体"/>
       <w:i/>
       <w:iCs/>
       <w:color w:themeColor="text1" w:themeTint="BF" w:val="404040"/>
@@ -4218,6 +4595,7 @@
       <w:spacing w:line="240" w:lineRule="auto"/>
     </w:pPr>
     <w:rPr>
+      <w:rFonts w:eastAsia="黑体"/>
       <w:b/>
       <w:bCs/>
       <w:color w:themeColor="accent1" w:val="4F81BD"/>
@@ -4232,6 +4610,7 @@
     <w:qFormat/>
     <w:rsid w:val="00FC693F"/>
     <w:rPr>
+      <w:rFonts w:eastAsia="黑体"/>
       <w:b/>
       <w:bCs/>
     </w:rPr>
@@ -4243,6 +4622,7 @@
     <w:qFormat/>
     <w:rsid w:val="00FC693F"/>
     <w:rPr>
+      <w:rFonts w:eastAsia="黑体"/>
       <w:i/>
       <w:iCs/>
     </w:rPr>
@@ -4263,6 +4643,7 @@
       <w:ind w:left="936" w:right="936"/>
     </w:pPr>
     <w:rPr>
+      <w:rFonts w:eastAsia="黑体"/>
       <w:b/>
       <w:bCs/>
       <w:i/>
@@ -4277,6 +4658,7 @@
     <w:uiPriority w:val="30"/>
     <w:rsid w:val="00FC693F"/>
     <w:rPr>
+      <w:rFonts w:eastAsia="黑体"/>
       <w:b/>
       <w:bCs/>
       <w:i/>
@@ -4291,6 +4673,7 @@
     <w:qFormat/>
     <w:rsid w:val="00FC693F"/>
     <w:rPr>
+      <w:rFonts w:eastAsia="黑体"/>
       <w:i/>
       <w:iCs/>
       <w:color w:themeColor="text1" w:themeTint="7F" w:val="808080"/>
@@ -4303,6 +4686,7 @@
     <w:qFormat/>
     <w:rsid w:val="00FC693F"/>
     <w:rPr>
+      <w:rFonts w:eastAsia="黑体"/>
       <w:b/>
       <w:bCs/>
       <w:i/>
@@ -4317,6 +4701,7 @@
     <w:qFormat/>
     <w:rsid w:val="00FC693F"/>
     <w:rPr>
+      <w:rFonts w:eastAsia="黑体"/>
       <w:smallCaps/>
       <w:color w:themeColor="accent2" w:val="C0504D"/>
       <w:u w:val="single"/>
@@ -4329,6 +4714,7 @@
     <w:qFormat/>
     <w:rsid w:val="00FC693F"/>
     <w:rPr>
+      <w:rFonts w:eastAsia="黑体"/>
       <w:b/>
       <w:bCs/>
       <w:smallCaps/>
@@ -4344,6 +4730,7 @@
     <w:qFormat/>
     <w:rsid w:val="00FC693F"/>
     <w:rPr>
+      <w:rFonts w:eastAsia="黑体"/>
       <w:b/>
       <w:bCs/>
       <w:smallCaps/>
@@ -4398,6 +4785,7 @@
       <w:spacing w:after="0" w:line="240" w:lineRule="auto"/>
     </w:pPr>
     <w:rPr>
+      <w:rFonts w:eastAsia="黑体"/>
       <w:color w:themeColor="text1" w:themeShade="BF" w:val="000000"/>
     </w:rPr>
     <w:tblPr>
@@ -4420,6 +4808,7 @@
         <w:spacing w:after="0" w:before="0" w:line="240" w:lineRule="auto"/>
       </w:pPr>
       <w:rPr>
+        <w:rFonts w:eastAsia="黑体"/>
         <w:b/>
         <w:bCs/>
       </w:rPr>
@@ -4440,6 +4829,7 @@
         <w:spacing w:after="0" w:before="0" w:line="240" w:lineRule="auto"/>
       </w:pPr>
       <w:rPr>
+        <w:rFonts w:eastAsia="黑体"/>
         <w:b/>
         <w:bCs/>
       </w:rPr>
@@ -4457,12 +4847,14 @@
     </w:tblStylePr>
     <w:tblStylePr w:type="firstCol">
       <w:rPr>
+        <w:rFonts w:eastAsia="黑体"/>
         <w:b/>
         <w:bCs/>
       </w:rPr>
     </w:tblStylePr>
     <w:tblStylePr w:type="lastCol">
       <w:rPr>
+        <w:rFonts w:eastAsia="黑体"/>
         <w:b/>
         <w:bCs/>
       </w:rPr>
@@ -4501,6 +4893,7 @@
       <w:spacing w:after="0" w:line="240" w:lineRule="auto"/>
     </w:pPr>
     <w:rPr>
+      <w:rFonts w:eastAsia="黑体"/>
       <w:color w:themeColor="accent1" w:themeShade="BF" w:val="365F91"/>
     </w:rPr>
     <w:tblPr>
@@ -4523,6 +4916,7 @@
         <w:spacing w:after="0" w:before="0" w:line="240" w:lineRule="auto"/>
       </w:pPr>
       <w:rPr>
+        <w:rFonts w:eastAsia="黑体"/>
         <w:b/>
         <w:bCs/>
       </w:rPr>
@@ -4543,6 +4937,7 @@
         <w:spacing w:after="0" w:before="0" w:line="240" w:lineRule="auto"/>
       </w:pPr>
       <w:rPr>
+        <w:rFonts w:eastAsia="黑体"/>
         <w:b/>
         <w:bCs/>
       </w:rPr>
@@ -4560,12 +4955,14 @@
     </w:tblStylePr>
     <w:tblStylePr w:type="firstCol">
       <w:rPr>
+        <w:rFonts w:eastAsia="黑体"/>
         <w:b/>
         <w:bCs/>
       </w:rPr>
     </w:tblStylePr>
     <w:tblStylePr w:type="lastCol">
       <w:rPr>
+        <w:rFonts w:eastAsia="黑体"/>
         <w:b/>
         <w:bCs/>
       </w:rPr>
@@ -4604,6 +5001,7 @@
       <w:spacing w:after="0" w:line="240" w:lineRule="auto"/>
     </w:pPr>
     <w:rPr>
+      <w:rFonts w:eastAsia="黑体"/>
       <w:color w:themeColor="accent2" w:themeShade="BF" w:val="943634"/>
     </w:rPr>
     <w:tblPr>
@@ -4626,6 +5024,7 @@
         <w:spacing w:after="0" w:before="0" w:line="240" w:lineRule="auto"/>
       </w:pPr>
       <w:rPr>
+        <w:rFonts w:eastAsia="黑体"/>
         <w:b/>
         <w:bCs/>
       </w:rPr>
@@ -4646,6 +5045,7 @@
         <w:spacing w:after="0" w:before="0" w:line="240" w:lineRule="auto"/>
       </w:pPr>
       <w:rPr>
+        <w:rFonts w:eastAsia="黑体"/>
         <w:b/>
         <w:bCs/>
       </w:rPr>
@@ -4663,12 +5063,14 @@
     </w:tblStylePr>
     <w:tblStylePr w:type="firstCol">
       <w:rPr>
+        <w:rFonts w:eastAsia="黑体"/>
         <w:b/>
         <w:bCs/>
       </w:rPr>
     </w:tblStylePr>
     <w:tblStylePr w:type="lastCol">
       <w:rPr>
+        <w:rFonts w:eastAsia="黑体"/>
         <w:b/>
         <w:bCs/>
       </w:rPr>
@@ -4707,6 +5109,7 @@
       <w:spacing w:after="0" w:line="240" w:lineRule="auto"/>
     </w:pPr>
     <w:rPr>
+      <w:rFonts w:eastAsia="黑体"/>
       <w:color w:themeColor="accent3" w:themeShade="BF" w:val="76923C"/>
     </w:rPr>
     <w:tblPr>
@@ -4729,6 +5132,7 @@
         <w:spacing w:after="0" w:before="0" w:line="240" w:lineRule="auto"/>
       </w:pPr>
       <w:rPr>
+        <w:rFonts w:eastAsia="黑体"/>
         <w:b/>
         <w:bCs/>
       </w:rPr>
@@ -4749,6 +5153,7 @@
         <w:spacing w:after="0" w:before="0" w:line="240" w:lineRule="auto"/>
       </w:pPr>
       <w:rPr>
+        <w:rFonts w:eastAsia="黑体"/>
         <w:b/>
         <w:bCs/>
       </w:rPr>
@@ -4766,12 +5171,14 @@
     </w:tblStylePr>
     <w:tblStylePr w:type="firstCol">
       <w:rPr>
+        <w:rFonts w:eastAsia="黑体"/>
         <w:b/>
         <w:bCs/>
       </w:rPr>
     </w:tblStylePr>
     <w:tblStylePr w:type="lastCol">
       <w:rPr>
+        <w:rFonts w:eastAsia="黑体"/>
         <w:b/>
         <w:bCs/>
       </w:rPr>
@@ -4810,6 +5217,7 @@
       <w:spacing w:after="0" w:line="240" w:lineRule="auto"/>
     </w:pPr>
     <w:rPr>
+      <w:rFonts w:eastAsia="黑体"/>
       <w:color w:themeColor="accent4" w:themeShade="BF" w:val="5F497A"/>
     </w:rPr>
     <w:tblPr>
@@ -4832,6 +5240,7 @@
         <w:spacing w:after="0" w:before="0" w:line="240" w:lineRule="auto"/>
       </w:pPr>
       <w:rPr>
+        <w:rFonts w:eastAsia="黑体"/>
         <w:b/>
         <w:bCs/>
       </w:rPr>
@@ -4852,6 +5261,7 @@
         <w:spacing w:after="0" w:before="0" w:line="240" w:lineRule="auto"/>
       </w:pPr>
       <w:rPr>
+        <w:rFonts w:eastAsia="黑体"/>
         <w:b/>
         <w:bCs/>
       </w:rPr>
@@ -4869,12 +5279,14 @@
     </w:tblStylePr>
     <w:tblStylePr w:type="firstCol">
       <w:rPr>
+        <w:rFonts w:eastAsia="黑体"/>
         <w:b/>
         <w:bCs/>
       </w:rPr>
     </w:tblStylePr>
     <w:tblStylePr w:type="lastCol">
       <w:rPr>
+        <w:rFonts w:eastAsia="黑体"/>
         <w:b/>
         <w:bCs/>
       </w:rPr>
@@ -4913,6 +5325,7 @@
       <w:spacing w:after="0" w:line="240" w:lineRule="auto"/>
     </w:pPr>
     <w:rPr>
+      <w:rFonts w:eastAsia="黑体"/>
       <w:color w:themeColor="accent5" w:themeShade="BF" w:val="31849B"/>
     </w:rPr>
     <w:tblPr>
@@ -4935,6 +5348,7 @@
         <w:spacing w:after="0" w:before="0" w:line="240" w:lineRule="auto"/>
       </w:pPr>
       <w:rPr>
+        <w:rFonts w:eastAsia="黑体"/>
         <w:b/>
         <w:bCs/>
       </w:rPr>
@@ -4955,6 +5369,7 @@
         <w:spacing w:after="0" w:before="0" w:line="240" w:lineRule="auto"/>
       </w:pPr>
       <w:rPr>
+        <w:rFonts w:eastAsia="黑体"/>
         <w:b/>
         <w:bCs/>
       </w:rPr>
@@ -4972,12 +5387,14 @@
     </w:tblStylePr>
     <w:tblStylePr w:type="firstCol">
       <w:rPr>
+        <w:rFonts w:eastAsia="黑体"/>
         <w:b/>
         <w:bCs/>
       </w:rPr>
     </w:tblStylePr>
     <w:tblStylePr w:type="lastCol">
       <w:rPr>
+        <w:rFonts w:eastAsia="黑体"/>
         <w:b/>
         <w:bCs/>
       </w:rPr>
@@ -5016,6 +5433,7 @@
       <w:spacing w:after="0" w:line="240" w:lineRule="auto"/>
     </w:pPr>
     <w:rPr>
+      <w:rFonts w:eastAsia="黑体"/>
       <w:color w:themeColor="accent6" w:themeShade="BF" w:val="E36C0A"/>
     </w:rPr>
     <w:tblPr>
@@ -5038,6 +5456,7 @@
         <w:spacing w:after="0" w:before="0" w:line="240" w:lineRule="auto"/>
       </w:pPr>
       <w:rPr>
+        <w:rFonts w:eastAsia="黑体"/>
         <w:b/>
         <w:bCs/>
       </w:rPr>
@@ -5058,6 +5477,7 @@
         <w:spacing w:after="0" w:before="0" w:line="240" w:lineRule="auto"/>
       </w:pPr>
       <w:rPr>
+        <w:rFonts w:eastAsia="黑体"/>
         <w:b/>
         <w:bCs/>
       </w:rPr>
@@ -5075,12 +5495,14 @@
     </w:tblStylePr>
     <w:tblStylePr w:type="firstCol">
       <w:rPr>
+        <w:rFonts w:eastAsia="黑体"/>
         <w:b/>
         <w:bCs/>
       </w:rPr>
     </w:tblStylePr>
     <w:tblStylePr w:type="lastCol">
       <w:rPr>
+        <w:rFonts w:eastAsia="黑体"/>
         <w:b/>
         <w:bCs/>
       </w:rPr>
@@ -5140,6 +5562,7 @@
         <w:spacing w:after="0" w:before="0" w:line="240" w:lineRule="auto"/>
       </w:pPr>
       <w:rPr>
+        <w:rFonts w:eastAsia="黑体"/>
         <w:b/>
         <w:bCs/>
         <w:color w:themeColor="background1" w:val="FFFFFF"/>
@@ -5154,6 +5577,7 @@
         <w:spacing w:after="0" w:before="0" w:line="240" w:lineRule="auto"/>
       </w:pPr>
       <w:rPr>
+        <w:rFonts w:eastAsia="黑体"/>
         <w:b/>
         <w:bCs/>
       </w:rPr>
@@ -5169,12 +5593,14 @@
     </w:tblStylePr>
     <w:tblStylePr w:type="firstCol">
       <w:rPr>
+        <w:rFonts w:eastAsia="黑体"/>
         <w:b/>
         <w:bCs/>
       </w:rPr>
     </w:tblStylePr>
     <w:tblStylePr w:type="lastCol">
       <w:rPr>
+        <w:rFonts w:eastAsia="黑体"/>
         <w:b/>
         <w:bCs/>
       </w:rPr>
@@ -5232,6 +5658,7 @@
         <w:spacing w:after="0" w:before="0" w:line="240" w:lineRule="auto"/>
       </w:pPr>
       <w:rPr>
+        <w:rFonts w:eastAsia="黑体"/>
         <w:b/>
         <w:bCs/>
         <w:color w:themeColor="background1" w:val="FFFFFF"/>
@@ -5246,6 +5673,7 @@
         <w:spacing w:after="0" w:before="0" w:line="240" w:lineRule="auto"/>
       </w:pPr>
       <w:rPr>
+        <w:rFonts w:eastAsia="黑体"/>
         <w:b/>
         <w:bCs/>
       </w:rPr>
@@ -5261,12 +5689,14 @@
     </w:tblStylePr>
     <w:tblStylePr w:type="firstCol">
       <w:rPr>
+        <w:rFonts w:eastAsia="黑体"/>
         <w:b/>
         <w:bCs/>
       </w:rPr>
     </w:tblStylePr>
     <w:tblStylePr w:type="lastCol">
       <w:rPr>
+        <w:rFonts w:eastAsia="黑体"/>
         <w:b/>
         <w:bCs/>
       </w:rPr>
@@ -5324,6 +5754,7 @@
         <w:spacing w:after="0" w:before="0" w:line="240" w:lineRule="auto"/>
       </w:pPr>
       <w:rPr>
+        <w:rFonts w:eastAsia="黑体"/>
         <w:b/>
         <w:bCs/>
         <w:color w:themeColor="background1" w:val="FFFFFF"/>
@@ -5338,6 +5769,7 @@
         <w:spacing w:after="0" w:before="0" w:line="240" w:lineRule="auto"/>
       </w:pPr>
       <w:rPr>
+        <w:rFonts w:eastAsia="黑体"/>
         <w:b/>
         <w:bCs/>
       </w:rPr>
@@ -5353,12 +5785,14 @@
     </w:tblStylePr>
     <w:tblStylePr w:type="firstCol">
       <w:rPr>
+        <w:rFonts w:eastAsia="黑体"/>
         <w:b/>
         <w:bCs/>
       </w:rPr>
     </w:tblStylePr>
     <w:tblStylePr w:type="lastCol">
       <w:rPr>
+        <w:rFonts w:eastAsia="黑体"/>
         <w:b/>
         <w:bCs/>
       </w:rPr>
@@ -5416,6 +5850,7 @@
         <w:spacing w:after="0" w:before="0" w:line="240" w:lineRule="auto"/>
       </w:pPr>
       <w:rPr>
+        <w:rFonts w:eastAsia="黑体"/>
         <w:b/>
         <w:bCs/>
         <w:color w:themeColor="background1" w:val="FFFFFF"/>
@@ -5430,6 +5865,7 @@
         <w:spacing w:after="0" w:before="0" w:line="240" w:lineRule="auto"/>
       </w:pPr>
       <w:rPr>
+        <w:rFonts w:eastAsia="黑体"/>
         <w:b/>
         <w:bCs/>
       </w:rPr>
@@ -5445,12 +5881,14 @@
     </w:tblStylePr>
     <w:tblStylePr w:type="firstCol">
       <w:rPr>
+        <w:rFonts w:eastAsia="黑体"/>
         <w:b/>
         <w:bCs/>
       </w:rPr>
     </w:tblStylePr>
     <w:tblStylePr w:type="lastCol">
       <w:rPr>
+        <w:rFonts w:eastAsia="黑体"/>
         <w:b/>
         <w:bCs/>
       </w:rPr>
@@ -5508,6 +5946,7 @@
         <w:spacing w:after="0" w:before="0" w:line="240" w:lineRule="auto"/>
       </w:pPr>
       <w:rPr>
+        <w:rFonts w:eastAsia="黑体"/>
         <w:b/>
         <w:bCs/>
         <w:color w:themeColor="background1" w:val="FFFFFF"/>
@@ -5522,6 +5961,7 @@
         <w:spacing w:after="0" w:before="0" w:line="240" w:lineRule="auto"/>
       </w:pPr>
       <w:rPr>
+        <w:rFonts w:eastAsia="黑体"/>
         <w:b/>
         <w:bCs/>
       </w:rPr>
@@ -5537,12 +5977,14 @@
     </w:tblStylePr>
     <w:tblStylePr w:type="firstCol">
       <w:rPr>
+        <w:rFonts w:eastAsia="黑体"/>
         <w:b/>
         <w:bCs/>
       </w:rPr>
     </w:tblStylePr>
     <w:tblStylePr w:type="lastCol">
       <w:rPr>
+        <w:rFonts w:eastAsia="黑体"/>
         <w:b/>
         <w:bCs/>
       </w:rPr>
@@ -5600,6 +6042,7 @@
         <w:spacing w:after="0" w:before="0" w:line="240" w:lineRule="auto"/>
       </w:pPr>
       <w:rPr>
+        <w:rFonts w:eastAsia="黑体"/>
         <w:b/>
         <w:bCs/>
         <w:color w:themeColor="background1" w:val="FFFFFF"/>
@@ -5614,6 +6057,7 @@
         <w:spacing w:after="0" w:before="0" w:line="240" w:lineRule="auto"/>
       </w:pPr>
       <w:rPr>
+        <w:rFonts w:eastAsia="黑体"/>
         <w:b/>
         <w:bCs/>
       </w:rPr>
@@ -5629,12 +6073,14 @@
     </w:tblStylePr>
     <w:tblStylePr w:type="firstCol">
       <w:rPr>
+        <w:rFonts w:eastAsia="黑体"/>
         <w:b/>
         <w:bCs/>
       </w:rPr>
     </w:tblStylePr>
     <w:tblStylePr w:type="lastCol">
       <w:rPr>
+        <w:rFonts w:eastAsia="黑体"/>
         <w:b/>
         <w:bCs/>
       </w:rPr>
@@ -5692,6 +6138,7 @@
         <w:spacing w:after="0" w:before="0" w:line="240" w:lineRule="auto"/>
       </w:pPr>
       <w:rPr>
+        <w:rFonts w:eastAsia="黑体"/>
         <w:b/>
         <w:bCs/>
         <w:color w:themeColor="background1" w:val="FFFFFF"/>
@@ -5706,6 +6153,7 @@
         <w:spacing w:after="0" w:before="0" w:line="240" w:lineRule="auto"/>
       </w:pPr>
       <w:rPr>
+        <w:rFonts w:eastAsia="黑体"/>
         <w:b/>
         <w:bCs/>
       </w:rPr>
@@ -5721,12 +6169,14 @@
     </w:tblStylePr>
     <w:tblStylePr w:type="firstCol">
       <w:rPr>
+        <w:rFonts w:eastAsia="黑体"/>
         <w:b/>
         <w:bCs/>
       </w:rPr>
     </w:tblStylePr>
     <w:tblStylePr w:type="lastCol">
       <w:rPr>
+        <w:rFonts w:eastAsia="黑体"/>
         <w:b/>
         <w:bCs/>
       </w:rPr>
@@ -5786,7 +6236,7 @@
         <w:spacing w:after="0" w:before="0" w:line="240" w:lineRule="auto"/>
       </w:pPr>
       <w:rPr>
-        <w:rFonts w:asciiTheme="majorHAnsi" w:cstheme="majorBidi" w:eastAsiaTheme="majorEastAsia" w:hAnsiTheme="majorHAnsi"/>
+        <w:rFonts w:asciiTheme="majorHAnsi" w:cstheme="majorBidi" w:hAnsiTheme="majorHAnsi" w:eastAsia="黑体"/>
         <w:b/>
         <w:bCs/>
       </w:rPr>
@@ -5807,7 +6257,7 @@
         <w:spacing w:after="0" w:before="0" w:line="240" w:lineRule="auto"/>
       </w:pPr>
       <w:rPr>
-        <w:rFonts w:asciiTheme="majorHAnsi" w:cstheme="majorBidi" w:eastAsiaTheme="majorEastAsia" w:hAnsiTheme="majorHAnsi"/>
+        <w:rFonts w:asciiTheme="majorHAnsi" w:cstheme="majorBidi" w:hAnsiTheme="majorHAnsi" w:eastAsia="黑体"/>
         <w:b/>
         <w:bCs/>
       </w:rPr>
@@ -5825,14 +6275,14 @@
     </w:tblStylePr>
     <w:tblStylePr w:type="firstCol">
       <w:rPr>
-        <w:rFonts w:asciiTheme="majorHAnsi" w:cstheme="majorBidi" w:eastAsiaTheme="majorEastAsia" w:hAnsiTheme="majorHAnsi"/>
+        <w:rFonts w:asciiTheme="majorHAnsi" w:cstheme="majorBidi" w:hAnsiTheme="majorHAnsi" w:eastAsia="黑体"/>
         <w:b/>
         <w:bCs/>
       </w:rPr>
     </w:tblStylePr>
     <w:tblStylePr w:type="lastCol">
       <w:rPr>
-        <w:rFonts w:asciiTheme="majorHAnsi" w:cstheme="majorBidi" w:eastAsiaTheme="majorEastAsia" w:hAnsiTheme="majorHAnsi"/>
+        <w:rFonts w:asciiTheme="majorHAnsi" w:cstheme="majorBidi" w:hAnsiTheme="majorHAnsi" w:eastAsia="黑体"/>
         <w:b/>
         <w:bCs/>
       </w:rPr>
@@ -5916,7 +6366,7 @@
         <w:spacing w:after="0" w:before="0" w:line="240" w:lineRule="auto"/>
       </w:pPr>
       <w:rPr>
-        <w:rFonts w:asciiTheme="majorHAnsi" w:cstheme="majorBidi" w:eastAsiaTheme="majorEastAsia" w:hAnsiTheme="majorHAnsi"/>
+        <w:rFonts w:asciiTheme="majorHAnsi" w:cstheme="majorBidi" w:hAnsiTheme="majorHAnsi" w:eastAsia="黑体"/>
         <w:b/>
         <w:bCs/>
       </w:rPr>
@@ -5937,7 +6387,7 @@
         <w:spacing w:after="0" w:before="0" w:line="240" w:lineRule="auto"/>
       </w:pPr>
       <w:rPr>
-        <w:rFonts w:asciiTheme="majorHAnsi" w:cstheme="majorBidi" w:eastAsiaTheme="majorEastAsia" w:hAnsiTheme="majorHAnsi"/>
+        <w:rFonts w:asciiTheme="majorHAnsi" w:cstheme="majorBidi" w:hAnsiTheme="majorHAnsi" w:eastAsia="黑体"/>
         <w:b/>
         <w:bCs/>
       </w:rPr>
@@ -5955,14 +6405,14 @@
     </w:tblStylePr>
     <w:tblStylePr w:type="firstCol">
       <w:rPr>
-        <w:rFonts w:asciiTheme="majorHAnsi" w:cstheme="majorBidi" w:eastAsiaTheme="majorEastAsia" w:hAnsiTheme="majorHAnsi"/>
+        <w:rFonts w:asciiTheme="majorHAnsi" w:cstheme="majorBidi" w:hAnsiTheme="majorHAnsi" w:eastAsia="黑体"/>
         <w:b/>
         <w:bCs/>
       </w:rPr>
     </w:tblStylePr>
     <w:tblStylePr w:type="lastCol">
       <w:rPr>
-        <w:rFonts w:asciiTheme="majorHAnsi" w:cstheme="majorBidi" w:eastAsiaTheme="majorEastAsia" w:hAnsiTheme="majorHAnsi"/>
+        <w:rFonts w:asciiTheme="majorHAnsi" w:cstheme="majorBidi" w:hAnsiTheme="majorHAnsi" w:eastAsia="黑体"/>
         <w:b/>
         <w:bCs/>
       </w:rPr>
@@ -6046,7 +6496,7 @@
         <w:spacing w:after="0" w:before="0" w:line="240" w:lineRule="auto"/>
       </w:pPr>
       <w:rPr>
-        <w:rFonts w:asciiTheme="majorHAnsi" w:cstheme="majorBidi" w:eastAsiaTheme="majorEastAsia" w:hAnsiTheme="majorHAnsi"/>
+        <w:rFonts w:asciiTheme="majorHAnsi" w:cstheme="majorBidi" w:hAnsiTheme="majorHAnsi" w:eastAsia="黑体"/>
         <w:b/>
         <w:bCs/>
       </w:rPr>
@@ -6067,7 +6517,7 @@
         <w:spacing w:after="0" w:before="0" w:line="240" w:lineRule="auto"/>
       </w:pPr>
       <w:rPr>
-        <w:rFonts w:asciiTheme="majorHAnsi" w:cstheme="majorBidi" w:eastAsiaTheme="majorEastAsia" w:hAnsiTheme="majorHAnsi"/>
+        <w:rFonts w:asciiTheme="majorHAnsi" w:cstheme="majorBidi" w:hAnsiTheme="majorHAnsi" w:eastAsia="黑体"/>
         <w:b/>
         <w:bCs/>
       </w:rPr>
@@ -6085,14 +6535,14 @@
     </w:tblStylePr>
     <w:tblStylePr w:type="firstCol">
       <w:rPr>
-        <w:rFonts w:asciiTheme="majorHAnsi" w:cstheme="majorBidi" w:eastAsiaTheme="majorEastAsia" w:hAnsiTheme="majorHAnsi"/>
+        <w:rFonts w:asciiTheme="majorHAnsi" w:cstheme="majorBidi" w:hAnsiTheme="majorHAnsi" w:eastAsia="黑体"/>
         <w:b/>
         <w:bCs/>
       </w:rPr>
     </w:tblStylePr>
     <w:tblStylePr w:type="lastCol">
       <w:rPr>
-        <w:rFonts w:asciiTheme="majorHAnsi" w:cstheme="majorBidi" w:eastAsiaTheme="majorEastAsia" w:hAnsiTheme="majorHAnsi"/>
+        <w:rFonts w:asciiTheme="majorHAnsi" w:cstheme="majorBidi" w:hAnsiTheme="majorHAnsi" w:eastAsia="黑体"/>
         <w:b/>
         <w:bCs/>
       </w:rPr>
@@ -6176,7 +6626,7 @@
         <w:spacing w:after="0" w:before="0" w:line="240" w:lineRule="auto"/>
       </w:pPr>
       <w:rPr>
-        <w:rFonts w:asciiTheme="majorHAnsi" w:cstheme="majorBidi" w:eastAsiaTheme="majorEastAsia" w:hAnsiTheme="majorHAnsi"/>
+        <w:rFonts w:asciiTheme="majorHAnsi" w:cstheme="majorBidi" w:hAnsiTheme="majorHAnsi" w:eastAsia="黑体"/>
         <w:b/>
         <w:bCs/>
       </w:rPr>
@@ -6197,7 +6647,7 @@
         <w:spacing w:after="0" w:before="0" w:line="240" w:lineRule="auto"/>
       </w:pPr>
       <w:rPr>
-        <w:rFonts w:asciiTheme="majorHAnsi" w:cstheme="majorBidi" w:eastAsiaTheme="majorEastAsia" w:hAnsiTheme="majorHAnsi"/>
+        <w:rFonts w:asciiTheme="majorHAnsi" w:cstheme="majorBidi" w:hAnsiTheme="majorHAnsi" w:eastAsia="黑体"/>
         <w:b/>
         <w:bCs/>
       </w:rPr>
@@ -6215,14 +6665,14 @@
     </w:tblStylePr>
     <w:tblStylePr w:type="firstCol">
       <w:rPr>
-        <w:rFonts w:asciiTheme="majorHAnsi" w:cstheme="majorBidi" w:eastAsiaTheme="majorEastAsia" w:hAnsiTheme="majorHAnsi"/>
+        <w:rFonts w:asciiTheme="majorHAnsi" w:cstheme="majorBidi" w:hAnsiTheme="majorHAnsi" w:eastAsia="黑体"/>
         <w:b/>
         <w:bCs/>
       </w:rPr>
     </w:tblStylePr>
     <w:tblStylePr w:type="lastCol">
       <w:rPr>
-        <w:rFonts w:asciiTheme="majorHAnsi" w:cstheme="majorBidi" w:eastAsiaTheme="majorEastAsia" w:hAnsiTheme="majorHAnsi"/>
+        <w:rFonts w:asciiTheme="majorHAnsi" w:cstheme="majorBidi" w:hAnsiTheme="majorHAnsi" w:eastAsia="黑体"/>
         <w:b/>
         <w:bCs/>
       </w:rPr>
@@ -6306,7 +6756,7 @@
         <w:spacing w:after="0" w:before="0" w:line="240" w:lineRule="auto"/>
       </w:pPr>
       <w:rPr>
-        <w:rFonts w:asciiTheme="majorHAnsi" w:cstheme="majorBidi" w:eastAsiaTheme="majorEastAsia" w:hAnsiTheme="majorHAnsi"/>
+        <w:rFonts w:asciiTheme="majorHAnsi" w:cstheme="majorBidi" w:hAnsiTheme="majorHAnsi" w:eastAsia="黑体"/>
         <w:b/>
         <w:bCs/>
       </w:rPr>
@@ -6327,7 +6777,7 @@
         <w:spacing w:after="0" w:before="0" w:line="240" w:lineRule="auto"/>
       </w:pPr>
       <w:rPr>
-        <w:rFonts w:asciiTheme="majorHAnsi" w:cstheme="majorBidi" w:eastAsiaTheme="majorEastAsia" w:hAnsiTheme="majorHAnsi"/>
+        <w:rFonts w:asciiTheme="majorHAnsi" w:cstheme="majorBidi" w:hAnsiTheme="majorHAnsi" w:eastAsia="黑体"/>
         <w:b/>
         <w:bCs/>
       </w:rPr>
@@ -6345,14 +6795,14 @@
     </w:tblStylePr>
     <w:tblStylePr w:type="firstCol">
       <w:rPr>
-        <w:rFonts w:asciiTheme="majorHAnsi" w:cstheme="majorBidi" w:eastAsiaTheme="majorEastAsia" w:hAnsiTheme="majorHAnsi"/>
+        <w:rFonts w:asciiTheme="majorHAnsi" w:cstheme="majorBidi" w:hAnsiTheme="majorHAnsi" w:eastAsia="黑体"/>
         <w:b/>
         <w:bCs/>
       </w:rPr>
     </w:tblStylePr>
     <w:tblStylePr w:type="lastCol">
       <w:rPr>
-        <w:rFonts w:asciiTheme="majorHAnsi" w:cstheme="majorBidi" w:eastAsiaTheme="majorEastAsia" w:hAnsiTheme="majorHAnsi"/>
+        <w:rFonts w:asciiTheme="majorHAnsi" w:cstheme="majorBidi" w:hAnsiTheme="majorHAnsi" w:eastAsia="黑体"/>
         <w:b/>
         <w:bCs/>
       </w:rPr>
@@ -6436,7 +6886,7 @@
         <w:spacing w:after="0" w:before="0" w:line="240" w:lineRule="auto"/>
       </w:pPr>
       <w:rPr>
-        <w:rFonts w:asciiTheme="majorHAnsi" w:cstheme="majorBidi" w:eastAsiaTheme="majorEastAsia" w:hAnsiTheme="majorHAnsi"/>
+        <w:rFonts w:asciiTheme="majorHAnsi" w:cstheme="majorBidi" w:hAnsiTheme="majorHAnsi" w:eastAsia="黑体"/>
         <w:b/>
         <w:bCs/>
       </w:rPr>
@@ -6457,7 +6907,7 @@
         <w:spacing w:after="0" w:before="0" w:line="240" w:lineRule="auto"/>
       </w:pPr>
       <w:rPr>
-        <w:rFonts w:asciiTheme="majorHAnsi" w:cstheme="majorBidi" w:eastAsiaTheme="majorEastAsia" w:hAnsiTheme="majorHAnsi"/>
+        <w:rFonts w:asciiTheme="majorHAnsi" w:cstheme="majorBidi" w:hAnsiTheme="majorHAnsi" w:eastAsia="黑体"/>
         <w:b/>
         <w:bCs/>
       </w:rPr>
@@ -6475,14 +6925,14 @@
     </w:tblStylePr>
     <w:tblStylePr w:type="firstCol">
       <w:rPr>
-        <w:rFonts w:asciiTheme="majorHAnsi" w:cstheme="majorBidi" w:eastAsiaTheme="majorEastAsia" w:hAnsiTheme="majorHAnsi"/>
+        <w:rFonts w:asciiTheme="majorHAnsi" w:cstheme="majorBidi" w:hAnsiTheme="majorHAnsi" w:eastAsia="黑体"/>
         <w:b/>
         <w:bCs/>
       </w:rPr>
     </w:tblStylePr>
     <w:tblStylePr w:type="lastCol">
       <w:rPr>
-        <w:rFonts w:asciiTheme="majorHAnsi" w:cstheme="majorBidi" w:eastAsiaTheme="majorEastAsia" w:hAnsiTheme="majorHAnsi"/>
+        <w:rFonts w:asciiTheme="majorHAnsi" w:cstheme="majorBidi" w:hAnsiTheme="majorHAnsi" w:eastAsia="黑体"/>
         <w:b/>
         <w:bCs/>
       </w:rPr>
@@ -6566,7 +7016,7 @@
         <w:spacing w:after="0" w:before="0" w:line="240" w:lineRule="auto"/>
       </w:pPr>
       <w:rPr>
-        <w:rFonts w:asciiTheme="majorHAnsi" w:cstheme="majorBidi" w:eastAsiaTheme="majorEastAsia" w:hAnsiTheme="majorHAnsi"/>
+        <w:rFonts w:asciiTheme="majorHAnsi" w:cstheme="majorBidi" w:hAnsiTheme="majorHAnsi" w:eastAsia="黑体"/>
         <w:b/>
         <w:bCs/>
       </w:rPr>
@@ -6587,7 +7037,7 @@
         <w:spacing w:after="0" w:before="0" w:line="240" w:lineRule="auto"/>
       </w:pPr>
       <w:rPr>
-        <w:rFonts w:asciiTheme="majorHAnsi" w:cstheme="majorBidi" w:eastAsiaTheme="majorEastAsia" w:hAnsiTheme="majorHAnsi"/>
+        <w:rFonts w:asciiTheme="majorHAnsi" w:cstheme="majorBidi" w:hAnsiTheme="majorHAnsi" w:eastAsia="黑体"/>
         <w:b/>
         <w:bCs/>
       </w:rPr>
@@ -6605,14 +7055,14 @@
     </w:tblStylePr>
     <w:tblStylePr w:type="firstCol">
       <w:rPr>
-        <w:rFonts w:asciiTheme="majorHAnsi" w:cstheme="majorBidi" w:eastAsiaTheme="majorEastAsia" w:hAnsiTheme="majorHAnsi"/>
+        <w:rFonts w:asciiTheme="majorHAnsi" w:cstheme="majorBidi" w:hAnsiTheme="majorHAnsi" w:eastAsia="黑体"/>
         <w:b/>
         <w:bCs/>
       </w:rPr>
     </w:tblStylePr>
     <w:tblStylePr w:type="lastCol">
       <w:rPr>
-        <w:rFonts w:asciiTheme="majorHAnsi" w:cstheme="majorBidi" w:eastAsiaTheme="majorEastAsia" w:hAnsiTheme="majorHAnsi"/>
+        <w:rFonts w:asciiTheme="majorHAnsi" w:cstheme="majorBidi" w:hAnsiTheme="majorHAnsi" w:eastAsia="黑体"/>
         <w:b/>
         <w:bCs/>
       </w:rPr>
@@ -6695,6 +7145,7 @@
         <w:spacing w:after="0" w:before="0" w:line="240" w:lineRule="auto"/>
       </w:pPr>
       <w:rPr>
+        <w:rFonts w:eastAsia="黑体"/>
         <w:b/>
         <w:bCs/>
         <w:color w:themeColor="background1" w:val="FFFFFF"/>
@@ -6717,6 +7168,7 @@
         <w:spacing w:after="0" w:before="0" w:line="240" w:lineRule="auto"/>
       </w:pPr>
       <w:rPr>
+        <w:rFonts w:eastAsia="黑体"/>
         <w:b/>
         <w:bCs/>
       </w:rPr>
@@ -6734,12 +7186,14 @@
     </w:tblStylePr>
     <w:tblStylePr w:type="firstCol">
       <w:rPr>
+        <w:rFonts w:eastAsia="黑体"/>
         <w:b/>
         <w:bCs/>
       </w:rPr>
     </w:tblStylePr>
     <w:tblStylePr w:type="lastCol">
       <w:rPr>
+        <w:rFonts w:eastAsia="黑体"/>
         <w:b/>
         <w:bCs/>
       </w:rPr>
@@ -6801,6 +7255,7 @@
         <w:spacing w:after="0" w:before="0" w:line="240" w:lineRule="auto"/>
       </w:pPr>
       <w:rPr>
+        <w:rFonts w:eastAsia="黑体"/>
         <w:b/>
         <w:bCs/>
         <w:color w:themeColor="background1" w:val="FFFFFF"/>
@@ -6823,6 +7278,7 @@
         <w:spacing w:after="0" w:before="0" w:line="240" w:lineRule="auto"/>
       </w:pPr>
       <w:rPr>
+        <w:rFonts w:eastAsia="黑体"/>
         <w:b/>
         <w:bCs/>
       </w:rPr>
@@ -6840,12 +7296,14 @@
     </w:tblStylePr>
     <w:tblStylePr w:type="firstCol">
       <w:rPr>
+        <w:rFonts w:eastAsia="黑体"/>
         <w:b/>
         <w:bCs/>
       </w:rPr>
     </w:tblStylePr>
     <w:tblStylePr w:type="lastCol">
       <w:rPr>
+        <w:rFonts w:eastAsia="黑体"/>
         <w:b/>
         <w:bCs/>
       </w:rPr>
@@ -6907,6 +7365,7 @@
         <w:spacing w:after="0" w:before="0" w:line="240" w:lineRule="auto"/>
       </w:pPr>
       <w:rPr>
+        <w:rFonts w:eastAsia="黑体"/>
         <w:b/>
         <w:bCs/>
         <w:color w:themeColor="background1" w:val="FFFFFF"/>
@@ -6929,6 +7388,7 @@
         <w:spacing w:after="0" w:before="0" w:line="240" w:lineRule="auto"/>
       </w:pPr>
       <w:rPr>
+        <w:rFonts w:eastAsia="黑体"/>
         <w:b/>
         <w:bCs/>
       </w:rPr>
@@ -6946,12 +7406,14 @@
     </w:tblStylePr>
     <w:tblStylePr w:type="firstCol">
       <w:rPr>
+        <w:rFonts w:eastAsia="黑体"/>
         <w:b/>
         <w:bCs/>
       </w:rPr>
     </w:tblStylePr>
     <w:tblStylePr w:type="lastCol">
       <w:rPr>
+        <w:rFonts w:eastAsia="黑体"/>
         <w:b/>
         <w:bCs/>
       </w:rPr>
@@ -7013,6 +7475,7 @@
         <w:spacing w:after="0" w:before="0" w:line="240" w:lineRule="auto"/>
       </w:pPr>
       <w:rPr>
+        <w:rFonts w:eastAsia="黑体"/>
         <w:b/>
         <w:bCs/>
         <w:color w:themeColor="background1" w:val="FFFFFF"/>
@@ -7035,6 +7498,7 @@
         <w:spacing w:after="0" w:before="0" w:line="240" w:lineRule="auto"/>
       </w:pPr>
       <w:rPr>
+        <w:rFonts w:eastAsia="黑体"/>
         <w:b/>
         <w:bCs/>
       </w:rPr>
@@ -7052,12 +7516,14 @@
     </w:tblStylePr>
     <w:tblStylePr w:type="firstCol">
       <w:rPr>
+        <w:rFonts w:eastAsia="黑体"/>
         <w:b/>
         <w:bCs/>
       </w:rPr>
     </w:tblStylePr>
     <w:tblStylePr w:type="lastCol">
       <w:rPr>
+        <w:rFonts w:eastAsia="黑体"/>
         <w:b/>
         <w:bCs/>
       </w:rPr>
@@ -7119,6 +7585,7 @@
         <w:spacing w:after="0" w:before="0" w:line="240" w:lineRule="auto"/>
       </w:pPr>
       <w:rPr>
+        <w:rFonts w:eastAsia="黑体"/>
         <w:b/>
         <w:bCs/>
         <w:color w:themeColor="background1" w:val="FFFFFF"/>
@@ -7141,6 +7608,7 @@
         <w:spacing w:after="0" w:before="0" w:line="240" w:lineRule="auto"/>
       </w:pPr>
       <w:rPr>
+        <w:rFonts w:eastAsia="黑体"/>
         <w:b/>
         <w:bCs/>
       </w:rPr>
@@ -7158,12 +7626,14 @@
     </w:tblStylePr>
     <w:tblStylePr w:type="firstCol">
       <w:rPr>
+        <w:rFonts w:eastAsia="黑体"/>
         <w:b/>
         <w:bCs/>
       </w:rPr>
     </w:tblStylePr>
     <w:tblStylePr w:type="lastCol">
       <w:rPr>
+        <w:rFonts w:eastAsia="黑体"/>
         <w:b/>
         <w:bCs/>
       </w:rPr>
@@ -7225,6 +7695,7 @@
         <w:spacing w:after="0" w:before="0" w:line="240" w:lineRule="auto"/>
       </w:pPr>
       <w:rPr>
+        <w:rFonts w:eastAsia="黑体"/>
         <w:b/>
         <w:bCs/>
         <w:color w:themeColor="background1" w:val="FFFFFF"/>
@@ -7247,6 +7718,7 @@
         <w:spacing w:after="0" w:before="0" w:line="240" w:lineRule="auto"/>
       </w:pPr>
       <w:rPr>
+        <w:rFonts w:eastAsia="黑体"/>
         <w:b/>
         <w:bCs/>
       </w:rPr>
@@ -7264,12 +7736,14 @@
     </w:tblStylePr>
     <w:tblStylePr w:type="firstCol">
       <w:rPr>
+        <w:rFonts w:eastAsia="黑体"/>
         <w:b/>
         <w:bCs/>
       </w:rPr>
     </w:tblStylePr>
     <w:tblStylePr w:type="lastCol">
       <w:rPr>
+        <w:rFonts w:eastAsia="黑体"/>
         <w:b/>
         <w:bCs/>
       </w:rPr>
@@ -7331,6 +7805,7 @@
         <w:spacing w:after="0" w:before="0" w:line="240" w:lineRule="auto"/>
       </w:pPr>
       <w:rPr>
+        <w:rFonts w:eastAsia="黑体"/>
         <w:b/>
         <w:bCs/>
         <w:color w:themeColor="background1" w:val="FFFFFF"/>
@@ -7353,6 +7828,7 @@
         <w:spacing w:after="0" w:before="0" w:line="240" w:lineRule="auto"/>
       </w:pPr>
       <w:rPr>
+        <w:rFonts w:eastAsia="黑体"/>
         <w:b/>
         <w:bCs/>
       </w:rPr>
@@ -7370,12 +7846,14 @@
     </w:tblStylePr>
     <w:tblStylePr w:type="firstCol">
       <w:rPr>
+        <w:rFonts w:eastAsia="黑体"/>
         <w:b/>
         <w:bCs/>
       </w:rPr>
     </w:tblStylePr>
     <w:tblStylePr w:type="lastCol">
       <w:rPr>
+        <w:rFonts w:eastAsia="黑体"/>
         <w:b/>
         <w:bCs/>
       </w:rPr>
@@ -7434,6 +7912,7 @@
         <w:spacing w:after="0" w:before="0" w:line="240" w:lineRule="auto"/>
       </w:pPr>
       <w:rPr>
+        <w:rFonts w:eastAsia="黑体"/>
         <w:b/>
         <w:bCs/>
         <w:color w:themeColor="background1" w:val="FFFFFF"/>
@@ -7456,6 +7935,7 @@
         <w:spacing w:after="0" w:before="0" w:line="240" w:lineRule="auto"/>
       </w:pPr>
       <w:rPr>
+        <w:rFonts w:eastAsia="黑体"/>
         <w:color w:val="auto"/>
       </w:rPr>
       <w:tblPr/>
@@ -7473,6 +7953,7 @@
     </w:tblStylePr>
     <w:tblStylePr w:type="firstCol">
       <w:rPr>
+        <w:rFonts w:eastAsia="黑体"/>
         <w:b/>
         <w:bCs/>
         <w:color w:themeColor="background1" w:val="FFFFFF"/>
@@ -7492,6 +7973,7 @@
     </w:tblStylePr>
     <w:tblStylePr w:type="lastCol">
       <w:rPr>
+        <w:rFonts w:eastAsia="黑体"/>
         <w:b/>
         <w:bCs/>
         <w:color w:themeColor="background1" w:val="FFFFFF"/>
@@ -7540,6 +8022,7 @@
     </w:tblStylePr>
     <w:tblStylePr w:type="nwCell">
       <w:rPr>
+        <w:rFonts w:eastAsia="黑体"/>
         <w:color w:themeColor="background1" w:val="FFFFFF"/>
       </w:rPr>
       <w:tblPr/>
@@ -7583,6 +8066,7 @@
         <w:spacing w:after="0" w:before="0" w:line="240" w:lineRule="auto"/>
       </w:pPr>
       <w:rPr>
+        <w:rFonts w:eastAsia="黑体"/>
         <w:b/>
         <w:bCs/>
         <w:color w:themeColor="background1" w:val="FFFFFF"/>
@@ -7605,6 +8089,7 @@
         <w:spacing w:after="0" w:before="0" w:line="240" w:lineRule="auto"/>
       </w:pPr>
       <w:rPr>
+        <w:rFonts w:eastAsia="黑体"/>
         <w:color w:val="auto"/>
       </w:rPr>
       <w:tblPr/>
@@ -7622,6 +8107,7 @@
     </w:tblStylePr>
     <w:tblStylePr w:type="firstCol">
       <w:rPr>
+        <w:rFonts w:eastAsia="黑体"/>
         <w:b/>
         <w:bCs/>
         <w:color w:themeColor="background1" w:val="FFFFFF"/>
@@ -7641,6 +8127,7 @@
     </w:tblStylePr>
     <w:tblStylePr w:type="lastCol">
       <w:rPr>
+        <w:rFonts w:eastAsia="黑体"/>
         <w:b/>
         <w:bCs/>
         <w:color w:themeColor="background1" w:val="FFFFFF"/>
@@ -7689,6 +8176,7 @@
     </w:tblStylePr>
     <w:tblStylePr w:type="nwCell">
       <w:rPr>
+        <w:rFonts w:eastAsia="黑体"/>
         <w:color w:themeColor="background1" w:val="FFFFFF"/>
       </w:rPr>
       <w:tblPr/>
@@ -7732,6 +8220,7 @@
         <w:spacing w:after="0" w:before="0" w:line="240" w:lineRule="auto"/>
       </w:pPr>
       <w:rPr>
+        <w:rFonts w:eastAsia="黑体"/>
         <w:b/>
         <w:bCs/>
         <w:color w:themeColor="background1" w:val="FFFFFF"/>
@@ -7754,6 +8243,7 @@
         <w:spacing w:after="0" w:before="0" w:line="240" w:lineRule="auto"/>
       </w:pPr>
       <w:rPr>
+        <w:rFonts w:eastAsia="黑体"/>
         <w:color w:val="auto"/>
       </w:rPr>
       <w:tblPr/>
@@ -7771,6 +8261,7 @@
     </w:tblStylePr>
     <w:tblStylePr w:type="firstCol">
       <w:rPr>
+        <w:rFonts w:eastAsia="黑体"/>
         <w:b/>
         <w:bCs/>
         <w:color w:themeColor="background1" w:val="FFFFFF"/>
@@ -7790,6 +8281,7 @@
     </w:tblStylePr>
     <w:tblStylePr w:type="lastCol">
       <w:rPr>
+        <w:rFonts w:eastAsia="黑体"/>
         <w:b/>
         <w:bCs/>
         <w:color w:themeColor="background1" w:val="FFFFFF"/>
@@ -7838,6 +8330,7 @@
     </w:tblStylePr>
     <w:tblStylePr w:type="nwCell">
       <w:rPr>
+        <w:rFonts w:eastAsia="黑体"/>
         <w:color w:themeColor="background1" w:val="FFFFFF"/>
       </w:rPr>
       <w:tblPr/>
@@ -7881,6 +8374,7 @@
         <w:spacing w:after="0" w:before="0" w:line="240" w:lineRule="auto"/>
       </w:pPr>
       <w:rPr>
+        <w:rFonts w:eastAsia="黑体"/>
         <w:b/>
         <w:bCs/>
         <w:color w:themeColor="background1" w:val="FFFFFF"/>
@@ -7903,6 +8397,7 @@
         <w:spacing w:after="0" w:before="0" w:line="240" w:lineRule="auto"/>
       </w:pPr>
       <w:rPr>
+        <w:rFonts w:eastAsia="黑体"/>
         <w:color w:val="auto"/>
       </w:rPr>
       <w:tblPr/>
@@ -7920,6 +8415,7 @@
     </w:tblStylePr>
     <w:tblStylePr w:type="firstCol">
       <w:rPr>
+        <w:rFonts w:eastAsia="黑体"/>
         <w:b/>
         <w:bCs/>
         <w:color w:themeColor="background1" w:val="FFFFFF"/>
@@ -7939,6 +8435,7 @@
     </w:tblStylePr>
     <w:tblStylePr w:type="lastCol">
       <w:rPr>
+        <w:rFonts w:eastAsia="黑体"/>
         <w:b/>
         <w:bCs/>
         <w:color w:themeColor="background1" w:val="FFFFFF"/>
@@ -7987,6 +8484,7 @@
     </w:tblStylePr>
     <w:tblStylePr w:type="nwCell">
       <w:rPr>
+        <w:rFonts w:eastAsia="黑体"/>
         <w:color w:themeColor="background1" w:val="FFFFFF"/>
       </w:rPr>
       <w:tblPr/>
@@ -8030,6 +8528,7 @@
         <w:spacing w:after="0" w:before="0" w:line="240" w:lineRule="auto"/>
       </w:pPr>
       <w:rPr>
+        <w:rFonts w:eastAsia="黑体"/>
         <w:b/>
         <w:bCs/>
         <w:color w:themeColor="background1" w:val="FFFFFF"/>
@@ -8052,6 +8551,7 @@
         <w:spacing w:after="0" w:before="0" w:line="240" w:lineRule="auto"/>
       </w:pPr>
       <w:rPr>
+        <w:rFonts w:eastAsia="黑体"/>
         <w:color w:val="auto"/>
       </w:rPr>
       <w:tblPr/>
@@ -8069,6 +8569,7 @@
     </w:tblStylePr>
     <w:tblStylePr w:type="firstCol">
       <w:rPr>
+        <w:rFonts w:eastAsia="黑体"/>
         <w:b/>
         <w:bCs/>
         <w:color w:themeColor="background1" w:val="FFFFFF"/>
@@ -8088,6 +8589,7 @@
     </w:tblStylePr>
     <w:tblStylePr w:type="lastCol">
       <w:rPr>
+        <w:rFonts w:eastAsia="黑体"/>
         <w:b/>
         <w:bCs/>
         <w:color w:themeColor="background1" w:val="FFFFFF"/>
@@ -8136,6 +8638,7 @@
     </w:tblStylePr>
     <w:tblStylePr w:type="nwCell">
       <w:rPr>
+        <w:rFonts w:eastAsia="黑体"/>
         <w:color w:themeColor="background1" w:val="FFFFFF"/>
       </w:rPr>
       <w:tblPr/>
@@ -8179,6 +8682,7 @@
         <w:spacing w:after="0" w:before="0" w:line="240" w:lineRule="auto"/>
       </w:pPr>
       <w:rPr>
+        <w:rFonts w:eastAsia="黑体"/>
         <w:b/>
         <w:bCs/>
         <w:color w:themeColor="background1" w:val="FFFFFF"/>
@@ -8201,6 +8705,7 @@
         <w:spacing w:after="0" w:before="0" w:line="240" w:lineRule="auto"/>
       </w:pPr>
       <w:rPr>
+        <w:rFonts w:eastAsia="黑体"/>
         <w:color w:val="auto"/>
       </w:rPr>
       <w:tblPr/>
@@ -8218,6 +8723,7 @@
     </w:tblStylePr>
     <w:tblStylePr w:type="firstCol">
       <w:rPr>
+        <w:rFonts w:eastAsia="黑体"/>
         <w:b/>
         <w:bCs/>
         <w:color w:themeColor="background1" w:val="FFFFFF"/>
@@ -8237,6 +8743,7 @@
     </w:tblStylePr>
     <w:tblStylePr w:type="lastCol">
       <w:rPr>
+        <w:rFonts w:eastAsia="黑体"/>
         <w:b/>
         <w:bCs/>
         <w:color w:themeColor="background1" w:val="FFFFFF"/>
@@ -8285,6 +8792,7 @@
     </w:tblStylePr>
     <w:tblStylePr w:type="nwCell">
       <w:rPr>
+        <w:rFonts w:eastAsia="黑体"/>
         <w:color w:themeColor="background1" w:val="FFFFFF"/>
       </w:rPr>
       <w:tblPr/>
@@ -8328,6 +8836,7 @@
         <w:spacing w:after="0" w:before="0" w:line="240" w:lineRule="auto"/>
       </w:pPr>
       <w:rPr>
+        <w:rFonts w:eastAsia="黑体"/>
         <w:b/>
         <w:bCs/>
         <w:color w:themeColor="background1" w:val="FFFFFF"/>
@@ -8350,6 +8859,7 @@
         <w:spacing w:after="0" w:before="0" w:line="240" w:lineRule="auto"/>
       </w:pPr>
       <w:rPr>
+        <w:rFonts w:eastAsia="黑体"/>
         <w:color w:val="auto"/>
       </w:rPr>
       <w:tblPr/>
@@ -8367,6 +8877,7 @@
     </w:tblStylePr>
     <w:tblStylePr w:type="firstCol">
       <w:rPr>
+        <w:rFonts w:eastAsia="黑体"/>
         <w:b/>
         <w:bCs/>
         <w:color w:themeColor="background1" w:val="FFFFFF"/>
@@ -8386,6 +8897,7 @@
     </w:tblStylePr>
     <w:tblStylePr w:type="lastCol">
       <w:rPr>
+        <w:rFonts w:eastAsia="黑体"/>
         <w:b/>
         <w:bCs/>
         <w:color w:themeColor="background1" w:val="FFFFFF"/>
@@ -8434,6 +8946,7 @@
     </w:tblStylePr>
     <w:tblStylePr w:type="nwCell">
       <w:rPr>
+        <w:rFonts w:eastAsia="黑体"/>
         <w:color w:themeColor="background1" w:val="FFFFFF"/>
       </w:rPr>
       <w:tblPr/>
@@ -8458,6 +8971,7 @@
       <w:spacing w:after="0" w:line="240" w:lineRule="auto"/>
     </w:pPr>
     <w:rPr>
+      <w:rFonts w:eastAsia="黑体"/>
       <w:color w:themeColor="text1" w:val="000000"/>
     </w:rPr>
     <w:tblPr>
@@ -8477,7 +8991,7 @@
     </w:tblPr>
     <w:tblStylePr w:type="firstRow">
       <w:rPr>
-        <w:rFonts w:asciiTheme="majorHAnsi" w:cstheme="majorBidi" w:eastAsiaTheme="majorEastAsia" w:hAnsiTheme="majorHAnsi"/>
+        <w:rFonts w:asciiTheme="majorHAnsi" w:cstheme="majorBidi" w:hAnsiTheme="majorHAnsi" w:eastAsia="黑体"/>
       </w:rPr>
       <w:tblPr/>
       <w:tcPr>
@@ -8489,6 +9003,7 @@
     </w:tblStylePr>
     <w:tblStylePr w:type="lastRow">
       <w:rPr>
+        <w:rFonts w:eastAsia="黑体"/>
         <w:b/>
         <w:bCs/>
         <w:color w:themeColor="text2" w:val="1F497D"/>
@@ -8503,12 +9018,14 @@
     </w:tblStylePr>
     <w:tblStylePr w:type="firstCol">
       <w:rPr>
+        <w:rFonts w:eastAsia="黑体"/>
         <w:b/>
         <w:bCs/>
       </w:rPr>
     </w:tblStylePr>
     <w:tblStylePr w:type="lastCol">
       <w:rPr>
+        <w:rFonts w:eastAsia="黑体"/>
         <w:b/>
         <w:bCs/>
       </w:rPr>
@@ -8542,6 +9059,7 @@
       <w:spacing w:after="0" w:line="240" w:lineRule="auto"/>
     </w:pPr>
     <w:rPr>
+      <w:rFonts w:eastAsia="黑体"/>
       <w:color w:themeColor="text1" w:val="000000"/>
     </w:rPr>
     <w:tblPr>
@@ -8561,7 +9079,7 @@
     </w:tblPr>
     <w:tblStylePr w:type="firstRow">
       <w:rPr>
-        <w:rFonts w:asciiTheme="majorHAnsi" w:cstheme="majorBidi" w:eastAsiaTheme="majorEastAsia" w:hAnsiTheme="majorHAnsi"/>
+        <w:rFonts w:asciiTheme="majorHAnsi" w:cstheme="majorBidi" w:hAnsiTheme="majorHAnsi" w:eastAsia="黑体"/>
       </w:rPr>
       <w:tblPr/>
       <w:tcPr>
@@ -8573,6 +9091,7 @@
     </w:tblStylePr>
     <w:tblStylePr w:type="lastRow">
       <w:rPr>
+        <w:rFonts w:eastAsia="黑体"/>
         <w:b/>
         <w:bCs/>
         <w:color w:themeColor="text2" w:val="1F497D"/>
@@ -8587,12 +9106,14 @@
     </w:tblStylePr>
     <w:tblStylePr w:type="firstCol">
       <w:rPr>
+        <w:rFonts w:eastAsia="黑体"/>
         <w:b/>
         <w:bCs/>
       </w:rPr>
     </w:tblStylePr>
     <w:tblStylePr w:type="lastCol">
       <w:rPr>
+        <w:rFonts w:eastAsia="黑体"/>
         <w:b/>
         <w:bCs/>
       </w:rPr>
@@ -8626,6 +9147,7 @@
       <w:spacing w:after="0" w:line="240" w:lineRule="auto"/>
     </w:pPr>
     <w:rPr>
+      <w:rFonts w:eastAsia="黑体"/>
       <w:color w:themeColor="text1" w:val="000000"/>
     </w:rPr>
     <w:tblPr>
@@ -8645,7 +9167,7 @@
     </w:tblPr>
     <w:tblStylePr w:type="firstRow">
       <w:rPr>
-        <w:rFonts w:asciiTheme="majorHAnsi" w:cstheme="majorBidi" w:eastAsiaTheme="majorEastAsia" w:hAnsiTheme="majorHAnsi"/>
+        <w:rFonts w:asciiTheme="majorHAnsi" w:cstheme="majorBidi" w:hAnsiTheme="majorHAnsi" w:eastAsia="黑体"/>
       </w:rPr>
       <w:tblPr/>
       <w:tcPr>
@@ -8657,6 +9179,7 @@
     </w:tblStylePr>
     <w:tblStylePr w:type="lastRow">
       <w:rPr>
+        <w:rFonts w:eastAsia="黑体"/>
         <w:b/>
         <w:bCs/>
         <w:color w:themeColor="text2" w:val="1F497D"/>
@@ -8671,12 +9194,14 @@
     </w:tblStylePr>
     <w:tblStylePr w:type="firstCol">
       <w:rPr>
+        <w:rFonts w:eastAsia="黑体"/>
         <w:b/>
         <w:bCs/>
       </w:rPr>
     </w:tblStylePr>
     <w:tblStylePr w:type="lastCol">
       <w:rPr>
+        <w:rFonts w:eastAsia="黑体"/>
         <w:b/>
         <w:bCs/>
       </w:rPr>
@@ -8710,6 +9235,7 @@
       <w:spacing w:after="0" w:line="240" w:lineRule="auto"/>
     </w:pPr>
     <w:rPr>
+      <w:rFonts w:eastAsia="黑体"/>
       <w:color w:themeColor="text1" w:val="000000"/>
     </w:rPr>
     <w:tblPr>
@@ -8729,7 +9255,7 @@
     </w:tblPr>
     <w:tblStylePr w:type="firstRow">
       <w:rPr>
-        <w:rFonts w:asciiTheme="majorHAnsi" w:cstheme="majorBidi" w:eastAsiaTheme="majorEastAsia" w:hAnsiTheme="majorHAnsi"/>
+        <w:rFonts w:asciiTheme="majorHAnsi" w:cstheme="majorBidi" w:hAnsiTheme="majorHAnsi" w:eastAsia="黑体"/>
       </w:rPr>
       <w:tblPr/>
       <w:tcPr>
@@ -8741,6 +9267,7 @@
     </w:tblStylePr>
     <w:tblStylePr w:type="lastRow">
       <w:rPr>
+        <w:rFonts w:eastAsia="黑体"/>
         <w:b/>
         <w:bCs/>
         <w:color w:themeColor="text2" w:val="1F497D"/>
@@ -8755,12 +9282,14 @@
     </w:tblStylePr>
     <w:tblStylePr w:type="firstCol">
       <w:rPr>
+        <w:rFonts w:eastAsia="黑体"/>
         <w:b/>
         <w:bCs/>
       </w:rPr>
     </w:tblStylePr>
     <w:tblStylePr w:type="lastCol">
       <w:rPr>
+        <w:rFonts w:eastAsia="黑体"/>
         <w:b/>
         <w:bCs/>
       </w:rPr>
@@ -8794,6 +9323,7 @@
       <w:spacing w:after="0" w:line="240" w:lineRule="auto"/>
     </w:pPr>
     <w:rPr>
+      <w:rFonts w:eastAsia="黑体"/>
       <w:color w:themeColor="text1" w:val="000000"/>
     </w:rPr>
     <w:tblPr>
@@ -8813,7 +9343,7 @@
     </w:tblPr>
     <w:tblStylePr w:type="firstRow">
       <w:rPr>
-        <w:rFonts w:asciiTheme="majorHAnsi" w:cstheme="majorBidi" w:eastAsiaTheme="majorEastAsia" w:hAnsiTheme="majorHAnsi"/>
+        <w:rFonts w:asciiTheme="majorHAnsi" w:cstheme="majorBidi" w:hAnsiTheme="majorHAnsi" w:eastAsia="黑体"/>
       </w:rPr>
       <w:tblPr/>
       <w:tcPr>
@@ -8825,6 +9355,7 @@
     </w:tblStylePr>
     <w:tblStylePr w:type="lastRow">
       <w:rPr>
+        <w:rFonts w:eastAsia="黑体"/>
         <w:b/>
         <w:bCs/>
         <w:color w:themeColor="text2" w:val="1F497D"/>
@@ -8839,12 +9370,14 @@
     </w:tblStylePr>
     <w:tblStylePr w:type="firstCol">
       <w:rPr>
+        <w:rFonts w:eastAsia="黑体"/>
         <w:b/>
         <w:bCs/>
       </w:rPr>
     </w:tblStylePr>
     <w:tblStylePr w:type="lastCol">
       <w:rPr>
+        <w:rFonts w:eastAsia="黑体"/>
         <w:b/>
         <w:bCs/>
       </w:rPr>
@@ -8878,6 +9411,7 @@
       <w:spacing w:after="0" w:line="240" w:lineRule="auto"/>
     </w:pPr>
     <w:rPr>
+      <w:rFonts w:eastAsia="黑体"/>
       <w:color w:themeColor="text1" w:val="000000"/>
     </w:rPr>
     <w:tblPr>
@@ -8897,7 +9431,7 @@
     </w:tblPr>
     <w:tblStylePr w:type="firstRow">
       <w:rPr>
-        <w:rFonts w:asciiTheme="majorHAnsi" w:cstheme="majorBidi" w:eastAsiaTheme="majorEastAsia" w:hAnsiTheme="majorHAnsi"/>
+        <w:rFonts w:asciiTheme="majorHAnsi" w:cstheme="majorBidi" w:hAnsiTheme="majorHAnsi" w:eastAsia="黑体"/>
       </w:rPr>
       <w:tblPr/>
       <w:tcPr>
@@ -8909,6 +9443,7 @@
     </w:tblStylePr>
     <w:tblStylePr w:type="lastRow">
       <w:rPr>
+        <w:rFonts w:eastAsia="黑体"/>
         <w:b/>
         <w:bCs/>
         <w:color w:themeColor="text2" w:val="1F497D"/>
@@ -8923,12 +9458,14 @@
     </w:tblStylePr>
     <w:tblStylePr w:type="firstCol">
       <w:rPr>
+        <w:rFonts w:eastAsia="黑体"/>
         <w:b/>
         <w:bCs/>
       </w:rPr>
     </w:tblStylePr>
     <w:tblStylePr w:type="lastCol">
       <w:rPr>
+        <w:rFonts w:eastAsia="黑体"/>
         <w:b/>
         <w:bCs/>
       </w:rPr>
@@ -8962,6 +9499,7 @@
       <w:spacing w:after="0" w:line="240" w:lineRule="auto"/>
     </w:pPr>
     <w:rPr>
+      <w:rFonts w:eastAsia="黑体"/>
       <w:color w:themeColor="text1" w:val="000000"/>
     </w:rPr>
     <w:tblPr>
@@ -8981,7 +9519,7 @@
     </w:tblPr>
     <w:tblStylePr w:type="firstRow">
       <w:rPr>
-        <w:rFonts w:asciiTheme="majorHAnsi" w:cstheme="majorBidi" w:eastAsiaTheme="majorEastAsia" w:hAnsiTheme="majorHAnsi"/>
+        <w:rFonts w:asciiTheme="majorHAnsi" w:cstheme="majorBidi" w:hAnsiTheme="majorHAnsi" w:eastAsia="黑体"/>
       </w:rPr>
       <w:tblPr/>
       <w:tcPr>
@@ -8993,6 +9531,7 @@
     </w:tblStylePr>
     <w:tblStylePr w:type="lastRow">
       <w:rPr>
+        <w:rFonts w:eastAsia="黑体"/>
         <w:b/>
         <w:bCs/>
         <w:color w:themeColor="text2" w:val="1F497D"/>
@@ -9007,12 +9546,14 @@
     </w:tblStylePr>
     <w:tblStylePr w:type="firstCol">
       <w:rPr>
+        <w:rFonts w:eastAsia="黑体"/>
         <w:b/>
         <w:bCs/>
       </w:rPr>
     </w:tblStylePr>
     <w:tblStylePr w:type="lastCol">
       <w:rPr>
+        <w:rFonts w:eastAsia="黑体"/>
         <w:b/>
         <w:bCs/>
       </w:rPr>
@@ -9046,7 +9587,7 @@
       <w:spacing w:after="0" w:line="240" w:lineRule="auto"/>
     </w:pPr>
     <w:rPr>
-      <w:rFonts w:asciiTheme="majorHAnsi" w:cstheme="majorBidi" w:eastAsiaTheme="majorEastAsia" w:hAnsiTheme="majorHAnsi"/>
+      <w:rFonts w:asciiTheme="majorHAnsi" w:cstheme="majorBidi" w:hAnsiTheme="majorHAnsi" w:eastAsia="黑体"/>
       <w:color w:themeColor="text1" w:val="000000"/>
     </w:rPr>
     <w:tblPr>
@@ -9068,6 +9609,7 @@
     </w:tblPr>
     <w:tblStylePr w:type="firstRow">
       <w:rPr>
+        <w:rFonts w:eastAsia="黑体"/>
         <w:sz w:val="24"/>
         <w:szCs w:val="24"/>
       </w:rPr>
@@ -9174,7 +9716,7 @@
       <w:spacing w:after="0" w:line="240" w:lineRule="auto"/>
     </w:pPr>
     <w:rPr>
-      <w:rFonts w:asciiTheme="majorHAnsi" w:cstheme="majorBidi" w:eastAsiaTheme="majorEastAsia" w:hAnsiTheme="majorHAnsi"/>
+      <w:rFonts w:asciiTheme="majorHAnsi" w:cstheme="majorBidi" w:hAnsiTheme="majorHAnsi" w:eastAsia="黑体"/>
       <w:color w:themeColor="text1" w:val="000000"/>
     </w:rPr>
     <w:tblPr>
@@ -9196,6 +9738,7 @@
     </w:tblPr>
     <w:tblStylePr w:type="firstRow">
       <w:rPr>
+        <w:rFonts w:eastAsia="黑体"/>
         <w:sz w:val="24"/>
         <w:szCs w:val="24"/>
       </w:rPr>
@@ -9302,7 +9845,7 @@
       <w:spacing w:after="0" w:line="240" w:lineRule="auto"/>
     </w:pPr>
     <w:rPr>
-      <w:rFonts w:asciiTheme="majorHAnsi" w:cstheme="majorBidi" w:eastAsiaTheme="majorEastAsia" w:hAnsiTheme="majorHAnsi"/>
+      <w:rFonts w:asciiTheme="majorHAnsi" w:cstheme="majorBidi" w:hAnsiTheme="majorHAnsi" w:eastAsia="黑体"/>
       <w:color w:themeColor="text1" w:val="000000"/>
     </w:rPr>
     <w:tblPr>
@@ -9324,6 +9867,7 @@
     </w:tblPr>
     <w:tblStylePr w:type="firstRow">
       <w:rPr>
+        <w:rFonts w:eastAsia="黑体"/>
         <w:sz w:val="24"/>
         <w:szCs w:val="24"/>
       </w:rPr>
@@ -9430,7 +9974,7 @@
       <w:spacing w:after="0" w:line="240" w:lineRule="auto"/>
     </w:pPr>
     <w:rPr>
-      <w:rFonts w:asciiTheme="majorHAnsi" w:cstheme="majorBidi" w:eastAsiaTheme="majorEastAsia" w:hAnsiTheme="majorHAnsi"/>
+      <w:rFonts w:asciiTheme="majorHAnsi" w:cstheme="majorBidi" w:hAnsiTheme="majorHAnsi" w:eastAsia="黑体"/>
       <w:color w:themeColor="text1" w:val="000000"/>
     </w:rPr>
     <w:tblPr>
@@ -9452,6 +9996,7 @@
     </w:tblPr>
     <w:tblStylePr w:type="firstRow">
       <w:rPr>
+        <w:rFonts w:eastAsia="黑体"/>
         <w:sz w:val="24"/>
         <w:szCs w:val="24"/>
       </w:rPr>
@@ -9558,7 +10103,7 @@
       <w:spacing w:after="0" w:line="240" w:lineRule="auto"/>
     </w:pPr>
     <w:rPr>
-      <w:rFonts w:asciiTheme="majorHAnsi" w:cstheme="majorBidi" w:eastAsiaTheme="majorEastAsia" w:hAnsiTheme="majorHAnsi"/>
+      <w:rFonts w:asciiTheme="majorHAnsi" w:cstheme="majorBidi" w:hAnsiTheme="majorHAnsi" w:eastAsia="黑体"/>
       <w:color w:themeColor="text1" w:val="000000"/>
     </w:rPr>
     <w:tblPr>
@@ -9580,6 +10125,7 @@
     </w:tblPr>
     <w:tblStylePr w:type="firstRow">
       <w:rPr>
+        <w:rFonts w:eastAsia="黑体"/>
         <w:sz w:val="24"/>
         <w:szCs w:val="24"/>
       </w:rPr>
@@ -9686,7 +10232,7 @@
       <w:spacing w:after="0" w:line="240" w:lineRule="auto"/>
     </w:pPr>
     <w:rPr>
-      <w:rFonts w:asciiTheme="majorHAnsi" w:cstheme="majorBidi" w:eastAsiaTheme="majorEastAsia" w:hAnsiTheme="majorHAnsi"/>
+      <w:rFonts w:asciiTheme="majorHAnsi" w:cstheme="majorBidi" w:hAnsiTheme="majorHAnsi" w:eastAsia="黑体"/>
       <w:color w:themeColor="text1" w:val="000000"/>
     </w:rPr>
     <w:tblPr>
@@ -9708,6 +10254,7 @@
     </w:tblPr>
     <w:tblStylePr w:type="firstRow">
       <w:rPr>
+        <w:rFonts w:eastAsia="黑体"/>
         <w:sz w:val="24"/>
         <w:szCs w:val="24"/>
       </w:rPr>
@@ -9814,7 +10361,7 @@
       <w:spacing w:after="0" w:line="240" w:lineRule="auto"/>
     </w:pPr>
     <w:rPr>
-      <w:rFonts w:asciiTheme="majorHAnsi" w:cstheme="majorBidi" w:eastAsiaTheme="majorEastAsia" w:hAnsiTheme="majorHAnsi"/>
+      <w:rFonts w:asciiTheme="majorHAnsi" w:cstheme="majorBidi" w:hAnsiTheme="majorHAnsi" w:eastAsia="黑体"/>
       <w:color w:themeColor="text1" w:val="000000"/>
     </w:rPr>
     <w:tblPr>
@@ -9836,6 +10383,7 @@
     </w:tblPr>
     <w:tblStylePr w:type="firstRow">
       <w:rPr>
+        <w:rFonts w:eastAsia="黑体"/>
         <w:sz w:val="24"/>
         <w:szCs w:val="24"/>
       </w:rPr>
@@ -9965,12 +10513,14 @@
     </w:tcPr>
     <w:tblStylePr w:type="firstRow">
       <w:rPr>
+        <w:rFonts w:eastAsia="黑体"/>
         <w:b/>
         <w:bCs/>
       </w:rPr>
     </w:tblStylePr>
     <w:tblStylePr w:type="lastRow">
       <w:rPr>
+        <w:rFonts w:eastAsia="黑体"/>
         <w:b/>
         <w:bCs/>
       </w:rPr>
@@ -9983,12 +10533,14 @@
     </w:tblStylePr>
     <w:tblStylePr w:type="firstCol">
       <w:rPr>
+        <w:rFonts w:eastAsia="黑体"/>
         <w:b/>
         <w:bCs/>
       </w:rPr>
     </w:tblStylePr>
     <w:tblStylePr w:type="lastCol">
       <w:rPr>
+        <w:rFonts w:eastAsia="黑体"/>
         <w:b/>
         <w:bCs/>
       </w:rPr>
@@ -10038,12 +10590,14 @@
     </w:tcPr>
     <w:tblStylePr w:type="firstRow">
       <w:rPr>
+        <w:rFonts w:eastAsia="黑体"/>
         <w:b/>
         <w:bCs/>
       </w:rPr>
     </w:tblStylePr>
     <w:tblStylePr w:type="lastRow">
       <w:rPr>
+        <w:rFonts w:eastAsia="黑体"/>
         <w:b/>
         <w:bCs/>
       </w:rPr>
@@ -10056,12 +10610,14 @@
     </w:tblStylePr>
     <w:tblStylePr w:type="firstCol">
       <w:rPr>
+        <w:rFonts w:eastAsia="黑体"/>
         <w:b/>
         <w:bCs/>
       </w:rPr>
     </w:tblStylePr>
     <w:tblStylePr w:type="lastCol">
       <w:rPr>
+        <w:rFonts w:eastAsia="黑体"/>
         <w:b/>
         <w:bCs/>
       </w:rPr>
@@ -10111,12 +10667,14 @@
     </w:tcPr>
     <w:tblStylePr w:type="firstRow">
       <w:rPr>
+        <w:rFonts w:eastAsia="黑体"/>
         <w:b/>
         <w:bCs/>
       </w:rPr>
     </w:tblStylePr>
     <w:tblStylePr w:type="lastRow">
       <w:rPr>
+        <w:rFonts w:eastAsia="黑体"/>
         <w:b/>
         <w:bCs/>
       </w:rPr>
@@ -10129,12 +10687,14 @@
     </w:tblStylePr>
     <w:tblStylePr w:type="firstCol">
       <w:rPr>
+        <w:rFonts w:eastAsia="黑体"/>
         <w:b/>
         <w:bCs/>
       </w:rPr>
     </w:tblStylePr>
     <w:tblStylePr w:type="lastCol">
       <w:rPr>
+        <w:rFonts w:eastAsia="黑体"/>
         <w:b/>
         <w:bCs/>
       </w:rPr>
@@ -10184,12 +10744,14 @@
     </w:tcPr>
     <w:tblStylePr w:type="firstRow">
       <w:rPr>
+        <w:rFonts w:eastAsia="黑体"/>
         <w:b/>
         <w:bCs/>
       </w:rPr>
     </w:tblStylePr>
     <w:tblStylePr w:type="lastRow">
       <w:rPr>
+        <w:rFonts w:eastAsia="黑体"/>
         <w:b/>
         <w:bCs/>
       </w:rPr>
@@ -10202,12 +10764,14 @@
     </w:tblStylePr>
     <w:tblStylePr w:type="firstCol">
       <w:rPr>
+        <w:rFonts w:eastAsia="黑体"/>
         <w:b/>
         <w:bCs/>
       </w:rPr>
     </w:tblStylePr>
     <w:tblStylePr w:type="lastCol">
       <w:rPr>
+        <w:rFonts w:eastAsia="黑体"/>
         <w:b/>
         <w:bCs/>
       </w:rPr>
@@ -10257,12 +10821,14 @@
     </w:tcPr>
     <w:tblStylePr w:type="firstRow">
       <w:rPr>
+        <w:rFonts w:eastAsia="黑体"/>
         <w:b/>
         <w:bCs/>
       </w:rPr>
     </w:tblStylePr>
     <w:tblStylePr w:type="lastRow">
       <w:rPr>
+        <w:rFonts w:eastAsia="黑体"/>
         <w:b/>
         <w:bCs/>
       </w:rPr>
@@ -10275,12 +10841,14 @@
     </w:tblStylePr>
     <w:tblStylePr w:type="firstCol">
       <w:rPr>
+        <w:rFonts w:eastAsia="黑体"/>
         <w:b/>
         <w:bCs/>
       </w:rPr>
     </w:tblStylePr>
     <w:tblStylePr w:type="lastCol">
       <w:rPr>
+        <w:rFonts w:eastAsia="黑体"/>
         <w:b/>
         <w:bCs/>
       </w:rPr>
@@ -10330,12 +10898,14 @@
     </w:tcPr>
     <w:tblStylePr w:type="firstRow">
       <w:rPr>
+        <w:rFonts w:eastAsia="黑体"/>
         <w:b/>
         <w:bCs/>
       </w:rPr>
     </w:tblStylePr>
     <w:tblStylePr w:type="lastRow">
       <w:rPr>
+        <w:rFonts w:eastAsia="黑体"/>
         <w:b/>
         <w:bCs/>
       </w:rPr>
@@ -10348,12 +10918,14 @@
     </w:tblStylePr>
     <w:tblStylePr w:type="firstCol">
       <w:rPr>
+        <w:rFonts w:eastAsia="黑体"/>
         <w:b/>
         <w:bCs/>
       </w:rPr>
     </w:tblStylePr>
     <w:tblStylePr w:type="lastCol">
       <w:rPr>
+        <w:rFonts w:eastAsia="黑体"/>
         <w:b/>
         <w:bCs/>
       </w:rPr>
@@ -10403,12 +10975,14 @@
     </w:tcPr>
     <w:tblStylePr w:type="firstRow">
       <w:rPr>
+        <w:rFonts w:eastAsia="黑体"/>
         <w:b/>
         <w:bCs/>
       </w:rPr>
     </w:tblStylePr>
     <w:tblStylePr w:type="lastRow">
       <w:rPr>
+        <w:rFonts w:eastAsia="黑体"/>
         <w:b/>
         <w:bCs/>
       </w:rPr>
@@ -10421,12 +10995,14 @@
     </w:tblStylePr>
     <w:tblStylePr w:type="firstCol">
       <w:rPr>
+        <w:rFonts w:eastAsia="黑体"/>
         <w:b/>
         <w:bCs/>
       </w:rPr>
     </w:tblStylePr>
     <w:tblStylePr w:type="lastCol">
       <w:rPr>
+        <w:rFonts w:eastAsia="黑体"/>
         <w:b/>
         <w:bCs/>
       </w:rPr>
@@ -10453,7 +11029,7 @@
       <w:spacing w:after="0" w:line="240" w:lineRule="auto"/>
     </w:pPr>
     <w:rPr>
-      <w:rFonts w:asciiTheme="majorHAnsi" w:cstheme="majorBidi" w:eastAsiaTheme="majorEastAsia" w:hAnsiTheme="majorHAnsi"/>
+      <w:rFonts w:asciiTheme="majorHAnsi" w:cstheme="majorBidi" w:hAnsiTheme="majorHAnsi" w:eastAsia="黑体"/>
       <w:color w:themeColor="text1" w:val="000000"/>
     </w:rPr>
     <w:tblPr>
@@ -10480,6 +11056,7 @@
     </w:tcPr>
     <w:tblStylePr w:type="firstRow">
       <w:rPr>
+        <w:rFonts w:eastAsia="黑体"/>
         <w:b/>
         <w:bCs/>
         <w:color w:themeColor="text1" w:val="000000"/>
@@ -10491,6 +11068,7 @@
     </w:tblStylePr>
     <w:tblStylePr w:type="lastRow">
       <w:rPr>
+        <w:rFonts w:eastAsia="黑体"/>
         <w:b/>
         <w:bCs/>
         <w:color w:themeColor="text1" w:val="000000"/>
@@ -10510,6 +11088,7 @@
     </w:tblStylePr>
     <w:tblStylePr w:type="firstCol">
       <w:rPr>
+        <w:rFonts w:eastAsia="黑体"/>
         <w:b/>
         <w:bCs/>
         <w:color w:themeColor="text1" w:val="000000"/>
@@ -10529,6 +11108,7 @@
     </w:tblStylePr>
     <w:tblStylePr w:type="lastCol">
       <w:rPr>
+        <w:rFonts w:eastAsia="黑体"/>
         <w:b w:val="0"/>
         <w:bCs w:val="0"/>
         <w:color w:themeColor="text1" w:val="000000"/>
@@ -10578,7 +11158,7 @@
       <w:spacing w:after="0" w:line="240" w:lineRule="auto"/>
     </w:pPr>
     <w:rPr>
-      <w:rFonts w:asciiTheme="majorHAnsi" w:cstheme="majorBidi" w:eastAsiaTheme="majorEastAsia" w:hAnsiTheme="majorHAnsi"/>
+      <w:rFonts w:asciiTheme="majorHAnsi" w:cstheme="majorBidi" w:hAnsiTheme="majorHAnsi" w:eastAsia="黑体"/>
       <w:color w:themeColor="text1" w:val="000000"/>
     </w:rPr>
     <w:tblPr>
@@ -10605,6 +11185,7 @@
     </w:tcPr>
     <w:tblStylePr w:type="firstRow">
       <w:rPr>
+        <w:rFonts w:eastAsia="黑体"/>
         <w:b/>
         <w:bCs/>
         <w:color w:themeColor="text1" w:val="000000"/>
@@ -10616,6 +11197,7 @@
     </w:tblStylePr>
     <w:tblStylePr w:type="lastRow">
       <w:rPr>
+        <w:rFonts w:eastAsia="黑体"/>
         <w:b/>
         <w:bCs/>
         <w:color w:themeColor="text1" w:val="000000"/>
@@ -10635,6 +11217,7 @@
     </w:tblStylePr>
     <w:tblStylePr w:type="firstCol">
       <w:rPr>
+        <w:rFonts w:eastAsia="黑体"/>
         <w:b/>
         <w:bCs/>
         <w:color w:themeColor="text1" w:val="000000"/>
@@ -10654,6 +11237,7 @@
     </w:tblStylePr>
     <w:tblStylePr w:type="lastCol">
       <w:rPr>
+        <w:rFonts w:eastAsia="黑体"/>
         <w:b w:val="0"/>
         <w:bCs w:val="0"/>
         <w:color w:themeColor="text1" w:val="000000"/>
@@ -10703,7 +11287,7 @@
       <w:spacing w:after="0" w:line="240" w:lineRule="auto"/>
     </w:pPr>
     <w:rPr>
-      <w:rFonts w:asciiTheme="majorHAnsi" w:cstheme="majorBidi" w:eastAsiaTheme="majorEastAsia" w:hAnsiTheme="majorHAnsi"/>
+      <w:rFonts w:asciiTheme="majorHAnsi" w:cstheme="majorBidi" w:hAnsiTheme="majorHAnsi" w:eastAsia="黑体"/>
       <w:color w:themeColor="text1" w:val="000000"/>
     </w:rPr>
     <w:tblPr>
@@ -10730,6 +11314,7 @@
     </w:tcPr>
     <w:tblStylePr w:type="firstRow">
       <w:rPr>
+        <w:rFonts w:eastAsia="黑体"/>
         <w:b/>
         <w:bCs/>
         <w:color w:themeColor="text1" w:val="000000"/>
@@ -10741,6 +11326,7 @@
     </w:tblStylePr>
     <w:tblStylePr w:type="lastRow">
       <w:rPr>
+        <w:rFonts w:eastAsia="黑体"/>
         <w:b/>
         <w:bCs/>
         <w:color w:themeColor="text1" w:val="000000"/>
@@ -10760,6 +11346,7 @@
     </w:tblStylePr>
     <w:tblStylePr w:type="firstCol">
       <w:rPr>
+        <w:rFonts w:eastAsia="黑体"/>
         <w:b/>
         <w:bCs/>
         <w:color w:themeColor="text1" w:val="000000"/>
@@ -10779,6 +11366,7 @@
     </w:tblStylePr>
     <w:tblStylePr w:type="lastCol">
       <w:rPr>
+        <w:rFonts w:eastAsia="黑体"/>
         <w:b w:val="0"/>
         <w:bCs w:val="0"/>
         <w:color w:themeColor="text1" w:val="000000"/>
@@ -10828,7 +11416,7 @@
       <w:spacing w:after="0" w:line="240" w:lineRule="auto"/>
     </w:pPr>
     <w:rPr>
-      <w:rFonts w:asciiTheme="majorHAnsi" w:cstheme="majorBidi" w:eastAsiaTheme="majorEastAsia" w:hAnsiTheme="majorHAnsi"/>
+      <w:rFonts w:asciiTheme="majorHAnsi" w:cstheme="majorBidi" w:hAnsiTheme="majorHAnsi" w:eastAsia="黑体"/>
       <w:color w:themeColor="text1" w:val="000000"/>
     </w:rPr>
     <w:tblPr>
@@ -10855,6 +11443,7 @@
     </w:tcPr>
     <w:tblStylePr w:type="firstRow">
       <w:rPr>
+        <w:rFonts w:eastAsia="黑体"/>
         <w:b/>
         <w:bCs/>
         <w:color w:themeColor="text1" w:val="000000"/>
@@ -10866,6 +11455,7 @@
     </w:tblStylePr>
     <w:tblStylePr w:type="lastRow">
       <w:rPr>
+        <w:rFonts w:eastAsia="黑体"/>
         <w:b/>
         <w:bCs/>
         <w:color w:themeColor="text1" w:val="000000"/>
@@ -10885,6 +11475,7 @@
     </w:tblStylePr>
     <w:tblStylePr w:type="firstCol">
       <w:rPr>
+        <w:rFonts w:eastAsia="黑体"/>
         <w:b/>
         <w:bCs/>
         <w:color w:themeColor="text1" w:val="000000"/>
@@ -10904,6 +11495,7 @@
     </w:tblStylePr>
     <w:tblStylePr w:type="lastCol">
       <w:rPr>
+        <w:rFonts w:eastAsia="黑体"/>
         <w:b w:val="0"/>
         <w:bCs w:val="0"/>
         <w:color w:themeColor="text1" w:val="000000"/>
@@ -10953,7 +11545,7 @@
       <w:spacing w:after="0" w:line="240" w:lineRule="auto"/>
     </w:pPr>
     <w:rPr>
-      <w:rFonts w:asciiTheme="majorHAnsi" w:cstheme="majorBidi" w:eastAsiaTheme="majorEastAsia" w:hAnsiTheme="majorHAnsi"/>
+      <w:rFonts w:asciiTheme="majorHAnsi" w:cstheme="majorBidi" w:hAnsiTheme="majorHAnsi" w:eastAsia="黑体"/>
       <w:color w:themeColor="text1" w:val="000000"/>
     </w:rPr>
     <w:tblPr>
@@ -10980,6 +11572,7 @@
     </w:tcPr>
     <w:tblStylePr w:type="firstRow">
       <w:rPr>
+        <w:rFonts w:eastAsia="黑体"/>
         <w:b/>
         <w:bCs/>
         <w:color w:themeColor="text1" w:val="000000"/>
@@ -10991,6 +11584,7 @@
     </w:tblStylePr>
     <w:tblStylePr w:type="lastRow">
       <w:rPr>
+        <w:rFonts w:eastAsia="黑体"/>
         <w:b/>
         <w:bCs/>
         <w:color w:themeColor="text1" w:val="000000"/>
@@ -11010,6 +11604,7 @@
     </w:tblStylePr>
     <w:tblStylePr w:type="firstCol">
       <w:rPr>
+        <w:rFonts w:eastAsia="黑体"/>
         <w:b/>
         <w:bCs/>
         <w:color w:themeColor="text1" w:val="000000"/>
@@ -11029,6 +11624,7 @@
     </w:tblStylePr>
     <w:tblStylePr w:type="lastCol">
       <w:rPr>
+        <w:rFonts w:eastAsia="黑体"/>
         <w:b w:val="0"/>
         <w:bCs w:val="0"/>
         <w:color w:themeColor="text1" w:val="000000"/>
@@ -11078,7 +11674,7 @@
       <w:spacing w:after="0" w:line="240" w:lineRule="auto"/>
     </w:pPr>
     <w:rPr>
-      <w:rFonts w:asciiTheme="majorHAnsi" w:cstheme="majorBidi" w:eastAsiaTheme="majorEastAsia" w:hAnsiTheme="majorHAnsi"/>
+      <w:rFonts w:asciiTheme="majorHAnsi" w:cstheme="majorBidi" w:hAnsiTheme="majorHAnsi" w:eastAsia="黑体"/>
       <w:color w:themeColor="text1" w:val="000000"/>
     </w:rPr>
     <w:tblPr>
@@ -11105,6 +11701,7 @@
     </w:tcPr>
     <w:tblStylePr w:type="firstRow">
       <w:rPr>
+        <w:rFonts w:eastAsia="黑体"/>
         <w:b/>
         <w:bCs/>
         <w:color w:themeColor="text1" w:val="000000"/>
@@ -11116,6 +11713,7 @@
     </w:tblStylePr>
     <w:tblStylePr w:type="lastRow">
       <w:rPr>
+        <w:rFonts w:eastAsia="黑体"/>
         <w:b/>
         <w:bCs/>
         <w:color w:themeColor="text1" w:val="000000"/>
@@ -11135,6 +11733,7 @@
     </w:tblStylePr>
     <w:tblStylePr w:type="firstCol">
       <w:rPr>
+        <w:rFonts w:eastAsia="黑体"/>
         <w:b/>
         <w:bCs/>
         <w:color w:themeColor="text1" w:val="000000"/>
@@ -11154,6 +11753,7 @@
     </w:tblStylePr>
     <w:tblStylePr w:type="lastCol">
       <w:rPr>
+        <w:rFonts w:eastAsia="黑体"/>
         <w:b w:val="0"/>
         <w:bCs w:val="0"/>
         <w:color w:themeColor="text1" w:val="000000"/>
@@ -11203,7 +11803,7 @@
       <w:spacing w:after="0" w:line="240" w:lineRule="auto"/>
     </w:pPr>
     <w:rPr>
-      <w:rFonts w:asciiTheme="majorHAnsi" w:cstheme="majorBidi" w:eastAsiaTheme="majorEastAsia" w:hAnsiTheme="majorHAnsi"/>
+      <w:rFonts w:asciiTheme="majorHAnsi" w:cstheme="majorBidi" w:hAnsiTheme="majorHAnsi" w:eastAsia="黑体"/>
       <w:color w:themeColor="text1" w:val="000000"/>
     </w:rPr>
     <w:tblPr>
@@ -11230,6 +11830,7 @@
     </w:tcPr>
     <w:tblStylePr w:type="firstRow">
       <w:rPr>
+        <w:rFonts w:eastAsia="黑体"/>
         <w:b/>
         <w:bCs/>
         <w:color w:themeColor="text1" w:val="000000"/>
@@ -11241,6 +11842,7 @@
     </w:tblStylePr>
     <w:tblStylePr w:type="lastRow">
       <w:rPr>
+        <w:rFonts w:eastAsia="黑体"/>
         <w:b/>
         <w:bCs/>
         <w:color w:themeColor="text1" w:val="000000"/>
@@ -11260,6 +11862,7 @@
     </w:tblStylePr>
     <w:tblStylePr w:type="firstCol">
       <w:rPr>
+        <w:rFonts w:eastAsia="黑体"/>
         <w:b/>
         <w:bCs/>
         <w:color w:themeColor="text1" w:val="000000"/>
@@ -11279,6 +11882,7 @@
     </w:tblStylePr>
     <w:tblStylePr w:type="lastCol">
       <w:rPr>
+        <w:rFonts w:eastAsia="黑体"/>
         <w:b w:val="0"/>
         <w:bCs w:val="0"/>
         <w:color w:themeColor="text1" w:val="000000"/>
@@ -11351,6 +11955,7 @@
     </w:tcPr>
     <w:tblStylePr w:type="firstRow">
       <w:rPr>
+        <w:rFonts w:eastAsia="黑体"/>
         <w:b/>
         <w:bCs/>
         <w:i w:val="0"/>
@@ -11372,6 +11977,7 @@
     </w:tblStylePr>
     <w:tblStylePr w:type="lastRow">
       <w:rPr>
+        <w:rFonts w:eastAsia="黑体"/>
         <w:b/>
         <w:bCs/>
         <w:i w:val="0"/>
@@ -11393,6 +11999,7 @@
     </w:tblStylePr>
     <w:tblStylePr w:type="firstCol">
       <w:rPr>
+        <w:rFonts w:eastAsia="黑体"/>
         <w:b/>
         <w:bCs/>
         <w:i w:val="0"/>
@@ -11412,6 +12019,7 @@
     </w:tblStylePr>
     <w:tblStylePr w:type="lastCol">
       <w:rPr>
+        <w:rFonts w:eastAsia="黑体"/>
         <w:b/>
         <w:bCs/>
         <w:i w:val="0"/>
@@ -11492,6 +12100,7 @@
     </w:tcPr>
     <w:tblStylePr w:type="firstRow">
       <w:rPr>
+        <w:rFonts w:eastAsia="黑体"/>
         <w:b/>
         <w:bCs/>
         <w:i w:val="0"/>
@@ -11513,6 +12122,7 @@
     </w:tblStylePr>
     <w:tblStylePr w:type="lastRow">
       <w:rPr>
+        <w:rFonts w:eastAsia="黑体"/>
         <w:b/>
         <w:bCs/>
         <w:i w:val="0"/>
@@ -11534,6 +12144,7 @@
     </w:tblStylePr>
     <w:tblStylePr w:type="firstCol">
       <w:rPr>
+        <w:rFonts w:eastAsia="黑体"/>
         <w:b/>
         <w:bCs/>
         <w:i w:val="0"/>
@@ -11553,6 +12164,7 @@
     </w:tblStylePr>
     <w:tblStylePr w:type="lastCol">
       <w:rPr>
+        <w:rFonts w:eastAsia="黑体"/>
         <w:b/>
         <w:bCs/>
         <w:i w:val="0"/>
@@ -11633,6 +12245,7 @@
     </w:tcPr>
     <w:tblStylePr w:type="firstRow">
       <w:rPr>
+        <w:rFonts w:eastAsia="黑体"/>
         <w:b/>
         <w:bCs/>
         <w:i w:val="0"/>
@@ -11654,6 +12267,7 @@
     </w:tblStylePr>
     <w:tblStylePr w:type="lastRow">
       <w:rPr>
+        <w:rFonts w:eastAsia="黑体"/>
         <w:b/>
         <w:bCs/>
         <w:i w:val="0"/>
@@ -11675,6 +12289,7 @@
     </w:tblStylePr>
     <w:tblStylePr w:type="firstCol">
       <w:rPr>
+        <w:rFonts w:eastAsia="黑体"/>
         <w:b/>
         <w:bCs/>
         <w:i w:val="0"/>
@@ -11694,6 +12309,7 @@
     </w:tblStylePr>
     <w:tblStylePr w:type="lastCol">
       <w:rPr>
+        <w:rFonts w:eastAsia="黑体"/>
         <w:b/>
         <w:bCs/>
         <w:i w:val="0"/>
@@ -11774,6 +12390,7 @@
     </w:tcPr>
     <w:tblStylePr w:type="firstRow">
       <w:rPr>
+        <w:rFonts w:eastAsia="黑体"/>
         <w:b/>
         <w:bCs/>
         <w:i w:val="0"/>
@@ -11795,6 +12412,7 @@
     </w:tblStylePr>
     <w:tblStylePr w:type="lastRow">
       <w:rPr>
+        <w:rFonts w:eastAsia="黑体"/>
         <w:b/>
         <w:bCs/>
         <w:i w:val="0"/>
@@ -11816,6 +12434,7 @@
     </w:tblStylePr>
     <w:tblStylePr w:type="firstCol">
       <w:rPr>
+        <w:rFonts w:eastAsia="黑体"/>
         <w:b/>
         <w:bCs/>
         <w:i w:val="0"/>
@@ -11835,6 +12454,7 @@
     </w:tblStylePr>
     <w:tblStylePr w:type="lastCol">
       <w:rPr>
+        <w:rFonts w:eastAsia="黑体"/>
         <w:b/>
         <w:bCs/>
         <w:i w:val="0"/>
@@ -11915,6 +12535,7 @@
     </w:tcPr>
     <w:tblStylePr w:type="firstRow">
       <w:rPr>
+        <w:rFonts w:eastAsia="黑体"/>
         <w:b/>
         <w:bCs/>
         <w:i w:val="0"/>
@@ -11936,6 +12557,7 @@
     </w:tblStylePr>
     <w:tblStylePr w:type="lastRow">
       <w:rPr>
+        <w:rFonts w:eastAsia="黑体"/>
         <w:b/>
         <w:bCs/>
         <w:i w:val="0"/>
@@ -11957,6 +12579,7 @@
     </w:tblStylePr>
     <w:tblStylePr w:type="firstCol">
       <w:rPr>
+        <w:rFonts w:eastAsia="黑体"/>
         <w:b/>
         <w:bCs/>
         <w:i w:val="0"/>
@@ -11976,6 +12599,7 @@
     </w:tblStylePr>
     <w:tblStylePr w:type="lastCol">
       <w:rPr>
+        <w:rFonts w:eastAsia="黑体"/>
         <w:b/>
         <w:bCs/>
         <w:i w:val="0"/>
@@ -12056,6 +12680,7 @@
     </w:tcPr>
     <w:tblStylePr w:type="firstRow">
       <w:rPr>
+        <w:rFonts w:eastAsia="黑体"/>
         <w:b/>
         <w:bCs/>
         <w:i w:val="0"/>
@@ -12077,6 +12702,7 @@
     </w:tblStylePr>
     <w:tblStylePr w:type="lastRow">
       <w:rPr>
+        <w:rFonts w:eastAsia="黑体"/>
         <w:b/>
         <w:bCs/>
         <w:i w:val="0"/>
@@ -12098,6 +12724,7 @@
     </w:tblStylePr>
     <w:tblStylePr w:type="firstCol">
       <w:rPr>
+        <w:rFonts w:eastAsia="黑体"/>
         <w:b/>
         <w:bCs/>
         <w:i w:val="0"/>
@@ -12117,6 +12744,7 @@
     </w:tblStylePr>
     <w:tblStylePr w:type="lastCol">
       <w:rPr>
+        <w:rFonts w:eastAsia="黑体"/>
         <w:b/>
         <w:bCs/>
         <w:i w:val="0"/>
@@ -12197,6 +12825,7 @@
     </w:tcPr>
     <w:tblStylePr w:type="firstRow">
       <w:rPr>
+        <w:rFonts w:eastAsia="黑体"/>
         <w:b/>
         <w:bCs/>
         <w:i w:val="0"/>
@@ -12218,6 +12847,7 @@
     </w:tblStylePr>
     <w:tblStylePr w:type="lastRow">
       <w:rPr>
+        <w:rFonts w:eastAsia="黑体"/>
         <w:b/>
         <w:bCs/>
         <w:i w:val="0"/>
@@ -12239,6 +12869,7 @@
     </w:tblStylePr>
     <w:tblStylePr w:type="firstCol">
       <w:rPr>
+        <w:rFonts w:eastAsia="黑体"/>
         <w:b/>
         <w:bCs/>
         <w:i w:val="0"/>
@@ -12258,6 +12889,7 @@
     </w:tblStylePr>
     <w:tblStylePr w:type="lastCol">
       <w:rPr>
+        <w:rFonts w:eastAsia="黑体"/>
         <w:b/>
         <w:bCs/>
         <w:i w:val="0"/>
@@ -12315,6 +12947,7 @@
       <w:spacing w:after="0" w:line="240" w:lineRule="auto"/>
     </w:pPr>
     <w:rPr>
+      <w:rFonts w:eastAsia="黑体"/>
       <w:color w:themeColor="background1" w:val="FFFFFF"/>
     </w:rPr>
     <w:tblPr>
@@ -12333,6 +12966,7 @@
     </w:tcPr>
     <w:tblStylePr w:type="firstRow">
       <w:rPr>
+        <w:rFonts w:eastAsia="黑体"/>
         <w:b/>
         <w:bCs/>
       </w:rPr>
@@ -12429,6 +13063,7 @@
       <w:spacing w:after="0" w:line="240" w:lineRule="auto"/>
     </w:pPr>
     <w:rPr>
+      <w:rFonts w:eastAsia="黑体"/>
       <w:color w:themeColor="background1" w:val="FFFFFF"/>
     </w:rPr>
     <w:tblPr>
@@ -12447,6 +13082,7 @@
     </w:tcPr>
     <w:tblStylePr w:type="firstRow">
       <w:rPr>
+        <w:rFonts w:eastAsia="黑体"/>
         <w:b/>
         <w:bCs/>
       </w:rPr>
@@ -12543,6 +13179,7 @@
       <w:spacing w:after="0" w:line="240" w:lineRule="auto"/>
     </w:pPr>
     <w:rPr>
+      <w:rFonts w:eastAsia="黑体"/>
       <w:color w:themeColor="background1" w:val="FFFFFF"/>
     </w:rPr>
     <w:tblPr>
@@ -12561,6 +13198,7 @@
     </w:tcPr>
     <w:tblStylePr w:type="firstRow">
       <w:rPr>
+        <w:rFonts w:eastAsia="黑体"/>
         <w:b/>
         <w:bCs/>
       </w:rPr>
@@ -12657,6 +13295,7 @@
       <w:spacing w:after="0" w:line="240" w:lineRule="auto"/>
     </w:pPr>
     <w:rPr>
+      <w:rFonts w:eastAsia="黑体"/>
       <w:color w:themeColor="background1" w:val="FFFFFF"/>
     </w:rPr>
     <w:tblPr>
@@ -12675,6 +13314,7 @@
     </w:tcPr>
     <w:tblStylePr w:type="firstRow">
       <w:rPr>
+        <w:rFonts w:eastAsia="黑体"/>
         <w:b/>
         <w:bCs/>
       </w:rPr>
@@ -12771,6 +13411,7 @@
       <w:spacing w:after="0" w:line="240" w:lineRule="auto"/>
     </w:pPr>
     <w:rPr>
+      <w:rFonts w:eastAsia="黑体"/>
       <w:color w:themeColor="background1" w:val="FFFFFF"/>
     </w:rPr>
     <w:tblPr>
@@ -12789,6 +13430,7 @@
     </w:tcPr>
     <w:tblStylePr w:type="firstRow">
       <w:rPr>
+        <w:rFonts w:eastAsia="黑体"/>
         <w:b/>
         <w:bCs/>
       </w:rPr>
@@ -12885,6 +13527,7 @@
       <w:spacing w:after="0" w:line="240" w:lineRule="auto"/>
     </w:pPr>
     <w:rPr>
+      <w:rFonts w:eastAsia="黑体"/>
       <w:color w:themeColor="background1" w:val="FFFFFF"/>
     </w:rPr>
     <w:tblPr>
@@ -12903,6 +13546,7 @@
     </w:tcPr>
     <w:tblStylePr w:type="firstRow">
       <w:rPr>
+        <w:rFonts w:eastAsia="黑体"/>
         <w:b/>
         <w:bCs/>
       </w:rPr>
@@ -12999,6 +13643,7 @@
       <w:spacing w:after="0" w:line="240" w:lineRule="auto"/>
     </w:pPr>
     <w:rPr>
+      <w:rFonts w:eastAsia="黑体"/>
       <w:color w:themeColor="background1" w:val="FFFFFF"/>
     </w:rPr>
     <w:tblPr>
@@ -13017,6 +13662,7 @@
     </w:tcPr>
     <w:tblStylePr w:type="firstRow">
       <w:rPr>
+        <w:rFonts w:eastAsia="黑体"/>
         <w:b/>
         <w:bCs/>
       </w:rPr>
@@ -13113,6 +13759,7 @@
       <w:spacing w:after="0" w:line="240" w:lineRule="auto"/>
     </w:pPr>
     <w:rPr>
+      <w:rFonts w:eastAsia="黑体"/>
       <w:color w:themeColor="text1" w:val="000000"/>
     </w:rPr>
     <w:tblPr>
@@ -13139,6 +13786,7 @@
     </w:tcPr>
     <w:tblStylePr w:type="firstRow">
       <w:rPr>
+        <w:rFonts w:eastAsia="黑体"/>
         <w:b/>
         <w:bCs/>
       </w:rPr>
@@ -13157,6 +13805,7 @@
     </w:tblStylePr>
     <w:tblStylePr w:type="lastRow">
       <w:rPr>
+        <w:rFonts w:eastAsia="黑体"/>
         <w:b/>
         <w:bCs/>
         <w:color w:themeColor="background1" w:val="FFFFFF"/>
@@ -13171,6 +13820,7 @@
     </w:tblStylePr>
     <w:tblStylePr w:type="firstCol">
       <w:rPr>
+        <w:rFonts w:eastAsia="黑体"/>
         <w:color w:themeColor="background1" w:val="FFFFFF"/>
       </w:rPr>
       <w:tblPr/>
@@ -13188,6 +13838,7 @@
     </w:tblStylePr>
     <w:tblStylePr w:type="lastCol">
       <w:rPr>
+        <w:rFonts w:eastAsia="黑体"/>
         <w:color w:themeColor="background1" w:val="FFFFFF"/>
       </w:rPr>
       <w:tblPr/>
@@ -13217,11 +13868,13 @@
     </w:tblStylePr>
     <w:tblStylePr w:type="neCell">
       <w:rPr>
+        <w:rFonts w:eastAsia="黑体"/>
         <w:color w:themeColor="text1" w:val="000000"/>
       </w:rPr>
     </w:tblStylePr>
     <w:tblStylePr w:type="nwCell">
       <w:rPr>
+        <w:rFonts w:eastAsia="黑体"/>
         <w:color w:themeColor="text1" w:val="000000"/>
       </w:rPr>
     </w:tblStylePr>
@@ -13235,6 +13888,7 @@
       <w:spacing w:after="0" w:line="240" w:lineRule="auto"/>
     </w:pPr>
     <w:rPr>
+      <w:rFonts w:eastAsia="黑体"/>
       <w:color w:themeColor="text1" w:val="000000"/>
     </w:rPr>
     <w:tblPr>
@@ -13261,6 +13915,7 @@
     </w:tcPr>
     <w:tblStylePr w:type="firstRow">
       <w:rPr>
+        <w:rFonts w:eastAsia="黑体"/>
         <w:b/>
         <w:bCs/>
       </w:rPr>
@@ -13279,6 +13934,7 @@
     </w:tblStylePr>
     <w:tblStylePr w:type="lastRow">
       <w:rPr>
+        <w:rFonts w:eastAsia="黑体"/>
         <w:b/>
         <w:bCs/>
         <w:color w:themeColor="background1" w:val="FFFFFF"/>
@@ -13293,6 +13949,7 @@
     </w:tblStylePr>
     <w:tblStylePr w:type="firstCol">
       <w:rPr>
+        <w:rFonts w:eastAsia="黑体"/>
         <w:color w:themeColor="background1" w:val="FFFFFF"/>
       </w:rPr>
       <w:tblPr/>
@@ -13310,6 +13967,7 @@
     </w:tblStylePr>
     <w:tblStylePr w:type="lastCol">
       <w:rPr>
+        <w:rFonts w:eastAsia="黑体"/>
         <w:color w:themeColor="background1" w:val="FFFFFF"/>
       </w:rPr>
       <w:tblPr/>
@@ -13339,11 +13997,13 @@
     </w:tblStylePr>
     <w:tblStylePr w:type="neCell">
       <w:rPr>
+        <w:rFonts w:eastAsia="黑体"/>
         <w:color w:themeColor="text1" w:val="000000"/>
       </w:rPr>
     </w:tblStylePr>
     <w:tblStylePr w:type="nwCell">
       <w:rPr>
+        <w:rFonts w:eastAsia="黑体"/>
         <w:color w:themeColor="text1" w:val="000000"/>
       </w:rPr>
     </w:tblStylePr>
@@ -13357,6 +14017,7 @@
       <w:spacing w:after="0" w:line="240" w:lineRule="auto"/>
     </w:pPr>
     <w:rPr>
+      <w:rFonts w:eastAsia="黑体"/>
       <w:color w:themeColor="text1" w:val="000000"/>
     </w:rPr>
     <w:tblPr>
@@ -13383,6 +14044,7 @@
     </w:tcPr>
     <w:tblStylePr w:type="firstRow">
       <w:rPr>
+        <w:rFonts w:eastAsia="黑体"/>
         <w:b/>
         <w:bCs/>
       </w:rPr>
@@ -13401,6 +14063,7 @@
     </w:tblStylePr>
     <w:tblStylePr w:type="lastRow">
       <w:rPr>
+        <w:rFonts w:eastAsia="黑体"/>
         <w:b/>
         <w:bCs/>
         <w:color w:themeColor="background1" w:val="FFFFFF"/>
@@ -13415,6 +14078,7 @@
     </w:tblStylePr>
     <w:tblStylePr w:type="firstCol">
       <w:rPr>
+        <w:rFonts w:eastAsia="黑体"/>
         <w:color w:themeColor="background1" w:val="FFFFFF"/>
       </w:rPr>
       <w:tblPr/>
@@ -13432,6 +14096,7 @@
     </w:tblStylePr>
     <w:tblStylePr w:type="lastCol">
       <w:rPr>
+        <w:rFonts w:eastAsia="黑体"/>
         <w:color w:themeColor="background1" w:val="FFFFFF"/>
       </w:rPr>
       <w:tblPr/>
@@ -13461,11 +14126,13 @@
     </w:tblStylePr>
     <w:tblStylePr w:type="neCell">
       <w:rPr>
+        <w:rFonts w:eastAsia="黑体"/>
         <w:color w:themeColor="text1" w:val="000000"/>
       </w:rPr>
     </w:tblStylePr>
     <w:tblStylePr w:type="nwCell">
       <w:rPr>
+        <w:rFonts w:eastAsia="黑体"/>
         <w:color w:themeColor="text1" w:val="000000"/>
       </w:rPr>
     </w:tblStylePr>
@@ -13479,6 +14146,7 @@
       <w:spacing w:after="0" w:line="240" w:lineRule="auto"/>
     </w:pPr>
     <w:rPr>
+      <w:rFonts w:eastAsia="黑体"/>
       <w:color w:themeColor="text1" w:val="000000"/>
     </w:rPr>
     <w:tblPr>
@@ -13505,6 +14173,7 @@
     </w:tcPr>
     <w:tblStylePr w:type="firstRow">
       <w:rPr>
+        <w:rFonts w:eastAsia="黑体"/>
         <w:b/>
         <w:bCs/>
       </w:rPr>
@@ -13523,6 +14192,7 @@
     </w:tblStylePr>
     <w:tblStylePr w:type="lastRow">
       <w:rPr>
+        <w:rFonts w:eastAsia="黑体"/>
         <w:b/>
         <w:bCs/>
         <w:color w:themeColor="background1" w:val="FFFFFF"/>
@@ -13537,6 +14207,7 @@
     </w:tblStylePr>
     <w:tblStylePr w:type="firstCol">
       <w:rPr>
+        <w:rFonts w:eastAsia="黑体"/>
         <w:color w:themeColor="background1" w:val="FFFFFF"/>
       </w:rPr>
       <w:tblPr/>
@@ -13554,6 +14225,7 @@
     </w:tblStylePr>
     <w:tblStylePr w:type="lastCol">
       <w:rPr>
+        <w:rFonts w:eastAsia="黑体"/>
         <w:color w:themeColor="background1" w:val="FFFFFF"/>
       </w:rPr>
       <w:tblPr/>
@@ -13591,6 +14263,7 @@
       <w:spacing w:after="0" w:line="240" w:lineRule="auto"/>
     </w:pPr>
     <w:rPr>
+      <w:rFonts w:eastAsia="黑体"/>
       <w:color w:themeColor="text1" w:val="000000"/>
     </w:rPr>
     <w:tblPr>
@@ -13617,6 +14290,7 @@
     </w:tcPr>
     <w:tblStylePr w:type="firstRow">
       <w:rPr>
+        <w:rFonts w:eastAsia="黑体"/>
         <w:b/>
         <w:bCs/>
       </w:rPr>
@@ -13635,6 +14309,7 @@
     </w:tblStylePr>
     <w:tblStylePr w:type="lastRow">
       <w:rPr>
+        <w:rFonts w:eastAsia="黑体"/>
         <w:b/>
         <w:bCs/>
         <w:color w:themeColor="background1" w:val="FFFFFF"/>
@@ -13649,6 +14324,7 @@
     </w:tblStylePr>
     <w:tblStylePr w:type="firstCol">
       <w:rPr>
+        <w:rFonts w:eastAsia="黑体"/>
         <w:color w:themeColor="background1" w:val="FFFFFF"/>
       </w:rPr>
       <w:tblPr/>
@@ -13666,6 +14342,7 @@
     </w:tblStylePr>
     <w:tblStylePr w:type="lastCol">
       <w:rPr>
+        <w:rFonts w:eastAsia="黑体"/>
         <w:color w:themeColor="background1" w:val="FFFFFF"/>
       </w:rPr>
       <w:tblPr/>
@@ -13695,11 +14372,13 @@
     </w:tblStylePr>
     <w:tblStylePr w:type="neCell">
       <w:rPr>
+        <w:rFonts w:eastAsia="黑体"/>
         <w:color w:themeColor="text1" w:val="000000"/>
       </w:rPr>
     </w:tblStylePr>
     <w:tblStylePr w:type="nwCell">
       <w:rPr>
+        <w:rFonts w:eastAsia="黑体"/>
         <w:color w:themeColor="text1" w:val="000000"/>
       </w:rPr>
     </w:tblStylePr>
@@ -13713,6 +14392,7 @@
       <w:spacing w:after="0" w:line="240" w:lineRule="auto"/>
     </w:pPr>
     <w:rPr>
+      <w:rFonts w:eastAsia="黑体"/>
       <w:color w:themeColor="text1" w:val="000000"/>
     </w:rPr>
     <w:tblPr>
@@ -13739,6 +14419,7 @@
     </w:tcPr>
     <w:tblStylePr w:type="firstRow">
       <w:rPr>
+        <w:rFonts w:eastAsia="黑体"/>
         <w:b/>
         <w:bCs/>
       </w:rPr>
@@ -13757,6 +14438,7 @@
     </w:tblStylePr>
     <w:tblStylePr w:type="lastRow">
       <w:rPr>
+        <w:rFonts w:eastAsia="黑体"/>
         <w:b/>
         <w:bCs/>
         <w:color w:themeColor="background1" w:val="FFFFFF"/>
@@ -13771,6 +14453,7 @@
     </w:tblStylePr>
     <w:tblStylePr w:type="firstCol">
       <w:rPr>
+        <w:rFonts w:eastAsia="黑体"/>
         <w:color w:themeColor="background1" w:val="FFFFFF"/>
       </w:rPr>
       <w:tblPr/>
@@ -13788,6 +14471,7 @@
     </w:tblStylePr>
     <w:tblStylePr w:type="lastCol">
       <w:rPr>
+        <w:rFonts w:eastAsia="黑体"/>
         <w:color w:themeColor="background1" w:val="FFFFFF"/>
       </w:rPr>
       <w:tblPr/>
@@ -13817,11 +14501,13 @@
     </w:tblStylePr>
     <w:tblStylePr w:type="neCell">
       <w:rPr>
+        <w:rFonts w:eastAsia="黑体"/>
         <w:color w:themeColor="text1" w:val="000000"/>
       </w:rPr>
     </w:tblStylePr>
     <w:tblStylePr w:type="nwCell">
       <w:rPr>
+        <w:rFonts w:eastAsia="黑体"/>
         <w:color w:themeColor="text1" w:val="000000"/>
       </w:rPr>
     </w:tblStylePr>
@@ -13835,6 +14521,7 @@
       <w:spacing w:after="0" w:line="240" w:lineRule="auto"/>
     </w:pPr>
     <w:rPr>
+      <w:rFonts w:eastAsia="黑体"/>
       <w:color w:themeColor="text1" w:val="000000"/>
     </w:rPr>
     <w:tblPr>
@@ -13861,6 +14548,7 @@
     </w:tcPr>
     <w:tblStylePr w:type="firstRow">
       <w:rPr>
+        <w:rFonts w:eastAsia="黑体"/>
         <w:b/>
         <w:bCs/>
       </w:rPr>
@@ -13879,6 +14567,7 @@
     </w:tblStylePr>
     <w:tblStylePr w:type="lastRow">
       <w:rPr>
+        <w:rFonts w:eastAsia="黑体"/>
         <w:b/>
         <w:bCs/>
         <w:color w:themeColor="background1" w:val="FFFFFF"/>
@@ -13893,6 +14582,7 @@
     </w:tblStylePr>
     <w:tblStylePr w:type="firstCol">
       <w:rPr>
+        <w:rFonts w:eastAsia="黑体"/>
         <w:color w:themeColor="background1" w:val="FFFFFF"/>
       </w:rPr>
       <w:tblPr/>
@@ -13910,6 +14600,7 @@
     </w:tblStylePr>
     <w:tblStylePr w:type="lastCol">
       <w:rPr>
+        <w:rFonts w:eastAsia="黑体"/>
         <w:color w:themeColor="background1" w:val="FFFFFF"/>
       </w:rPr>
       <w:tblPr/>
@@ -13939,11 +14630,13 @@
     </w:tblStylePr>
     <w:tblStylePr w:type="neCell">
       <w:rPr>
+        <w:rFonts w:eastAsia="黑体"/>
         <w:color w:themeColor="text1" w:val="000000"/>
       </w:rPr>
     </w:tblStylePr>
     <w:tblStylePr w:type="nwCell">
       <w:rPr>
+        <w:rFonts w:eastAsia="黑体"/>
         <w:color w:themeColor="text1" w:val="000000"/>
       </w:rPr>
     </w:tblStylePr>
@@ -13957,6 +14650,7 @@
       <w:spacing w:after="0" w:line="240" w:lineRule="auto"/>
     </w:pPr>
     <w:rPr>
+      <w:rFonts w:eastAsia="黑体"/>
       <w:color w:themeColor="text1" w:val="000000"/>
     </w:rPr>
     <w:tblPr>
@@ -13975,6 +14669,7 @@
     </w:tcPr>
     <w:tblStylePr w:type="firstRow">
       <w:rPr>
+        <w:rFonts w:eastAsia="黑体"/>
         <w:b/>
         <w:bCs/>
         <w:color w:themeColor="background1" w:val="FFFFFF"/>
@@ -13989,6 +14684,7 @@
     </w:tblStylePr>
     <w:tblStylePr w:type="lastRow">
       <w:rPr>
+        <w:rFonts w:eastAsia="黑体"/>
         <w:b/>
         <w:bCs/>
         <w:color w:themeColor="accent2" w:themeShade="CC" w:val="9E3A38"/>
@@ -14003,12 +14699,14 @@
     </w:tblStylePr>
     <w:tblStylePr w:type="firstCol">
       <w:rPr>
+        <w:rFonts w:eastAsia="黑体"/>
         <w:b/>
         <w:bCs/>
       </w:rPr>
     </w:tblStylePr>
     <w:tblStylePr w:type="lastCol">
       <w:rPr>
+        <w:rFonts w:eastAsia="黑体"/>
         <w:b/>
         <w:bCs/>
       </w:rPr>
@@ -14043,6 +14741,7 @@
       <w:spacing w:after="0" w:line="240" w:lineRule="auto"/>
     </w:pPr>
     <w:rPr>
+      <w:rFonts w:eastAsia="黑体"/>
       <w:color w:themeColor="text1" w:val="000000"/>
     </w:rPr>
     <w:tblPr>
@@ -14061,6 +14760,7 @@
     </w:tcPr>
     <w:tblStylePr w:type="firstRow">
       <w:rPr>
+        <w:rFonts w:eastAsia="黑体"/>
         <w:b/>
         <w:bCs/>
         <w:color w:themeColor="background1" w:val="FFFFFF"/>
@@ -14075,6 +14775,7 @@
     </w:tblStylePr>
     <w:tblStylePr w:type="lastRow">
       <w:rPr>
+        <w:rFonts w:eastAsia="黑体"/>
         <w:b/>
         <w:bCs/>
         <w:color w:themeColor="accent2" w:themeShade="CC" w:val="9E3A38"/>
@@ -14089,12 +14790,14 @@
     </w:tblStylePr>
     <w:tblStylePr w:type="firstCol">
       <w:rPr>
+        <w:rFonts w:eastAsia="黑体"/>
         <w:b/>
         <w:bCs/>
       </w:rPr>
     </w:tblStylePr>
     <w:tblStylePr w:type="lastCol">
       <w:rPr>
+        <w:rFonts w:eastAsia="黑体"/>
         <w:b/>
         <w:bCs/>
       </w:rPr>
@@ -14129,6 +14832,7 @@
       <w:spacing w:after="0" w:line="240" w:lineRule="auto"/>
     </w:pPr>
     <w:rPr>
+      <w:rFonts w:eastAsia="黑体"/>
       <w:color w:themeColor="text1" w:val="000000"/>
     </w:rPr>
     <w:tblPr>
@@ -14147,6 +14851,7 @@
     </w:tcPr>
     <w:tblStylePr w:type="firstRow">
       <w:rPr>
+        <w:rFonts w:eastAsia="黑体"/>
         <w:b/>
         <w:bCs/>
         <w:color w:themeColor="background1" w:val="FFFFFF"/>
@@ -14161,6 +14866,7 @@
     </w:tblStylePr>
     <w:tblStylePr w:type="lastRow">
       <w:rPr>
+        <w:rFonts w:eastAsia="黑体"/>
         <w:b/>
         <w:bCs/>
         <w:color w:themeColor="accent2" w:themeShade="CC" w:val="9E3A38"/>
@@ -14175,12 +14881,14 @@
     </w:tblStylePr>
     <w:tblStylePr w:type="firstCol">
       <w:rPr>
+        <w:rFonts w:eastAsia="黑体"/>
         <w:b/>
         <w:bCs/>
       </w:rPr>
     </w:tblStylePr>
     <w:tblStylePr w:type="lastCol">
       <w:rPr>
+        <w:rFonts w:eastAsia="黑体"/>
         <w:b/>
         <w:bCs/>
       </w:rPr>
@@ -14215,6 +14923,7 @@
       <w:spacing w:after="0" w:line="240" w:lineRule="auto"/>
     </w:pPr>
     <w:rPr>
+      <w:rFonts w:eastAsia="黑体"/>
       <w:color w:themeColor="text1" w:val="000000"/>
     </w:rPr>
     <w:tblPr>
@@ -14233,6 +14942,7 @@
     </w:tcPr>
     <w:tblStylePr w:type="firstRow">
       <w:rPr>
+        <w:rFonts w:eastAsia="黑体"/>
         <w:b/>
         <w:bCs/>
         <w:color w:themeColor="background1" w:val="FFFFFF"/>
@@ -14247,6 +14957,7 @@
     </w:tblStylePr>
     <w:tblStylePr w:type="lastRow">
       <w:rPr>
+        <w:rFonts w:eastAsia="黑体"/>
         <w:b/>
         <w:bCs/>
         <w:color w:themeColor="accent4" w:themeShade="CC" w:val="664E82"/>
@@ -14261,12 +14972,14 @@
     </w:tblStylePr>
     <w:tblStylePr w:type="firstCol">
       <w:rPr>
+        <w:rFonts w:eastAsia="黑体"/>
         <w:b/>
         <w:bCs/>
       </w:rPr>
     </w:tblStylePr>
     <w:tblStylePr w:type="lastCol">
       <w:rPr>
+        <w:rFonts w:eastAsia="黑体"/>
         <w:b/>
         <w:bCs/>
       </w:rPr>
@@ -14301,6 +15014,7 @@
       <w:spacing w:after="0" w:line="240" w:lineRule="auto"/>
     </w:pPr>
     <w:rPr>
+      <w:rFonts w:eastAsia="黑体"/>
       <w:color w:themeColor="text1" w:val="000000"/>
     </w:rPr>
     <w:tblPr>
@@ -14319,6 +15033,7 @@
     </w:tcPr>
     <w:tblStylePr w:type="firstRow">
       <w:rPr>
+        <w:rFonts w:eastAsia="黑体"/>
         <w:b/>
         <w:bCs/>
         <w:color w:themeColor="background1" w:val="FFFFFF"/>
@@ -14333,6 +15048,7 @@
     </w:tblStylePr>
     <w:tblStylePr w:type="lastRow">
       <w:rPr>
+        <w:rFonts w:eastAsia="黑体"/>
         <w:b/>
         <w:bCs/>
         <w:color w:themeColor="accent3" w:themeShade="CC" w:val="7E9C40"/>
@@ -14347,12 +15063,14 @@
     </w:tblStylePr>
     <w:tblStylePr w:type="firstCol">
       <w:rPr>
+        <w:rFonts w:eastAsia="黑体"/>
         <w:b/>
         <w:bCs/>
       </w:rPr>
     </w:tblStylePr>
     <w:tblStylePr w:type="lastCol">
       <w:rPr>
+        <w:rFonts w:eastAsia="黑体"/>
         <w:b/>
         <w:bCs/>
       </w:rPr>
@@ -14387,6 +15105,7 @@
       <w:spacing w:after="0" w:line="240" w:lineRule="auto"/>
     </w:pPr>
     <w:rPr>
+      <w:rFonts w:eastAsia="黑体"/>
       <w:color w:themeColor="text1" w:val="000000"/>
     </w:rPr>
     <w:tblPr>
@@ -14405,6 +15124,7 @@
     </w:tcPr>
     <w:tblStylePr w:type="firstRow">
       <w:rPr>
+        <w:rFonts w:eastAsia="黑体"/>
         <w:b/>
         <w:bCs/>
         <w:color w:themeColor="background1" w:val="FFFFFF"/>
@@ -14419,6 +15139,7 @@
     </w:tblStylePr>
     <w:tblStylePr w:type="lastRow">
       <w:rPr>
+        <w:rFonts w:eastAsia="黑体"/>
         <w:b/>
         <w:bCs/>
         <w:color w:themeColor="accent6" w:themeShade="CC" w:val="F2730A"/>
@@ -14433,12 +15154,14 @@
     </w:tblStylePr>
     <w:tblStylePr w:type="firstCol">
       <w:rPr>
+        <w:rFonts w:eastAsia="黑体"/>
         <w:b/>
         <w:bCs/>
       </w:rPr>
     </w:tblStylePr>
     <w:tblStylePr w:type="lastCol">
       <w:rPr>
+        <w:rFonts w:eastAsia="黑体"/>
         <w:b/>
         <w:bCs/>
       </w:rPr>
@@ -14473,6 +15196,7 @@
       <w:spacing w:after="0" w:line="240" w:lineRule="auto"/>
     </w:pPr>
     <w:rPr>
+      <w:rFonts w:eastAsia="黑体"/>
       <w:color w:themeColor="text1" w:val="000000"/>
     </w:rPr>
     <w:tblPr>
@@ -14491,6 +15215,7 @@
     </w:tcPr>
     <w:tblStylePr w:type="firstRow">
       <w:rPr>
+        <w:rFonts w:eastAsia="黑体"/>
         <w:b/>
         <w:bCs/>
         <w:color w:themeColor="background1" w:val="FFFFFF"/>
@@ -14505,6 +15230,7 @@
     </w:tblStylePr>
     <w:tblStylePr w:type="lastRow">
       <w:rPr>
+        <w:rFonts w:eastAsia="黑体"/>
         <w:b/>
         <w:bCs/>
         <w:color w:themeColor="accent5" w:themeShade="CC" w:val="348DA5"/>
@@ -14519,12 +15245,14 @@
     </w:tblStylePr>
     <w:tblStylePr w:type="firstCol">
       <w:rPr>
+        <w:rFonts w:eastAsia="黑体"/>
         <w:b/>
         <w:bCs/>
       </w:rPr>
     </w:tblStylePr>
     <w:tblStylePr w:type="lastCol">
       <w:rPr>
+        <w:rFonts w:eastAsia="黑体"/>
         <w:b/>
         <w:bCs/>
       </w:rPr>
@@ -14559,6 +15287,7 @@
       <w:spacing w:after="0" w:line="240" w:lineRule="auto"/>
     </w:pPr>
     <w:rPr>
+      <w:rFonts w:eastAsia="黑体"/>
       <w:color w:themeColor="text1" w:val="000000"/>
     </w:rPr>
     <w:tblPr>
@@ -14580,6 +15309,7 @@
     </w:tcPr>
     <w:tblStylePr w:type="firstRow">
       <w:rPr>
+        <w:rFonts w:eastAsia="黑体"/>
         <w:b/>
         <w:bCs/>
       </w:rPr>
@@ -14590,6 +15320,7 @@
     </w:tblStylePr>
     <w:tblStylePr w:type="lastRow">
       <w:rPr>
+        <w:rFonts w:eastAsia="黑体"/>
         <w:b/>
         <w:bCs/>
         <w:color w:themeColor="text1" w:val="000000"/>
@@ -14601,6 +15332,7 @@
     </w:tblStylePr>
     <w:tblStylePr w:type="firstCol">
       <w:rPr>
+        <w:rFonts w:eastAsia="黑体"/>
         <w:color w:themeColor="background1" w:val="FFFFFF"/>
       </w:rPr>
       <w:tblPr/>
@@ -14610,6 +15342,7 @@
     </w:tblStylePr>
     <w:tblStylePr w:type="lastCol">
       <w:rPr>
+        <w:rFonts w:eastAsia="黑体"/>
         <w:color w:themeColor="background1" w:val="FFFFFF"/>
       </w:rPr>
       <w:tblPr/>
@@ -14639,6 +15372,7 @@
       <w:spacing w:after="0" w:line="240" w:lineRule="auto"/>
     </w:pPr>
     <w:rPr>
+      <w:rFonts w:eastAsia="黑体"/>
       <w:color w:themeColor="text1" w:val="000000"/>
     </w:rPr>
     <w:tblPr>
@@ -14660,6 +15394,7 @@
     </w:tcPr>
     <w:tblStylePr w:type="firstRow">
       <w:rPr>
+        <w:rFonts w:eastAsia="黑体"/>
         <w:b/>
         <w:bCs/>
       </w:rPr>
@@ -14670,6 +15405,7 @@
     </w:tblStylePr>
     <w:tblStylePr w:type="lastRow">
       <w:rPr>
+        <w:rFonts w:eastAsia="黑体"/>
         <w:b/>
         <w:bCs/>
         <w:color w:themeColor="text1" w:val="000000"/>
@@ -14681,6 +15417,7 @@
     </w:tblStylePr>
     <w:tblStylePr w:type="firstCol">
       <w:rPr>
+        <w:rFonts w:eastAsia="黑体"/>
         <w:color w:themeColor="background1" w:val="FFFFFF"/>
       </w:rPr>
       <w:tblPr/>
@@ -14690,6 +15427,7 @@
     </w:tblStylePr>
     <w:tblStylePr w:type="lastCol">
       <w:rPr>
+        <w:rFonts w:eastAsia="黑体"/>
         <w:color w:themeColor="background1" w:val="FFFFFF"/>
       </w:rPr>
       <w:tblPr/>
@@ -14719,6 +15457,7 @@
       <w:spacing w:after="0" w:line="240" w:lineRule="auto"/>
     </w:pPr>
     <w:rPr>
+      <w:rFonts w:eastAsia="黑体"/>
       <w:color w:themeColor="text1" w:val="000000"/>
     </w:rPr>
     <w:tblPr>
@@ -14740,6 +15479,7 @@
     </w:tcPr>
     <w:tblStylePr w:type="firstRow">
       <w:rPr>
+        <w:rFonts w:eastAsia="黑体"/>
         <w:b/>
         <w:bCs/>
       </w:rPr>
@@ -14750,6 +15490,7 @@
     </w:tblStylePr>
     <w:tblStylePr w:type="lastRow">
       <w:rPr>
+        <w:rFonts w:eastAsia="黑体"/>
         <w:b/>
         <w:bCs/>
         <w:color w:themeColor="text1" w:val="000000"/>
@@ -14761,6 +15502,7 @@
     </w:tblStylePr>
     <w:tblStylePr w:type="firstCol">
       <w:rPr>
+        <w:rFonts w:eastAsia="黑体"/>
         <w:color w:themeColor="background1" w:val="FFFFFF"/>
       </w:rPr>
       <w:tblPr/>
@@ -14770,6 +15512,7 @@
     </w:tblStylePr>
     <w:tblStylePr w:type="lastCol">
       <w:rPr>
+        <w:rFonts w:eastAsia="黑体"/>
         <w:color w:themeColor="background1" w:val="FFFFFF"/>
       </w:rPr>
       <w:tblPr/>
@@ -14799,6 +15542,7 @@
       <w:spacing w:after="0" w:line="240" w:lineRule="auto"/>
     </w:pPr>
     <w:rPr>
+      <w:rFonts w:eastAsia="黑体"/>
       <w:color w:themeColor="text1" w:val="000000"/>
     </w:rPr>
     <w:tblPr>
@@ -14820,6 +15564,7 @@
     </w:tcPr>
     <w:tblStylePr w:type="firstRow">
       <w:rPr>
+        <w:rFonts w:eastAsia="黑体"/>
         <w:b/>
         <w:bCs/>
       </w:rPr>
@@ -14830,6 +15575,7 @@
     </w:tblStylePr>
     <w:tblStylePr w:type="lastRow">
       <w:rPr>
+        <w:rFonts w:eastAsia="黑体"/>
         <w:b/>
         <w:bCs/>
         <w:color w:themeColor="text1" w:val="000000"/>
@@ -14841,6 +15587,7 @@
     </w:tblStylePr>
     <w:tblStylePr w:type="firstCol">
       <w:rPr>
+        <w:rFonts w:eastAsia="黑体"/>
         <w:color w:themeColor="background1" w:val="FFFFFF"/>
       </w:rPr>
       <w:tblPr/>
@@ -14850,6 +15597,7 @@
     </w:tblStylePr>
     <w:tblStylePr w:type="lastCol">
       <w:rPr>
+        <w:rFonts w:eastAsia="黑体"/>
         <w:color w:themeColor="background1" w:val="FFFFFF"/>
       </w:rPr>
       <w:tblPr/>
@@ -14879,6 +15627,7 @@
       <w:spacing w:after="0" w:line="240" w:lineRule="auto"/>
     </w:pPr>
     <w:rPr>
+      <w:rFonts w:eastAsia="黑体"/>
       <w:color w:themeColor="text1" w:val="000000"/>
     </w:rPr>
     <w:tblPr>
@@ -14900,6 +15649,7 @@
     </w:tcPr>
     <w:tblStylePr w:type="firstRow">
       <w:rPr>
+        <w:rFonts w:eastAsia="黑体"/>
         <w:b/>
         <w:bCs/>
       </w:rPr>
@@ -14910,6 +15660,7 @@
     </w:tblStylePr>
     <w:tblStylePr w:type="lastRow">
       <w:rPr>
+        <w:rFonts w:eastAsia="黑体"/>
         <w:b/>
         <w:bCs/>
         <w:color w:themeColor="text1" w:val="000000"/>
@@ -14921,6 +15672,7 @@
     </w:tblStylePr>
     <w:tblStylePr w:type="firstCol">
       <w:rPr>
+        <w:rFonts w:eastAsia="黑体"/>
         <w:color w:themeColor="background1" w:val="FFFFFF"/>
       </w:rPr>
       <w:tblPr/>
@@ -14930,6 +15682,7 @@
     </w:tblStylePr>
     <w:tblStylePr w:type="lastCol">
       <w:rPr>
+        <w:rFonts w:eastAsia="黑体"/>
         <w:color w:themeColor="background1" w:val="FFFFFF"/>
       </w:rPr>
       <w:tblPr/>
@@ -14959,6 +15712,7 @@
       <w:spacing w:after="0" w:line="240" w:lineRule="auto"/>
     </w:pPr>
     <w:rPr>
+      <w:rFonts w:eastAsia="黑体"/>
       <w:color w:themeColor="text1" w:val="000000"/>
     </w:rPr>
     <w:tblPr>
@@ -14980,6 +15734,7 @@
     </w:tcPr>
     <w:tblStylePr w:type="firstRow">
       <w:rPr>
+        <w:rFonts w:eastAsia="黑体"/>
         <w:b/>
         <w:bCs/>
       </w:rPr>
@@ -14990,6 +15745,7 @@
     </w:tblStylePr>
     <w:tblStylePr w:type="lastRow">
       <w:rPr>
+        <w:rFonts w:eastAsia="黑体"/>
         <w:b/>
         <w:bCs/>
         <w:color w:themeColor="text1" w:val="000000"/>
@@ -15001,6 +15757,7 @@
     </w:tblStylePr>
     <w:tblStylePr w:type="firstCol">
       <w:rPr>
+        <w:rFonts w:eastAsia="黑体"/>
         <w:color w:themeColor="background1" w:val="FFFFFF"/>
       </w:rPr>
       <w:tblPr/>
@@ -15010,6 +15767,7 @@
     </w:tblStylePr>
     <w:tblStylePr w:type="lastCol">
       <w:rPr>
+        <w:rFonts w:eastAsia="黑体"/>
         <w:color w:themeColor="background1" w:val="FFFFFF"/>
       </w:rPr>
       <w:tblPr/>
@@ -15039,6 +15797,7 @@
       <w:spacing w:after="0" w:line="240" w:lineRule="auto"/>
     </w:pPr>
     <w:rPr>
+      <w:rFonts w:eastAsia="黑体"/>
       <w:color w:themeColor="text1" w:val="000000"/>
     </w:rPr>
     <w:tblPr>
@@ -15060,6 +15819,7 @@
     </w:tcPr>
     <w:tblStylePr w:type="firstRow">
       <w:rPr>
+        <w:rFonts w:eastAsia="黑体"/>
         <w:b/>
         <w:bCs/>
       </w:rPr>
@@ -15070,6 +15830,7 @@
     </w:tblStylePr>
     <w:tblStylePr w:type="lastRow">
       <w:rPr>
+        <w:rFonts w:eastAsia="黑体"/>
         <w:b/>
         <w:bCs/>
         <w:color w:themeColor="text1" w:val="000000"/>
@@ -15081,6 +15842,7 @@
     </w:tblStylePr>
     <w:tblStylePr w:type="firstCol">
       <w:rPr>
+        <w:rFonts w:eastAsia="黑体"/>
         <w:color w:themeColor="background1" w:val="FFFFFF"/>
       </w:rPr>
       <w:tblPr/>
@@ -15090,6 +15852,7 @@
     </w:tblStylePr>
     <w:tblStylePr w:type="lastCol">
       <w:rPr>
+        <w:rFonts w:eastAsia="黑体"/>
         <w:color w:themeColor="background1" w:val="FFFFFF"/>
       </w:rPr>
       <w:tblPr/>
@@ -15122,6 +15885,7 @@
     <w:name w:val="KeywordTok"/>
     <w:basedOn w:val="VerbatimChar"/>
     <w:rPr>
+      <w:rFonts w:eastAsia="黑体"/>
       <w:b/>
       <w:color w:val="007020"/>
     </w:rPr>
@@ -15130,6 +15894,7 @@
     <w:name w:val="DataTypeTok"/>
     <w:basedOn w:val="VerbatimChar"/>
     <w:rPr>
+      <w:rFonts w:eastAsia="黑体"/>
       <w:color w:val="902000"/>
     </w:rPr>
   </w:style>
@@ -15137,6 +15902,7 @@
     <w:name w:val="DecValTok"/>
     <w:basedOn w:val="VerbatimChar"/>
     <w:rPr>
+      <w:rFonts w:eastAsia="黑体"/>
       <w:color w:val="40a070"/>
     </w:rPr>
   </w:style>
@@ -15144,6 +15910,7 @@
     <w:name w:val="BaseNTok"/>
     <w:basedOn w:val="VerbatimChar"/>
     <w:rPr>
+      <w:rFonts w:eastAsia="黑体"/>
       <w:color w:val="40a070"/>
     </w:rPr>
   </w:style>
@@ -15151,6 +15918,7 @@
     <w:name w:val="FloatTok"/>
     <w:basedOn w:val="VerbatimChar"/>
     <w:rPr>
+      <w:rFonts w:eastAsia="黑体"/>
       <w:color w:val="40a070"/>
     </w:rPr>
   </w:style>
@@ -15158,6 +15926,7 @@
     <w:name w:val="ConstantTok"/>
     <w:basedOn w:val="VerbatimChar"/>
     <w:rPr>
+      <w:rFonts w:eastAsia="黑体"/>
       <w:color w:val="880000"/>
     </w:rPr>
   </w:style>
@@ -15165,6 +15934,7 @@
     <w:name w:val="CharTok"/>
     <w:basedOn w:val="VerbatimChar"/>
     <w:rPr>
+      <w:rFonts w:eastAsia="黑体"/>
       <w:color w:val="4070a0"/>
     </w:rPr>
   </w:style>
@@ -15172,6 +15942,7 @@
     <w:name w:val="SpecialCharTok"/>
     <w:basedOn w:val="VerbatimChar"/>
     <w:rPr>
+      <w:rFonts w:eastAsia="黑体"/>
       <w:color w:val="4070a0"/>
     </w:rPr>
   </w:style>
@@ -15179,6 +15950,7 @@
     <w:name w:val="StringTok"/>
     <w:basedOn w:val="VerbatimChar"/>
     <w:rPr>
+      <w:rFonts w:eastAsia="黑体"/>
       <w:color w:val="4070a0"/>
     </w:rPr>
   </w:style>
@@ -15186,6 +15958,7 @@
     <w:name w:val="VerbatimStringTok"/>
     <w:basedOn w:val="VerbatimChar"/>
     <w:rPr>
+      <w:rFonts w:eastAsia="黑体"/>
       <w:color w:val="4070a0"/>
     </w:rPr>
   </w:style>
@@ -15193,6 +15966,7 @@
     <w:name w:val="SpecialStringTok"/>
     <w:basedOn w:val="VerbatimChar"/>
     <w:rPr>
+      <w:rFonts w:eastAsia="黑体"/>
       <w:color w:val="bb6688"/>
     </w:rPr>
   </w:style>
@@ -15200,6 +15974,7 @@
     <w:name w:val="ImportTok"/>
     <w:basedOn w:val="VerbatimChar"/>
     <w:rPr>
+      <w:rFonts w:eastAsia="黑体"/>
       <w:b/>
       <w:color w:val="008000"/>
     </w:rPr>
@@ -15208,6 +15983,7 @@
     <w:name w:val="CommentTok"/>
     <w:basedOn w:val="VerbatimChar"/>
     <w:rPr>
+      <w:rFonts w:eastAsia="黑体"/>
       <w:i/>
       <w:color w:val="60a0b0"/>
     </w:rPr>
@@ -15216,6 +15992,7 @@
     <w:name w:val="DocumentationTok"/>
     <w:basedOn w:val="VerbatimChar"/>
     <w:rPr>
+      <w:rFonts w:eastAsia="黑体"/>
       <w:i/>
       <w:color w:val="ba2121"/>
     </w:rPr>
@@ -15224,6 +16001,7 @@
     <w:name w:val="AnnotationTok"/>
     <w:basedOn w:val="VerbatimChar"/>
     <w:rPr>
+      <w:rFonts w:eastAsia="黑体"/>
       <w:b/>
       <w:i/>
       <w:color w:val="60a0b0"/>
@@ -15233,6 +16011,7 @@
     <w:name w:val="CommentVarTok"/>
     <w:basedOn w:val="VerbatimChar"/>
     <w:rPr>
+      <w:rFonts w:eastAsia="黑体"/>
       <w:b/>
       <w:i/>
       <w:color w:val="60a0b0"/>
@@ -15242,6 +16021,7 @@
     <w:name w:val="OtherTok"/>
     <w:basedOn w:val="VerbatimChar"/>
     <w:rPr>
+      <w:rFonts w:eastAsia="黑体"/>
       <w:color w:val="007020"/>
     </w:rPr>
   </w:style>
@@ -15249,6 +16029,7 @@
     <w:name w:val="FunctionTok"/>
     <w:basedOn w:val="VerbatimChar"/>
     <w:rPr>
+      <w:rFonts w:eastAsia="黑体"/>
       <w:color w:val="06287e"/>
     </w:rPr>
   </w:style>
@@ -15256,6 +16037,7 @@
     <w:name w:val="VariableTok"/>
     <w:basedOn w:val="VerbatimChar"/>
     <w:rPr>
+      <w:rFonts w:eastAsia="黑体"/>
       <w:color w:val="19177c"/>
     </w:rPr>
   </w:style>
@@ -15263,6 +16045,7 @@
     <w:name w:val="ControlFlowTok"/>
     <w:basedOn w:val="VerbatimChar"/>
     <w:rPr>
+      <w:rFonts w:eastAsia="黑体"/>
       <w:b/>
       <w:color w:val="007020"/>
     </w:rPr>
@@ -15271,6 +16054,7 @@
     <w:name w:val="OperatorTok"/>
     <w:basedOn w:val="VerbatimChar"/>
     <w:rPr>
+      <w:rFonts w:eastAsia="黑体"/>
       <w:color w:val="666666"/>
     </w:rPr>
   </w:style>
@@ -15278,18 +16062,22 @@
     <w:name w:val="BuiltInTok"/>
     <w:basedOn w:val="VerbatimChar"/>
     <w:rPr>
+      <w:rFonts w:eastAsia="黑体"/>
       <w:color w:val="008000"/>
     </w:rPr>
   </w:style>
   <w:style w:type="character" w:customStyle="1" w:styleId="ExtensionTok">
     <w:name w:val="ExtensionTok"/>
     <w:basedOn w:val="VerbatimChar"/>
-    <w:rPr/>
+    <w:rPr>
+      <w:rFonts w:eastAsia="黑体"/>
+    </w:rPr>
   </w:style>
   <w:style w:type="character" w:customStyle="1" w:styleId="PreprocessorTok">
     <w:name w:val="PreprocessorTok"/>
     <w:basedOn w:val="VerbatimChar"/>
     <w:rPr>
+      <w:rFonts w:eastAsia="黑体"/>
       <w:color w:val="bc7a00"/>
     </w:rPr>
   </w:style>
@@ -15297,18 +16085,22 @@
     <w:name w:val="AttributeTok"/>
     <w:basedOn w:val="VerbatimChar"/>
     <w:rPr>
+      <w:rFonts w:eastAsia="黑体"/>
       <w:color w:val="7d9029"/>
     </w:rPr>
   </w:style>
   <w:style w:type="character" w:customStyle="1" w:styleId="RegionMarkerTok">
     <w:name w:val="RegionMarkerTok"/>
     <w:basedOn w:val="VerbatimChar"/>
-    <w:rPr/>
+    <w:rPr>
+      <w:rFonts w:eastAsia="黑体"/>
+    </w:rPr>
   </w:style>
   <w:style w:type="character" w:customStyle="1" w:styleId="InformationTok">
     <w:name w:val="InformationTok"/>
     <w:basedOn w:val="VerbatimChar"/>
     <w:rPr>
+      <w:rFonts w:eastAsia="黑体"/>
       <w:b/>
       <w:i/>
       <w:color w:val="60a0b0"/>
@@ -15318,6 +16110,7 @@
     <w:name w:val="WarningTok"/>
     <w:basedOn w:val="VerbatimChar"/>
     <w:rPr>
+      <w:rFonts w:eastAsia="黑体"/>
       <w:b/>
       <w:i/>
       <w:color w:val="60a0b0"/>
@@ -15327,6 +16120,7 @@
     <w:name w:val="AlertTok"/>
     <w:basedOn w:val="VerbatimChar"/>
     <w:rPr>
+      <w:rFonts w:eastAsia="黑体"/>
       <w:b/>
       <w:color w:val="ff0000"/>
     </w:rPr>
@@ -15335,6 +16129,7 @@
     <w:name w:val="ErrorTok"/>
     <w:basedOn w:val="VerbatimChar"/>
     <w:rPr>
+      <w:rFonts w:eastAsia="黑体"/>
       <w:b/>
       <w:color w:val="ff0000"/>
     </w:rPr>
@@ -15342,7 +16137,9 @@
   <w:style w:type="character" w:customStyle="1" w:styleId="NormalTok">
     <w:name w:val="NormalTok"/>
     <w:basedOn w:val="VerbatimChar"/>
-    <w:rPr/>
+    <w:rPr>
+      <w:rFonts w:eastAsia="黑体"/>
+    </w:rPr>
   </w:style>
 </w:styles>
 </file>
@@ -15391,12 +16188,12 @@
     <a:fontScheme name="Office">
       <a:majorFont>
         <a:latin typeface="Calibri"/>
-        <a:ea typeface=""/>
+        <a:ea typeface="黑体"/>
         <a:cs typeface=""/>
         <a:font script="Jpan" typeface="ＭＳ ゴシック"/>
         <a:font script="Hang" typeface="맑은 고딕"/>
-        <a:font script="Hans" typeface="宋体"/>
-        <a:font script="Hant" typeface="新細明體"/>
+        <a:font script="Hans" typeface="黑体"/>
+        <a:font script="Hant" typeface="黑体"/>
         <a:font script="Arab" typeface="Times New Roman"/>
         <a:font script="Hebr" typeface="Times New Roman"/>
         <a:font script="Thai" typeface="Angsana New"/>
@@ -15426,12 +16223,12 @@
       </a:majorFont>
       <a:minorFont>
         <a:latin typeface="Cambria"/>
-        <a:ea typeface=""/>
+        <a:ea typeface="黑体"/>
         <a:cs typeface=""/>
         <a:font script="Jpan" typeface="ＭＳ 明朝"/>
         <a:font script="Hang" typeface="맑은 고딕"/>
-        <a:font script="Hans" typeface="宋体"/>
-        <a:font script="Hant" typeface="新細明體"/>
+        <a:font script="Hans" typeface="黑体"/>
+        <a:font script="Hant" typeface="黑体"/>
         <a:font script="Arab" typeface="Arial"/>
         <a:font script="Hebr" typeface="Arial"/>
         <a:font script="Thai" typeface="Cordia New"/>

--- a/06-转换电路/01-模数转换ADC/Sigma-Delta型ADC电路/Sigma-Delta型ADC电路.docx
+++ b/06-转换电路/01-模数转换ADC/Sigma-Delta型ADC电路/Sigma-Delta型ADC电路.docx
@@ -3114,7 +3114,7 @@
           <w:color w:val="555555"/>
           <w:sz w:val="21"/>
         </w:rPr>
-        <w:t>材料收集者：杜文杰，WX手机：19519196569，QQ:3478827729</w:t>
+        <w:t>材料收集者：杜文杰，微信/手机：19519196569，QQ:3478827729</w:t>
       </w:r>
     </w:p>
     <w:sectPr>
